--- a/Revue_EIES_WCAG_Dr_IBRAHIMA_DIALLO/2_Chap9_13_18_Climat_Ecosystemes_Plaintes/Chap9-13-18_SUIVI_MODIFICATIONS_Dr_IBRAHIMA_DIALLO.docx
+++ b/Revue_EIES_WCAG_Dr_IBRAHIMA_DIALLO/2_Chap9_13_18_Climat_Ecosystemes_Plaintes/Chap9-13-18_SUIVI_MODIFICATIONS_Dr_IBRAHIMA_DIALLO.docx
@@ -82,7 +82,7 @@
         </w:rPr>
         <w:t xml:space="preserve">Face au changement climatique, deux types d’actions sont possibles : l’atténuation et l’adaptation</w:t>
       </w:r>
-      <w:ins w:id="90001" w:author="Dr IBRAHIMA DIALLO" w:date="2026-08-17T12:00:00Z">
+      <w:ins w:id="90001" w:author="Dr IBRAHIMA DIALLO" w:date="2026-08-17T13:00:00Z">
         <w:r>
           <w:rPr>
             <w:rFonts w:ascii="Arial" w:eastAsia="Times New Roman" w:hAnsi="Arial" w:cs="Arial"/>
@@ -318,6 +318,7 @@
         <w:spacing w:after="0" w:line="276" w:lineRule="auto"/>
         <w:jc w:val="both"/>
         <w:rPr>
+          <w:del w:id="3" w:author="Ismael SAMBY" w:date="2026-07-17T15:08:00Z"/>
           <w:rFonts w:ascii="Arial" w:eastAsia="Times New Roman" w:hAnsi="Arial" w:cs="Arial"/>
           <w:kern w:val="0"/>
           <w:sz w:val="21"/>
@@ -333,6 +334,18 @@
         </w:rPr>
         <w:t xml:space="preserve">C’est dans cette logique que s’inscrit le présent chapitre sur les mesures et initiatives d’adaptation pour les grands projets structurants, notamment le projet d’usine d’alumine à Dobali, porté par la Société WCAG dans la sous-préfecture de Kafarandé, préfecture de Boké. Pour un projet de cette envergure, il est crucial d’analyser les risques climatiques liés à ses installations et à sa zone d’implantation, afin d’anticiper les vulnérabilités et de renforcer sa résilience face aux aléas futurs.</w:t>
       </w:r>
+    </w:p>
+    <w:p>
+      <w:pPr>
+        <w:spacing w:after="0" w:line="276" w:lineRule="auto"/>
+        <w:jc w:val="both"/>
+        <w:rPr>
+          <w:rFonts w:ascii="Arial" w:eastAsia="Times New Roman" w:hAnsi="Arial" w:cs="Arial"/>
+          <w:kern w:val="0"/>
+          <w:sz w:val="21"/>
+          <w:szCs w:val="21"/>
+        </w:rPr>
+      </w:pPr>
     </w:p>
     <w:p>
       <w:pPr>
@@ -535,7 +548,81 @@
           <w:sz w:val="21"/>
           <w:szCs w:val="21"/>
         </w:rPr>
-        <w:t xml:space="preserve">Comprenant principalement la raffinerie d’alumine, au cœur des activités, comprendra également plusieurs installations auxiliaires indispensables au fonctionnement du site, qui comprend :</w:t>
+        <w:t xml:space="preserve">Comprenant principalement la raffinerie d’alumine, au cœur des activités, comprendra également plusieurs installations auxiliaires indispensables au fonctionnement du site</w:t>
+      </w:r>
+      <w:ins w:id="8" w:author="Ismael SAMBY" w:date="2026-07-17T12:36:00Z">
+        <w:r>
+          <w:rPr>
+            <w:rFonts w:ascii="Arial" w:eastAsia="Arial" w:hAnsi="Arial" w:cs="Arial"/>
+            <w:kern w:val="0"/>
+            <w:sz w:val="21"/>
+            <w:szCs w:val="21"/>
+          </w:rPr>
+          <w:t>,</w:t>
+        </w:r>
+      </w:ins>
+      <w:del w:id="9" w:author="Ismael SAMBY" w:date="2026-07-17T12:36:00Z">
+        <w:r>
+          <w:rPr>
+            <w:rFonts w:ascii="Arial" w:eastAsia="Arial" w:hAnsi="Arial" w:cs="Arial"/>
+            <w:kern w:val="0"/>
+            <w:sz w:val="21"/>
+            <w:szCs w:val="21"/>
+          </w:rPr>
+          <w:delText>.</w:delText>
+        </w:r>
+      </w:del>
+      <w:r>
+        <w:rPr>
+          <w:rFonts w:ascii="Arial" w:eastAsia="Arial" w:hAnsi="Arial" w:cs="Arial"/>
+          <w:kern w:val="0"/>
+          <w:sz w:val="21"/>
+          <w:szCs w:val="21"/>
+        </w:rPr>
+        <w:t xml:space="preserve"> </w:t>
+      </w:r>
+      <w:commentRangeStart w:id="10"/>
+      <w:del w:id="11" w:author="Ismael SAMBY" w:date="2026-07-17T12:36:00Z">
+        <w:r>
+          <w:rPr>
+            <w:rFonts w:ascii="Arial" w:eastAsia="Arial" w:hAnsi="Arial" w:cs="Arial"/>
+            <w:kern w:val="0"/>
+            <w:sz w:val="21"/>
+            <w:szCs w:val="21"/>
+          </w:rPr>
+          <w:delText>Parmi celles-ci</w:delText>
+        </w:r>
+      </w:del>
+      <w:ins w:id="12" w:author="Ismael SAMBY" w:date="2026-07-17T12:36:00Z">
+        <w:r>
+          <w:rPr>
+            <w:rFonts w:ascii="Arial" w:eastAsia="Arial" w:hAnsi="Arial" w:cs="Arial"/>
+            <w:kern w:val="0"/>
+            <w:sz w:val="21"/>
+            <w:szCs w:val="21"/>
+          </w:rPr>
+          <w:t>qui comprend</w:t>
+        </w:r>
+      </w:ins>
+      <w:r>
+        <w:rPr>
+          <w:rFonts w:ascii="Arial" w:eastAsia="Arial" w:hAnsi="Arial" w:cs="Arial"/>
+          <w:kern w:val="0"/>
+          <w:sz w:val="21"/>
+          <w:szCs w:val="21"/>
+        </w:rPr>
+        <w:t xml:space="preserve"> :</w:t>
+      </w:r>
+      <w:commentRangeEnd w:id="10"/>
+      <w:r>
+        <w:rPr>
+          <w:rStyle w:val="Marquedecommentaire"/>
+          <w:rFonts w:ascii="Arial" w:eastAsia="Arial" w:hAnsi="Arial" w:cs="Arial"/>
+          <w:kern w:val="0"/>
+          <w:sz w:val="21"/>
+          <w:szCs w:val="21"/>
+        </w:rPr>
+        <w:commentReference w:id="10"/>
       </w:r>
     </w:p>
     <w:p>
@@ -852,9 +939,19 @@
           <w:sz w:val="21"/>
           <w:szCs w:val="21"/>
         </w:rPr>
-        <w:t xml:space="preserve">L’intensification des précipitations entraînant des risques de rupture des digues au niveau du parc à boues rouges</w:t>
-      </w:r>
-      <w:ins w:id="90004" w:author="Dr IBRAHIMA DIALLO" w:date="2026-08-17T12:00:00Z">
+        <w:t xml:space="preserve">L’intensification des précipitations </w:t>
+      </w:r>
+      <w:commentRangeStart w:id="13"/>
+      <w:r>
+        <w:rPr>
+          <w:rFonts w:ascii="Arial" w:eastAsia="Times New Roman" w:hAnsi="Arial" w:cs="Arial"/>
+          <w:kern w:val="0"/>
+          <w:sz w:val="21"/>
+          <w:szCs w:val="21"/>
+        </w:rPr>
+        <w:t xml:space="preserve">entraînant des risques de </w:t>
+      </w:r>
+      <w:ins w:id="14" w:author="Ismael SAMBY" w:date="2026-07-17T12:37:00Z">
         <w:r>
           <w:rPr>
             <w:rFonts w:ascii="Arial" w:eastAsia="Times New Roman" w:hAnsi="Arial" w:cs="Arial"/>
@@ -862,9 +959,51 @@
             <w:sz w:val="21"/>
             <w:szCs w:val="21"/>
           </w:rPr>
-          <w:t xml:space="preserve">, à traiter par la définition d’une crue de projet et d’une revanche (GB 50863-2013, GB 51018, GB 50201) intégrant la majoration climatique des pluies extrêmes</w:t>
+          <w:t>rupture</w:t>
         </w:r>
       </w:ins>
+      <w:del w:id="15" w:author="Ismael SAMBY" w:date="2026-07-17T12:37:00Z">
+        <w:r>
+          <w:rPr>
+            <w:rFonts w:ascii="Arial" w:eastAsia="Times New Roman" w:hAnsi="Arial" w:cs="Arial"/>
+            <w:kern w:val="0"/>
+            <w:sz w:val="21"/>
+            <w:szCs w:val="21"/>
+          </w:rPr>
+          <w:delText>cession</w:delText>
+        </w:r>
+      </w:del>
+      <w:r>
+        <w:rPr>
+          <w:rFonts w:ascii="Arial" w:eastAsia="Times New Roman" w:hAnsi="Arial" w:cs="Arial"/>
+          <w:kern w:val="0"/>
+          <w:sz w:val="21"/>
+          <w:szCs w:val="21"/>
+        </w:rPr>
+        <w:t xml:space="preserve"> des digues</w:t>
+      </w:r>
+      <w:ins w:id="16" w:author="Ismael SAMBY" w:date="2026-07-17T12:37:00Z">
+        <w:r>
+          <w:rPr>
+            <w:rFonts w:ascii="Arial" w:eastAsia="Times New Roman" w:hAnsi="Arial" w:cs="Arial"/>
+            <w:kern w:val="0"/>
+            <w:sz w:val="21"/>
+            <w:szCs w:val="21"/>
+          </w:rPr>
+          <w:t xml:space="preserve"> au niveau du parc à boues rouges</w:t>
+        </w:r>
+      </w:ins>
+      <w:ins w:id="90004" w:author="Dr IBRAHIMA DIALLO" w:date="2026-08-17T13:00:00Z">
+        <w:r>
+          <w:rPr>
+            <w:rFonts w:ascii="Arial" w:eastAsia="Times New Roman" w:hAnsi="Arial" w:cs="Arial"/>
+            <w:kern w:val="0"/>
+            <w:sz w:val="21"/>
+            <w:szCs w:val="21"/>
+          </w:rPr>
+          <w:t xml:space="preserve"> Ce risque est à traiter par la définition d'une crue de projet et d'une revanche (GB 50863-2013, GB 51018, GB 50201) intégrant la majoration climatique des pluies extrêmes.</w:t>
+        </w:r>
+      </w:ins>
       <w:r>
         <w:rPr>
           <w:rFonts w:ascii="Arial" w:eastAsia="Times New Roman" w:hAnsi="Arial" w:cs="Arial"/>
@@ -873,6 +1012,17 @@
           <w:szCs w:val="21"/>
         </w:rPr>
         <w:t xml:space="preserve">; </w:t>
+      </w:r>
+      <w:commentRangeEnd w:id="13"/>
+      <w:r>
+        <w:rPr>
+          <w:rStyle w:val="Marquedecommentaire"/>
+          <w:rFonts w:ascii="Arial" w:eastAsia="Times New Roman" w:hAnsi="Arial" w:cs="Arial"/>
+          <w:kern w:val="0"/>
+          <w:sz w:val="21"/>
+          <w:szCs w:val="21"/>
+        </w:rPr>
+        <w:commentReference w:id="13"/>
       </w:r>
     </w:p>
     <w:p>
@@ -1060,57 +1210,199 @@
           <w:sz w:val="21"/>
           <w:szCs w:val="21"/>
         </w:rPr>
-        <w:t xml:space="preserve">La présente étude d’impact a permis de mettre en évidence la diversité des habitats naturels présents – forêts, zones humides, savanes, mangroves – ainsi que d’élaborer une cartographie détaillée des zones sensibles et à haute valeur écologique (</w:t>
-      </w:r>
-      <w:r>
-        <w:rPr>
-          <w:rFonts w:ascii="Arial" w:eastAsia="Times New Roman" w:hAnsi="Arial" w:cs="Arial"/>
-          <w:i/>
-          <w:iCs/>
-          <w:kern w:val="0"/>
-          <w:sz w:val="21"/>
-          <w:szCs w:val="21"/>
-          <w:rPrChange w:id="30" w:author="Ismael SAMBY" w:date="2026-07-17T15:10:00Z">
-            <w:rPr>
-              <w:rFonts w:ascii="Arial" w:eastAsia="Times New Roman" w:hAnsi="Arial" w:cs="Arial"/>
-              <w:kern w:val="0"/>
-              <w:sz w:val="21"/>
-              <w:szCs w:val="21"/>
-            </w:rPr>
-          </w:rPrChange>
-        </w:rPr>
-        <w:t>voir la section 8.</w:t>
-      </w:r>
-      <w:r>
-        <w:rPr>
-          <w:rFonts w:ascii="Arial" w:eastAsia="Times New Roman" w:hAnsi="Arial" w:cs="Arial"/>
-          <w:i/>
-          <w:iCs/>
-          <w:kern w:val="0"/>
-          <w:sz w:val="21"/>
-          <w:szCs w:val="21"/>
-          <w:rPrChange w:id="32" w:author="Ismael SAMBY" w:date="2026-07-17T15:10:00Z">
-            <w:rPr>
-              <w:rFonts w:ascii="Arial" w:eastAsia="Times New Roman" w:hAnsi="Arial" w:cs="Arial"/>
-              <w:kern w:val="0"/>
-              <w:sz w:val="21"/>
-              <w:szCs w:val="21"/>
-            </w:rPr>
-          </w:rPrChange>
-        </w:rPr>
-        <w:t>3 carte d’occupation des sol</w:t>
-      </w:r>
-      <w:r>
-        <w:rPr>
-          <w:rFonts w:ascii="Arial" w:eastAsia="Times New Roman" w:hAnsi="Arial" w:cs="Arial"/>
-          <w:i/>
-          <w:iCs/>
-          <w:kern w:val="0"/>
-          <w:sz w:val="21"/>
-          <w:szCs w:val="21"/>
-        </w:rPr>
-        <w:t>)</w:t>
-      </w:r>
+        <w:t xml:space="preserve">La présente étude d’impact a permis de mettre en évidence la diversité des habitats naturels présents </w:t>
+      </w:r>
+      <w:ins w:id="18" w:author="Ismael SAMBY" w:date="2026-07-17T12:38:00Z">
+        <w:r>
+          <w:rPr>
+            <w:rFonts w:ascii="Arial" w:eastAsia="Times New Roman" w:hAnsi="Arial" w:cs="Arial"/>
+            <w:kern w:val="0"/>
+            <w:sz w:val="21"/>
+            <w:szCs w:val="21"/>
+          </w:rPr>
+          <w:t>–</w:t>
+        </w:r>
+      </w:ins>
+      <w:del w:id="19" w:author="Ismael SAMBY" w:date="2026-07-17T12:38:00Z">
+        <w:r>
+          <w:rPr>
+            <w:rFonts w:ascii="Arial" w:eastAsia="Times New Roman" w:hAnsi="Arial" w:cs="Arial"/>
+            <w:kern w:val="0"/>
+            <w:sz w:val="21"/>
+            <w:szCs w:val="21"/>
+          </w:rPr>
+          <w:delText>—</w:delText>
+        </w:r>
+      </w:del>
+      <w:ins w:id="20" w:author="Ismael SAMBY" w:date="2026-07-17T12:38:00Z">
+        <w:r>
+          <w:rPr>
+            <w:rFonts w:ascii="Arial" w:eastAsia="Times New Roman" w:hAnsi="Arial" w:cs="Arial"/>
+            <w:kern w:val="0"/>
+            <w:sz w:val="21"/>
+            <w:szCs w:val="21"/>
+          </w:rPr>
+          <w:t xml:space="preserve"> </w:t>
+        </w:r>
+      </w:ins>
+      <w:del w:id="21" w:author="Ismael SAMBY" w:date="2026-07-17T12:38:00Z">
+        <w:r>
+          <w:rPr>
+            <w:rFonts w:ascii="Arial" w:eastAsia="Times New Roman" w:hAnsi="Arial" w:cs="Arial"/>
+            <w:kern w:val="0"/>
+            <w:sz w:val="21"/>
+            <w:szCs w:val="21"/>
+          </w:rPr>
+          <w:delText xml:space="preserve"> </w:delText>
+        </w:r>
+      </w:del>
+      <w:r>
+        <w:rPr>
+          <w:rFonts w:ascii="Arial" w:eastAsia="Times New Roman" w:hAnsi="Arial" w:cs="Arial"/>
+          <w:kern w:val="0"/>
+          <w:sz w:val="21"/>
+          <w:szCs w:val="21"/>
+        </w:rPr>
+        <w:t xml:space="preserve">forêts, zones humides, savanes, mangroves </w:t>
+      </w:r>
+      <w:ins w:id="22" w:author="Ismael SAMBY" w:date="2026-07-17T12:38:00Z">
+        <w:r>
+          <w:rPr>
+            <w:rFonts w:ascii="Arial" w:eastAsia="Times New Roman" w:hAnsi="Arial" w:cs="Arial"/>
+            <w:kern w:val="0"/>
+            <w:sz w:val="21"/>
+            <w:szCs w:val="21"/>
+          </w:rPr>
+          <w:t>–</w:t>
+        </w:r>
+      </w:ins>
+      <w:del w:id="23" w:author="Ismael SAMBY" w:date="2026-07-17T12:37:00Z">
+        <w:r>
+          <w:rPr>
+            <w:rFonts w:ascii="Arial" w:eastAsia="Times New Roman" w:hAnsi="Arial" w:cs="Arial"/>
+            <w:kern w:val="0"/>
+            <w:sz w:val="21"/>
+            <w:szCs w:val="21"/>
+          </w:rPr>
+          <w:delText>—</w:delText>
+        </w:r>
+      </w:del>
+      <w:r>
+        <w:rPr>
+          <w:rFonts w:ascii="Arial" w:eastAsia="Times New Roman" w:hAnsi="Arial" w:cs="Arial"/>
+          <w:kern w:val="0"/>
+          <w:sz w:val="21"/>
+          <w:szCs w:val="21"/>
+        </w:rPr>
+        <w:t xml:space="preserve"> </w:t>
+      </w:r>
+      <w:commentRangeStart w:id="24"/>
+      <w:del w:id="25" w:author="Ismael SAMBY" w:date="2026-07-17T15:07:00Z">
+        <w:r>
+          <w:rPr>
+            <w:rFonts w:ascii="Arial" w:eastAsia="Times New Roman" w:hAnsi="Arial" w:cs="Arial"/>
+            <w:kern w:val="0"/>
+            <w:sz w:val="21"/>
+            <w:szCs w:val="21"/>
+          </w:rPr>
+          <w:delText>ainsi que</w:delText>
+        </w:r>
+      </w:del>
+      <w:ins w:id="26" w:author="Ismael SAMBY" w:date="2026-07-17T15:07:00Z">
+        <w:r>
+          <w:rPr>
+            <w:rFonts w:ascii="Arial" w:eastAsia="Times New Roman" w:hAnsi="Arial" w:cs="Arial"/>
+            <w:kern w:val="0"/>
+            <w:sz w:val="21"/>
+            <w:szCs w:val="21"/>
+          </w:rPr>
+          <w:t>ainsi que</w:t>
+        </w:r>
+      </w:ins>
+      <w:r>
+        <w:rPr>
+          <w:rFonts w:ascii="Arial" w:eastAsia="Times New Roman" w:hAnsi="Arial" w:cs="Arial"/>
+          <w:kern w:val="0"/>
+          <w:sz w:val="21"/>
+          <w:szCs w:val="21"/>
+        </w:rPr>
+        <w:t xml:space="preserve"> d’élaborer une cartographie détaillée des zones sensibles et à haute valeur écologique</w:t>
+      </w:r>
+      <w:ins w:id="27" w:author="Ismael SAMBY" w:date="2026-07-17T15:09:00Z">
+        <w:r>
+          <w:rPr>
+            <w:rFonts w:ascii="Arial" w:eastAsia="Times New Roman" w:hAnsi="Arial" w:cs="Arial"/>
+            <w:kern w:val="0"/>
+            <w:sz w:val="21"/>
+            <w:szCs w:val="21"/>
+          </w:rPr>
+          <w:t xml:space="preserve"> </w:t>
+        </w:r>
+      </w:ins>
+      <w:ins w:id="28" w:author="Ismael SAMBY" w:date="2026-07-17T15:10:00Z">
+        <w:r>
+          <w:rPr>
+            <w:rFonts w:ascii="Arial" w:eastAsia="Times New Roman" w:hAnsi="Arial" w:cs="Arial"/>
+            <w:kern w:val="0"/>
+            <w:sz w:val="21"/>
+            <w:szCs w:val="21"/>
+          </w:rPr>
+          <w:t>(</w:t>
+        </w:r>
+      </w:ins>
+      <w:ins w:id="29" w:author="Ismael SAMBY" w:date="2026-07-17T15:09:00Z">
+        <w:r>
+          <w:rPr>
+            <w:rFonts w:ascii="Arial" w:eastAsia="Times New Roman" w:hAnsi="Arial" w:cs="Arial"/>
+            <w:i/>
+            <w:iCs/>
+            <w:kern w:val="0"/>
+            <w:sz w:val="21"/>
+            <w:szCs w:val="21"/>
+            <w:rPrChange w:id="30" w:author="Ismael SAMBY" w:date="2026-07-17T15:10:00Z">
+              <w:rPr>
+                <w:rFonts w:ascii="Arial" w:eastAsia="Times New Roman" w:hAnsi="Arial" w:cs="Arial"/>
+                <w:kern w:val="0"/>
+                <w:sz w:val="21"/>
+                <w:szCs w:val="21"/>
+              </w:rPr>
+            </w:rPrChange>
+          </w:rPr>
+          <w:t>voir la section 8.</w:t>
+        </w:r>
+      </w:ins>
+      <w:ins w:id="31" w:author="Ismael SAMBY" w:date="2026-07-17T15:10:00Z">
+        <w:r>
+          <w:rPr>
+            <w:rFonts w:ascii="Arial" w:eastAsia="Times New Roman" w:hAnsi="Arial" w:cs="Arial"/>
+            <w:i/>
+            <w:iCs/>
+            <w:kern w:val="0"/>
+            <w:sz w:val="21"/>
+            <w:szCs w:val="21"/>
+            <w:rPrChange w:id="32" w:author="Ismael SAMBY" w:date="2026-07-17T15:10:00Z">
+              <w:rPr>
+                <w:rFonts w:ascii="Arial" w:eastAsia="Times New Roman" w:hAnsi="Arial" w:cs="Arial"/>
+                <w:kern w:val="0"/>
+                <w:sz w:val="21"/>
+                <w:szCs w:val="21"/>
+              </w:rPr>
+            </w:rPrChange>
+          </w:rPr>
+          <w:t>3 carte d’occupation des sol</w:t>
+        </w:r>
+        <w:r>
+          <w:rPr>
+            <w:rFonts w:ascii="Arial" w:eastAsia="Times New Roman" w:hAnsi="Arial" w:cs="Arial"/>
+            <w:i/>
+            <w:iCs/>
+            <w:kern w:val="0"/>
+            <w:sz w:val="21"/>
+            <w:szCs w:val="21"/>
+          </w:rPr>
+          <w:t>)</w:t>
+        </w:r>
+      </w:ins>
       <w:r>
         <w:rPr>
           <w:rFonts w:ascii="Arial" w:eastAsia="Times New Roman" w:hAnsi="Arial" w:cs="Arial"/>
@@ -1130,6 +1422,28 @@
         </w:rPr>
         <w:t>.</w:t>
       </w:r>
+      <w:commentRangeEnd w:id="24"/>
+      <w:r>
+        <w:rPr>
+          <w:rStyle w:val="Marquedecommentaire"/>
+          <w:rFonts w:ascii="Arial" w:eastAsia="Times New Roman" w:hAnsi="Arial" w:cs="Arial"/>
+          <w:i/>
+          <w:iCs/>
+          <w:kern w:val="0"/>
+          <w:sz w:val="21"/>
+          <w:szCs w:val="21"/>
+          <w:rPrChange w:id="34" w:author="Ismael SAMBY" w:date="2026-07-17T15:10:00Z">
+            <w:rPr>
+              <w:rStyle w:val="Marquedecommentaire"/>
+              <w:rFonts w:ascii="Arial" w:eastAsia="Times New Roman" w:hAnsi="Arial" w:cs="Arial"/>
+              <w:kern w:val="0"/>
+              <w:sz w:val="21"/>
+              <w:szCs w:val="21"/>
+            </w:rPr>
+          </w:rPrChange>
+        </w:rPr>
+        <w:commentReference w:id="24"/>
+      </w:r>
     </w:p>
     <w:p>
       <w:pPr>
@@ -1224,7 +1538,38 @@
           <w:sz w:val="21"/>
           <w:szCs w:val="21"/>
         </w:rPr>
-        <w:t xml:space="preserve">Le code de l’environnement de 2019 de la Guinée définit la résilience comme : Des mesures nécessaires pour maintenir et rétablir la diversité et la capacité des écosystèmes et des êtres humains à résister aux perturbations et dégradations environnementales et à se reconstituer. </w:t>
+        <w:t xml:space="preserve">Le code de l’environnement de 2019 de la Guinée définit la résilience comme : Des mesures nécessaires pour maintenir et rétablir la diversité et la capacité des écosystèmes et des êtres humains à résister aux perturbations et dégradations environnementales et à se </w:t>
+      </w:r>
+      <w:del w:id="39" w:author="Ismael SAMBY" w:date="2026-07-17T12:38:00Z">
+        <w:r>
+          <w:rPr>
+            <w:rFonts w:ascii="Arial" w:eastAsia="Times New Roman" w:hAnsi="Arial" w:cs="Arial"/>
+            <w:kern w:val="0"/>
+            <w:sz w:val="21"/>
+            <w:szCs w:val="21"/>
+          </w:rPr>
+          <w:delText>réconstiuer</w:delText>
+        </w:r>
+      </w:del>
+      <w:ins w:id="40" w:author="Ismael SAMBY" w:date="2026-07-17T12:38:00Z">
+        <w:r>
+          <w:rPr>
+            <w:rFonts w:ascii="Arial" w:eastAsia="Times New Roman" w:hAnsi="Arial" w:cs="Arial"/>
+            <w:kern w:val="0"/>
+            <w:sz w:val="21"/>
+            <w:szCs w:val="21"/>
+          </w:rPr>
+          <w:t>reconstituer</w:t>
+        </w:r>
+      </w:ins>
+      <w:r>
+        <w:rPr>
+          <w:rFonts w:ascii="Arial" w:eastAsia="Times New Roman" w:hAnsi="Arial" w:cs="Arial"/>
+          <w:kern w:val="0"/>
+          <w:sz w:val="21"/>
+          <w:szCs w:val="21"/>
+        </w:rPr>
+        <w:t xml:space="preserve">. </w:t>
       </w:r>
     </w:p>
     <w:p>
@@ -1358,26 +1703,55 @@
           <w:szCs w:val="21"/>
         </w:rPr>
       </w:pPr>
-      <w:r>
-        <w:rPr>
-          <w:rFonts w:ascii="Arial" w:eastAsia="Times New Roman" w:hAnsi="Arial" w:cs="Arial"/>
-          <w:kern w:val="0"/>
-          <w:sz w:val="21"/>
-          <w:szCs w:val="21"/>
-          <w:rPrChange w:id="42" w:author="Ismael SAMBY" w:date="2026-07-17T12:48:00Z">
-            <w:rPr/>
+      <w:ins w:id="41" w:author="Ismael SAMBY" w:date="2026-07-17T12:48:00Z">
+        <w:r>
+          <w:rPr>
+            <w:rFonts w:ascii="Arial" w:eastAsia="Times New Roman" w:hAnsi="Arial" w:cs="Arial"/>
+            <w:kern w:val="0"/>
+            <w:sz w:val="21"/>
+            <w:szCs w:val="21"/>
+            <w:rPrChange w:id="42" w:author="Ismael SAMBY" w:date="2026-07-17T12:48:00Z">
+              <w:rPr/>
+            </w:rPrChange>
+          </w:rPr>
+          <w:t xml:space="preserve">Les zones côtières écologiquement sensibles seront identifiées, et des mesures de protection adaptées seront envisagées, en concertation avec les communautés et les autorités compétentes, afin de préserver la biodiversité locale et les habitats essentiels </w:t>
+        </w:r>
+      </w:ins>
+      <w:commentRangeStart w:id="43"/>
+      <w:del w:id="44" w:author="Ismael SAMBY" w:date="2026-07-17T12:48:00Z">
+        <w:r>
+          <w:rPr>
+            <w:rFonts w:ascii="Arial" w:eastAsia="Times New Roman" w:hAnsi="Arial" w:cs="Arial"/>
+            <w:kern w:val="0"/>
+            <w:sz w:val="21"/>
+            <w:szCs w:val="21"/>
+          </w:rPr>
+          <w:delText xml:space="preserve">Création de zones marines protégées autour des villages cotiers dont les communuatés ne seront pas déplacés tel que le village de Kaweswes pour préserver la biodiversité locale et les habitats essentiels </w:delText>
+        </w:r>
+      </w:del>
+      <w:r>
+        <w:rPr>
+          <w:rFonts w:ascii="Arial" w:eastAsia="Times New Roman" w:hAnsi="Arial" w:cs="Arial"/>
+          <w:kern w:val="0"/>
+          <w:sz w:val="21"/>
+          <w:szCs w:val="21"/>
+        </w:rPr>
+        <w:t>;</w:t>
+      </w:r>
+      <w:commentRangeEnd w:id="43"/>
+      <w:r>
+        <w:rPr>
+          <w:rPrChange w:id="45" w:author="Ismael SAMBY" w:date="2026-07-17T12:48:00Z">
+            <w:rPr>
+              <w:rStyle w:val="Marquedecommentaire"/>
+              <w:rFonts w:ascii="Arial" w:eastAsia="Times New Roman" w:hAnsi="Arial" w:cs="Arial"/>
+              <w:kern w:val="0"/>
+              <w:sz w:val="21"/>
+              <w:szCs w:val="21"/>
+            </w:rPr>
           </w:rPrChange>
         </w:rPr>
-        <w:t xml:space="preserve">Les zones côtières écologiquement sensibles seront identifiées, et des mesures de protection adaptées seront envisagées, en concertation avec les communautés et les autorités compétentes, afin de préserver la biodiversité locale et les habitats essentiels </w:t>
-      </w:r>
-      <w:r>
-        <w:rPr>
-          <w:rFonts w:ascii="Arial" w:eastAsia="Times New Roman" w:hAnsi="Arial" w:cs="Arial"/>
-          <w:kern w:val="0"/>
-          <w:sz w:val="21"/>
-          <w:szCs w:val="21"/>
-        </w:rPr>
-        <w:t>;</w:t>
+        <w:commentReference w:id="43"/>
       </w:r>
     </w:p>
     <w:p>
@@ -1466,56 +1840,135 @@
         <w:spacing w:after="0" w:line="276" w:lineRule="auto"/>
         <w:jc w:val="both"/>
         <w:rPr>
-          <w:rFonts w:ascii="Arial" w:eastAsia="Times New Roman" w:hAnsi="Arial" w:cs="Arial"/>
-          <w:kern w:val="0"/>
-          <w:sz w:val="21"/>
-          <w:szCs w:val="21"/>
-        </w:rPr>
-      </w:pPr>
-      <w:r>
-        <w:rPr>
-          <w:rFonts w:ascii="Arial" w:eastAsia="Times New Roman" w:hAnsi="Arial" w:cs="Arial"/>
-          <w:kern w:val="0"/>
-          <w:sz w:val="21"/>
-          <w:szCs w:val="21"/>
-          <w:rPrChange w:id="50" w:author="Ismael SAMBY" w:date="2026-07-17T12:49:00Z">
-            <w:rPr/>
+          <w:del w:id="46" w:author="Ismael SAMBY" w:date="2026-07-17T12:49:00Z"/>
+          <w:rFonts w:ascii="Arial" w:eastAsia="Times New Roman" w:hAnsi="Arial" w:cs="Arial"/>
+          <w:kern w:val="0"/>
+          <w:sz w:val="21"/>
+          <w:szCs w:val="21"/>
+          <w:rPrChange w:id="47" w:author="Ismael SAMBY" w:date="2026-07-17T12:49:00Z">
+            <w:rPr>
+              <w:del w:id="48" w:author="Ismael SAMBY" w:date="2026-07-17T12:49:00Z"/>
+            </w:rPr>
           </w:rPrChange>
         </w:rPr>
-        <w:t>Les infrastructures du Projet seront conçues en intégrant des principes d'adaptation aux changements climatiques, notamment au regard des risques d'inondation, d'élévation du niveau de la mer et d'événements météorologiques extrêmes, sur la base des résultats de l'étude d'évaluation des risques climatiques prévue dans le cadre du Projet.</w:t>
-      </w:r>
-    </w:p>
-    <w:p>
-      <w:pPr>
-        <w:spacing w:after="0" w:line="276" w:lineRule="auto"/>
-        <w:jc w:val="both"/>
-        <w:rPr>
-          <w:rFonts w:ascii="Arial" w:eastAsia="Times New Roman" w:hAnsi="Arial" w:cs="Arial"/>
-          <w:kern w:val="0"/>
-          <w:sz w:val="21"/>
-          <w:szCs w:val="21"/>
-        </w:rPr>
-      </w:pPr>
-    </w:p>
-    <w:p>
-      <w:pPr>
-        <w:spacing w:after="0" w:line="276" w:lineRule="auto"/>
-        <w:jc w:val="both"/>
-        <w:rPr>
-          <w:rFonts w:ascii="Arial" w:eastAsia="Times New Roman" w:hAnsi="Arial" w:cs="Arial"/>
-          <w:kern w:val="0"/>
-          <w:sz w:val="21"/>
-          <w:szCs w:val="21"/>
-        </w:rPr>
-      </w:pPr>
-      <w:r>
-        <w:rPr>
-          <w:rFonts w:ascii="Arial" w:eastAsia="Times New Roman" w:hAnsi="Arial" w:cs="Arial"/>
-          <w:kern w:val="0"/>
-          <w:sz w:val="21"/>
-          <w:szCs w:val="21"/>
-        </w:rPr>
-        <w:t xml:space="preserve">L’adaptation de ces infrastructures doit répondre à des stratégies différentes en fonction du type de risque : risques épisodiques dus à des phénomènes extrêmes ; et risques à évolution lente tels que l’inondation permanente d’installations résultant de l’élévation du niveau de la mer. Ces différents types de risques appellent des interventions différentes et soulèvent des problèmes technologiques différents. Dans le premier cas, il faut des solutions de réduction des risques, notamment des travaux de protection des côtes, tandis que dans le second, il faut une action à long terme consistant à contenir les risques et à renforcer la résilience. Des mesures d’intervention réglementaire efficaces qui intègrent ou adaptent la réglementation et les politiques existantes, doivent donc être prises. Il n’existe cependant pas de solution unique pour planifier l’adaptation au changement climatique, étant donné le caractère divers, complexe et fondamentalement lié au contexte de l’adaptation. Néanmoins, quelques mesures sont proposées pour chaque composante du projet à savoir :  </w:t>
+      </w:pPr>
+      <w:ins w:id="49" w:author="Ismael SAMBY" w:date="2026-07-17T12:49:00Z">
+        <w:r>
+          <w:rPr>
+            <w:rFonts w:ascii="Arial" w:eastAsia="Times New Roman" w:hAnsi="Arial" w:cs="Arial"/>
+            <w:kern w:val="0"/>
+            <w:sz w:val="21"/>
+            <w:szCs w:val="21"/>
+            <w:rPrChange w:id="50" w:author="Ismael SAMBY" w:date="2026-07-17T12:49:00Z">
+              <w:rPr/>
+            </w:rPrChange>
+          </w:rPr>
+          <w:t>Les infrastructures du Projet seront conçues en intégrant des principes d'adaptation aux changements climatiques, notamment au regard des risques d'inondation, d'élévation du niveau de la mer et d'événements météorologiques extrêmes, sur la base des résultats de l'étude d'évaluation des risques climatiques prévue dans le cadre du Projet.</w:t>
+        </w:r>
+      </w:ins>
+      <w:commentRangeStart w:id="51"/>
+      <w:del w:id="52" w:author="Ismael SAMBY" w:date="2026-07-17T12:49:00Z">
+        <w:r>
+          <w:rPr>
+            <w:rFonts w:ascii="Arial" w:eastAsia="Times New Roman" w:hAnsi="Arial" w:cs="Arial"/>
+            <w:kern w:val="0"/>
+            <w:sz w:val="21"/>
+            <w:szCs w:val="21"/>
+          </w:rPr>
+          <w:delText>L’adaptation des infrastructures en construction par la Société WCAG aux changements climatiques peut nécessiter la construction de nouvelles infrastructures résilientes.</w:delText>
+        </w:r>
+        <w:commentRangeEnd w:id="51"/>
+        <w:r>
+          <w:rPr>
+            <w:rPrChange w:id="53" w:author="Ismael SAMBY" w:date="2026-07-17T12:49:00Z">
+              <w:rPr>
+                <w:rStyle w:val="Marquedecommentaire"/>
+                <w:rFonts w:ascii="Arial" w:eastAsia="Times New Roman" w:hAnsi="Arial" w:cs="Arial"/>
+                <w:kern w:val="0"/>
+                <w:sz w:val="21"/>
+                <w:szCs w:val="21"/>
+              </w:rPr>
+            </w:rPrChange>
+          </w:rPr>
+          <w:commentReference w:id="51"/>
+        </w:r>
+      </w:del>
+    </w:p>
+    <w:p>
+      <w:pPr>
+        <w:spacing w:after="0" w:line="276" w:lineRule="auto"/>
+        <w:jc w:val="both"/>
+        <w:rPr>
+          <w:ins w:id="54" w:author="Ismael SAMBY" w:date="2026-07-17T12:49:00Z"/>
+          <w:rFonts w:ascii="Arial" w:eastAsia="Times New Roman" w:hAnsi="Arial" w:cs="Arial"/>
+          <w:kern w:val="0"/>
+          <w:sz w:val="21"/>
+          <w:szCs w:val="21"/>
+        </w:rPr>
+      </w:pPr>
+    </w:p>
+    <w:p>
+      <w:pPr>
+        <w:spacing w:after="0" w:line="276" w:lineRule="auto"/>
+        <w:jc w:val="both"/>
+        <w:rPr>
+          <w:rFonts w:ascii="Arial" w:eastAsia="Times New Roman" w:hAnsi="Arial" w:cs="Arial"/>
+          <w:kern w:val="0"/>
+          <w:sz w:val="21"/>
+          <w:szCs w:val="21"/>
+        </w:rPr>
+      </w:pPr>
+    </w:p>
+    <w:p>
+      <w:pPr>
+        <w:spacing w:after="0" w:line="276" w:lineRule="auto"/>
+        <w:jc w:val="both"/>
+        <w:rPr>
+          <w:rFonts w:ascii="Arial" w:eastAsia="Times New Roman" w:hAnsi="Arial" w:cs="Arial"/>
+          <w:kern w:val="0"/>
+          <w:sz w:val="21"/>
+          <w:szCs w:val="21"/>
+        </w:rPr>
+      </w:pPr>
+      <w:r>
+        <w:rPr>
+          <w:rFonts w:ascii="Arial" w:eastAsia="Times New Roman" w:hAnsi="Arial" w:cs="Arial"/>
+          <w:kern w:val="0"/>
+          <w:sz w:val="21"/>
+          <w:szCs w:val="21"/>
+        </w:rPr>
+        <w:t xml:space="preserve">L’adaptation de ces infrastructures doit répondre à des stratégies différentes en fonction du type de risque : risques épisodiques dus à des phénomènes extrêmes ; et risques à évolution lente tels que l’inondation permanente d’installations résultant de l’élévation du niveau de la mer. Ces différents types de risques appellent des interventions différentes et soulèvent des problèmes technologiques différents. Dans le premier cas, il faut des solutions de réduction des risques, notamment des travaux de protection des côtes, tandis que dans le second, il faut une action à long terme consistant à contenir les risques et à renforcer la résilience. Des mesures d’intervention réglementaire efficaces qui intègrent ou adaptent la réglementation et les politiques existantes, doivent donc être prises. Il n’existe cependant pas de solution unique pour planifier l’adaptation au changement climatique, étant donné le caractère divers, complexe et fondamentalement lié au contexte de l’adaptation. </w:t>
+      </w:r>
+      <w:del w:id="55" w:author="Ismael SAMBY" w:date="2026-07-17T12:50:00Z">
+        <w:r>
+          <w:rPr>
+            <w:rFonts w:ascii="Arial" w:eastAsia="Times New Roman" w:hAnsi="Arial" w:cs="Arial"/>
+            <w:kern w:val="0"/>
+            <w:sz w:val="21"/>
+            <w:szCs w:val="21"/>
+          </w:rPr>
+          <w:delText>Néamoins</w:delText>
+        </w:r>
+      </w:del>
+      <w:ins w:id="56" w:author="Ismael SAMBY" w:date="2026-07-17T12:50:00Z">
+        <w:r>
+          <w:rPr>
+            <w:rFonts w:ascii="Arial" w:eastAsia="Times New Roman" w:hAnsi="Arial" w:cs="Arial"/>
+            <w:kern w:val="0"/>
+            <w:sz w:val="21"/>
+            <w:szCs w:val="21"/>
+          </w:rPr>
+          <w:t>Néanmoins</w:t>
+        </w:r>
+      </w:ins>
+      <w:r>
+        <w:rPr>
+          <w:rFonts w:ascii="Arial" w:eastAsia="Times New Roman" w:hAnsi="Arial" w:cs="Arial"/>
+          <w:kern w:val="0"/>
+          <w:sz w:val="21"/>
+          <w:szCs w:val="21"/>
+        </w:rPr>
+        <w:t xml:space="preserve">, quelques mesures sont proposées pour chaque composante du projet à savoir :  </w:t>
       </w:r>
     </w:p>
     <w:p>
@@ -1590,9 +2043,29 @@
           <w:sz w:val="21"/>
           <w:szCs w:val="21"/>
         </w:rPr>
-        <w:t xml:space="preserve">La raffinerie sera conçue pour fonctionner de manière continue et sûre malgré les aléas climatiques. Les unités de digestion, le four de calcination, l’aire de stockage de la bauxite, le silo d’hydroxyde d’aluminium et la station d’évaporation et de raffinage seront dimensionnés pour résister à des températures ambiantes élevées</w:t>
-      </w:r>
-      <w:ins w:id="90005" w:author="Dr IBRAHIMA DIALLO" w:date="2026-08-17T12:00:00Z">
+        <w:t>La raffinerie sera conçue pour fonctionner de manière continue et sûre malgré les aléas climatiques. Les unités de digestion, le four de calcination, l’air</w:t>
+      </w:r>
+      <w:ins w:id="57" w:author="Ismael SAMBY" w:date="2026-07-17T12:51:00Z">
+        <w:r>
+          <w:rPr>
+            <w:rFonts w:ascii="Arial" w:eastAsia="Times New Roman" w:hAnsi="Arial" w:cs="Arial"/>
+            <w:kern w:val="0"/>
+            <w:sz w:val="21"/>
+            <w:szCs w:val="21"/>
+          </w:rPr>
+          <w:t>e</w:t>
+        </w:r>
+      </w:ins>
+      <w:r>
+        <w:rPr>
+          <w:rFonts w:ascii="Arial" w:eastAsia="Times New Roman" w:hAnsi="Arial" w:cs="Arial"/>
+          <w:kern w:val="0"/>
+          <w:sz w:val="21"/>
+          <w:szCs w:val="21"/>
+        </w:rPr>
+        <w:t xml:space="preserve"> de stockage de la bauxite, le silo d’hydroxyde d’aluminium et la station d’évaporation et de raffinage seront dimensionnés pour résister à des températures ambiantes élevées</w:t>
+      </w:r>
+      <w:ins w:id="90005" w:author="Dr IBRAHIMA DIALLO" w:date="2026-08-17T13:00:00Z">
         <w:r>
           <w:rPr>
             <w:rFonts w:ascii="Arial" w:eastAsia="Times New Roman" w:hAnsi="Arial" w:cs="Arial"/>
@@ -1612,6 +2085,38 @@
         </w:rPr>
         <w:t xml:space="preserve">. Les structures critiques seront surélevées et protégées contre les inondations, et les réseaux de drainage seront adaptés pour évacuer les pluies extrêmes. Des systèmes de surveillance et de contrôle </w:t>
       </w:r>
+      <w:commentRangeStart w:id="58"/>
+      <w:del w:id="59" w:author="Ismael SAMBY" w:date="2026-07-17T12:51:00Z">
+        <w:r>
+          <w:rPr>
+            <w:rFonts w:ascii="Arial" w:eastAsia="Times New Roman" w:hAnsi="Arial" w:cs="Arial"/>
+            <w:kern w:val="0"/>
+            <w:sz w:val="21"/>
+            <w:szCs w:val="21"/>
+          </w:rPr>
+          <w:delText xml:space="preserve">en temps réel </w:delText>
+        </w:r>
+        <w:commentRangeEnd w:id="58"/>
+        <w:r>
+          <w:rPr>
+            <w:rStyle w:val="Marquedecommentaire"/>
+            <w:rFonts w:ascii="Arial" w:eastAsia="Times New Roman" w:hAnsi="Arial" w:cs="Arial"/>
+            <w:kern w:val="0"/>
+            <w:sz w:val="21"/>
+            <w:szCs w:val="21"/>
+          </w:rPr>
+          <w:commentReference w:id="58"/>
+        </w:r>
+        <w:r>
+          <w:rPr>
+            <w:rFonts w:ascii="Arial" w:eastAsia="Times New Roman" w:hAnsi="Arial" w:cs="Arial"/>
+            <w:kern w:val="0"/>
+            <w:sz w:val="21"/>
+            <w:szCs w:val="21"/>
+          </w:rPr>
+          <w:delText>permettront d’anticiper toute défaillance liée aux conditions climatiques et de maintenir la production.</w:delText>
+        </w:r>
+      </w:del>
     </w:p>
     <w:p>
       <w:pPr>
@@ -1690,7 +2195,7 @@
         </w:rPr>
         <w:t xml:space="preserve">L’aire de stockage des résidus de boue rouge sera construite à sec, entourée de digues sur quatre côtés et équipée de rehausses selon la méthode amont pour résister aux pluies exceptionnelles</w:t>
       </w:r>
-      <w:ins w:id="90003" w:author="Dr IBRAHIMA DIALLO" w:date="2026-08-17T12:00:00Z">
+      <w:ins w:id="90003" w:author="Dr IBRAHIMA DIALLO" w:date="2026-08-17T13:00:00Z">
         <w:r>
           <w:rPr>
             <w:rFonts w:ascii="Arial" w:eastAsia="Times New Roman" w:hAnsi="Arial" w:cs="Arial"/>
@@ -1853,19 +2358,14 @@
         <w:spacing w:after="0" w:line="276" w:lineRule="auto"/>
         <w:jc w:val="both"/>
         <w:rPr>
-          <w:rFonts w:ascii="Times New Roman" w:eastAsia="Times New Roman" w:hAnsi="Times New Roman"/>
-          <w:kern w:val="0"/>
-          <w:sz w:val="24"/>
-          <w:szCs w:val="24"/>
-          <w:lang w:val="fr-FR" w:eastAsia="fr-FR"/>
-        </w:rPr>
-        <w:pPrChange w:id="63" w:author="Ismael SAMBY" w:date="2026-07-17T12:52:00Z">
-          <w:pPr>
-            <w:spacing w:after="0" w:line="240" w:lineRule="auto"/>
-          </w:pPr>
-        </w:pPrChange>
-      </w:pPr>
-      <w:ins w:id="90002" w:author="Dr IBRAHIMA DIALLO" w:date="2026-08-17T12:00:00Z">
+          <w:del w:id="60" w:author="Ismael SAMBY" w:date="2026-07-17T12:52:00Z"/>
+          <w:rFonts w:ascii="Arial" w:eastAsia="Times New Roman" w:hAnsi="Arial" w:cs="Arial"/>
+          <w:kern w:val="0"/>
+          <w:sz w:val="21"/>
+          <w:szCs w:val="21"/>
+        </w:rPr>
+      </w:pPr>
+      <w:ins w:id="90002" w:author="Dr IBRAHIMA DIALLO" w:date="2026-08-17T13:00:00Z">
         <w:r>
           <w:rPr>
             <w:rFonts w:ascii="Arial" w:eastAsia="Times New Roman" w:hAnsi="Arial" w:cs="Arial"/>
@@ -1885,6 +2385,47 @@
         </w:rPr>
         <w:t xml:space="preserve">L’unité de gazéification produira 120 000 Nm³/h de gaz de houille propre pour alimenter les fours de calcination. Elle comprendra deux gazéifieurs à lit fluidisé circulant de 60 000 Nm³/h chacun et toutes les installations auxiliaires nécessaires (hangar à charbon, système d’alimentation, atelier, désulfuration, compresseurs, stockage des cendres et recyclage d’eau). </w:t>
       </w:r>
+      <w:commentRangeStart w:id="61"/>
+      <w:del w:id="62" w:author="Ismael SAMBY" w:date="2026-07-17T12:52:00Z">
+        <w:r>
+          <w:rPr>
+            <w:rFonts w:ascii="Arial" w:eastAsia="Times New Roman" w:hAnsi="Arial" w:cs="Arial"/>
+            <w:kern w:val="0"/>
+            <w:sz w:val="21"/>
+            <w:szCs w:val="21"/>
+          </w:rPr>
+          <w:delText>Les équipements devront être surélevés et ancrés pour résister aux vents violents et aux inondations, avec isolation thermique et dispositifs automatiques de détection de fuite et d’arrêt d’urgence. Ces mesures permettront de maintenir la continuité des opérations en toutes circonstances.</w:delText>
+        </w:r>
+        <w:commentRangeEnd w:id="61"/>
+        <w:r>
+          <w:rPr>
+            <w:rStyle w:val="Marquedecommentaire"/>
+            <w:rFonts w:ascii="Arial" w:eastAsia="Times New Roman" w:hAnsi="Arial" w:cs="Arial"/>
+            <w:kern w:val="0"/>
+            <w:sz w:val="21"/>
+            <w:szCs w:val="21"/>
+          </w:rPr>
+          <w:commentReference w:id="61"/>
+        </w:r>
+      </w:del>
+    </w:p>
+    <w:p>
+      <w:pPr>
+        <w:spacing w:after="0" w:line="276" w:lineRule="auto"/>
+        <w:jc w:val="both"/>
+        <w:rPr>
+          <w:rFonts w:ascii="Times New Roman" w:eastAsia="Times New Roman" w:hAnsi="Times New Roman"/>
+          <w:kern w:val="0"/>
+          <w:sz w:val="24"/>
+          <w:szCs w:val="24"/>
+          <w:lang w:val="fr-FR" w:eastAsia="fr-FR"/>
+        </w:rPr>
+        <w:pPrChange w:id="63" w:author="Ismael SAMBY" w:date="2026-07-17T12:52:00Z">
+          <w:pPr>
+            <w:spacing w:after="0" w:line="240" w:lineRule="auto"/>
+          </w:pPr>
+        </w:pPrChange>
+      </w:pPr>
     </w:p>
     <w:p>
       <w:pPr>
@@ -2110,15 +2651,62 @@
         <w:spacing w:after="0" w:line="276" w:lineRule="auto"/>
         <w:jc w:val="both"/>
         <w:rPr>
-          <w:rFonts w:ascii="Arial" w:eastAsia="Times New Roman" w:hAnsi="Arial" w:cs="Arial"/>
-          <w:kern w:val="0"/>
-          <w:sz w:val="21"/>
-          <w:szCs w:val="21"/>
-        </w:rPr>
-      </w:pPr>
-      <w:r>
-        <w:t>Les routes de desserte portuaire et le corridor K0–K40 seront conçues en tenant compte des contraintes climatiques locales, notamment des fortes précipitations saisonnières.</w:t>
-      </w:r>
+          <w:del w:id="64" w:author="Ismael SAMBY" w:date="2026-07-17T12:55:00Z"/>
+          <w:rFonts w:ascii="Arial" w:eastAsia="Times New Roman" w:hAnsi="Arial" w:cs="Arial"/>
+          <w:kern w:val="0"/>
+          <w:sz w:val="21"/>
+          <w:szCs w:val="21"/>
+        </w:rPr>
+      </w:pPr>
+      <w:ins w:id="65" w:author="Ismael SAMBY" w:date="2026-07-17T12:55:00Z">
+        <w:r>
+          <w:t>Les routes de desserte portuaire et le corridor K0–K40 seront conçues en tenant compte des contraintes climatiques locales, notamment des fortes précipitations saisonnières.</w:t>
+        </w:r>
+      </w:ins>
+      <w:commentRangeStart w:id="66"/>
+      <w:del w:id="67" w:author="Ismael SAMBY" w:date="2026-07-17T12:55:00Z">
+        <w:r>
+          <w:rPr>
+            <w:rFonts w:ascii="Arial" w:eastAsia="Times New Roman" w:hAnsi="Arial" w:cs="Arial"/>
+            <w:kern w:val="0"/>
+            <w:sz w:val="21"/>
+            <w:szCs w:val="21"/>
+          </w:rPr>
+          <w:delText xml:space="preserve">Les routes de desserte portuaire et le corridor K0–K40 seront construits pour résister aux fortes pluies et à l’érosion, avec chaussées surélevées, matériaux compactés et drainage efficace. </w:delText>
+        </w:r>
+        <w:commentRangeEnd w:id="66"/>
+        <w:r>
+          <w:rPr>
+            <w:rStyle w:val="Marquedecommentaire"/>
+            <w:rFonts w:ascii="Arial" w:eastAsia="Times New Roman" w:hAnsi="Arial" w:cs="Arial"/>
+            <w:kern w:val="0"/>
+            <w:sz w:val="21"/>
+            <w:szCs w:val="21"/>
+          </w:rPr>
+          <w:commentReference w:id="66"/>
+        </w:r>
+        <w:r>
+          <w:rPr>
+            <w:rFonts w:ascii="Arial" w:eastAsia="Times New Roman" w:hAnsi="Arial" w:cs="Arial"/>
+            <w:kern w:val="0"/>
+            <w:sz w:val="21"/>
+            <w:szCs w:val="21"/>
+          </w:rPr>
+          <w:delText>Des dispositifs de franchissement hydraulique et des itinéraires alternatifs permettront de maintenir la continuité logistique entre le port, la raffinerie et la centrale, même en cas d’événement climatique extrême.</w:delText>
+        </w:r>
+      </w:del>
+    </w:p>
+    <w:p>
+      <w:pPr>
+        <w:spacing w:after="0" w:line="276" w:lineRule="auto"/>
+        <w:jc w:val="both"/>
+        <w:rPr>
+          <w:rFonts w:ascii="Arial" w:eastAsia="Times New Roman" w:hAnsi="Arial" w:cs="Arial"/>
+          <w:kern w:val="0"/>
+          <w:sz w:val="21"/>
+          <w:szCs w:val="21"/>
+        </w:rPr>
+      </w:pPr>
     </w:p>
     <w:p>
       <w:pPr>
@@ -2719,6 +3307,18 @@
         </w:rPr>
         <w:t xml:space="preserve">Les considérations liées au changement climatique seront prises en compte de manière proportionnée et progressive dans les phases ultérieures de conception, de construction et d’exploitation du projet, conformément aux exigences réglementaires applicables. </w:t>
       </w:r>
+    </w:p>
+    <w:p>
+      <w:pPr>
+        <w:pageBreakBefore/>
+        <w:rPr>
+          <w:del w:id="72" w:author="Ismael SAMBY" w:date="2026-07-17T12:59:00Z"/>
+          <w:rFonts w:ascii="Arial" w:eastAsia="Times New Roman" w:hAnsi="Arial" w:cs="Arial"/>
+          <w:kern w:val="0"/>
+          <w:sz w:val="21"/>
+          <w:szCs w:val="21"/>
+        </w:rPr>
+      </w:pPr>
     </w:p>
     <w:p>
       <w:pPr>
@@ -2942,6 +3542,7 @@
         <w:spacing w:line="276" w:lineRule="auto"/>
         <w:jc w:val="both"/>
         <w:rPr>
+          <w:ins w:id="76" w:author="Ismael SAMBY" w:date="2026-07-17T13:13:00Z"/>
           <w:rFonts w:ascii="Arial" w:eastAsia="SimSun" w:hAnsi="Arial" w:cs="Arial"/>
           <w:kern w:val="0"/>
           <w:lang w:val="fr-FR" w:eastAsia="zh-CN"/>
@@ -2960,6 +3561,7 @@
         <w:ind w:left="0" w:firstLine="0"/>
         <w:jc w:val="both"/>
         <w:rPr>
+          <w:ins w:id="77" w:author="Ismael SAMBY" w:date="2026-07-17T13:13:00Z"/>
           <w:rFonts w:ascii="Arial" w:eastAsia="Times New Roman" w:hAnsi="Arial" w:cs="Arial"/>
           <w:b/>
           <w:bCs/>
@@ -2967,7 +3569,9 @@
           <w:szCs w:val="21"/>
           <w:lang w:val="fr-FR"/>
           <w:rPrChange w:id="78" w:author="Ismael SAMBY" w:date="2026-07-17T13:13:00Z">
-            <w:rPr/>
+            <w:rPr>
+              <w:ins w:id="79" w:author="Ismael SAMBY" w:date="2026-07-17T13:13:00Z"/>
+            </w:rPr>
           </w:rPrChange>
         </w:rPr>
         <w:pPrChange w:id="80" w:author="Ismael SAMBY" w:date="2026-07-17T13:13:00Z">
@@ -2976,46 +3580,52 @@
           </w:pPr>
         </w:pPrChange>
       </w:pPr>
-      <w:r>
-        <w:rPr>
-          <w:rFonts w:ascii="Arial" w:eastAsia="Times New Roman" w:hAnsi="Arial" w:cs="Arial"/>
-          <w:sz w:val="21"/>
-          <w:szCs w:val="21"/>
-          <w:lang w:val="fr-FR"/>
-          <w:rPrChange w:id="82" w:author="Ismael SAMBY" w:date="2026-07-17T13:13:00Z">
+      <w:ins w:id="81" w:author="Ismael SAMBY" w:date="2026-07-17T13:13:00Z">
+        <w:r>
+          <w:rPr>
+            <w:rFonts w:ascii="Arial" w:eastAsia="Times New Roman" w:hAnsi="Arial" w:cs="Arial"/>
+            <w:sz w:val="21"/>
+            <w:szCs w:val="21"/>
+            <w:lang w:val="fr-FR"/>
+            <w:rPrChange w:id="82" w:author="Ismael SAMBY" w:date="2026-07-17T13:13:00Z">
+              <w:rPr>
+                <w:rStyle w:val="lev"/>
+              </w:rPr>
+            </w:rPrChange>
+          </w:rPr>
+          <w:t>13.1. Méthodologie</w:t>
+        </w:r>
+      </w:ins>
+    </w:p>
+    <w:p>
+      <w:pPr>
+        <w:spacing w:after="0" w:line="276" w:lineRule="auto"/>
+        <w:jc w:val="both"/>
+        <w:rPr>
+          <w:ins w:id="83" w:author="Ismael SAMBY" w:date="2026-07-17T13:15:00Z"/>
+          <w:rFonts w:ascii="Arial" w:hAnsi="Arial" w:cs="Arial"/>
+          <w:kern w:val="0"/>
+          <w:sz w:val="21"/>
+          <w:szCs w:val="21"/>
+          <w:lang w:val="fr-FR" w:eastAsia="fr-FR"/>
+        </w:rPr>
+      </w:pPr>
+    </w:p>
+    <w:p>
+      <w:pPr>
+        <w:spacing w:after="0" w:line="276" w:lineRule="auto"/>
+        <w:jc w:val="both"/>
+        <w:rPr>
+          <w:ins w:id="84" w:author="Ismael SAMBY" w:date="2026-07-17T13:13:00Z"/>
+          <w:rFonts w:ascii="Arial" w:hAnsi="Arial" w:cs="Arial"/>
+          <w:kern w:val="0"/>
+          <w:sz w:val="21"/>
+          <w:szCs w:val="21"/>
+          <w:lang w:val="fr-FR" w:eastAsia="fr-FR"/>
+          <w:rPrChange w:id="85" w:author="Ismael SAMBY" w:date="2026-07-17T13:14:00Z">
             <w:rPr>
-              <w:rStyle w:val="lev"/>
+              <w:ins w:id="86" w:author="Ismael SAMBY" w:date="2026-07-17T13:13:00Z"/>
             </w:rPr>
-          </w:rPrChange>
-        </w:rPr>
-        <w:t>13.1. Méthodologie</w:t>
-      </w:r>
-    </w:p>
-    <w:p>
-      <w:pPr>
-        <w:spacing w:after="0" w:line="276" w:lineRule="auto"/>
-        <w:jc w:val="both"/>
-        <w:rPr>
-          <w:rFonts w:ascii="Arial" w:hAnsi="Arial" w:cs="Arial"/>
-          <w:kern w:val="0"/>
-          <w:sz w:val="21"/>
-          <w:szCs w:val="21"/>
-          <w:lang w:val="fr-FR" w:eastAsia="fr-FR"/>
-        </w:rPr>
-      </w:pPr>
-    </w:p>
-    <w:p>
-      <w:pPr>
-        <w:spacing w:after="0" w:line="276" w:lineRule="auto"/>
-        <w:jc w:val="both"/>
-        <w:rPr>
-          <w:rFonts w:ascii="Arial" w:hAnsi="Arial" w:cs="Arial"/>
-          <w:kern w:val="0"/>
-          <w:sz w:val="21"/>
-          <w:szCs w:val="21"/>
-          <w:lang w:val="fr-FR" w:eastAsia="fr-FR"/>
-          <w:rPrChange w:id="85" w:author="Ismael SAMBY" w:date="2026-07-17T13:14:00Z">
-            <w:rPr/>
           </w:rPrChange>
         </w:rPr>
         <w:pPrChange w:id="87" w:author="Ismael SAMBY" w:date="2026-07-17T13:14:00Z">
@@ -3024,25 +3634,28 @@
           </w:pPr>
         </w:pPrChange>
       </w:pPr>
-      <w:r>
-        <w:rPr>
-          <w:rFonts w:ascii="Arial" w:hAnsi="Arial" w:cs="Arial"/>
-          <w:kern w:val="0"/>
-          <w:sz w:val="21"/>
-          <w:szCs w:val="21"/>
-          <w:lang w:val="fr-FR" w:eastAsia="fr-FR"/>
-          <w:rPrChange w:id="89" w:author="Ismael SAMBY" w:date="2026-07-17T13:14:00Z">
-            <w:rPr/>
-          </w:rPrChange>
-        </w:rPr>
-        <w:t>L'analyse s'appuie sur les sources de données suivantes :</w:t>
-      </w:r>
-    </w:p>
-    <w:p>
-      <w:pPr>
-        <w:spacing w:after="0" w:line="276" w:lineRule="auto"/>
-        <w:jc w:val="both"/>
-        <w:rPr>
+      <w:ins w:id="88" w:author="Ismael SAMBY" w:date="2026-07-17T13:13:00Z">
+        <w:r>
+          <w:rPr>
+            <w:rFonts w:ascii="Arial" w:hAnsi="Arial" w:cs="Arial"/>
+            <w:kern w:val="0"/>
+            <w:sz w:val="21"/>
+            <w:szCs w:val="21"/>
+            <w:lang w:val="fr-FR" w:eastAsia="fr-FR"/>
+            <w:rPrChange w:id="89" w:author="Ismael SAMBY" w:date="2026-07-17T13:14:00Z">
+              <w:rPr/>
+            </w:rPrChange>
+          </w:rPr>
+          <w:t>L'analyse s'appuie sur les sources de données suivantes :</w:t>
+        </w:r>
+      </w:ins>
+    </w:p>
+    <w:p>
+      <w:pPr>
+        <w:spacing w:after="0" w:line="276" w:lineRule="auto"/>
+        <w:jc w:val="both"/>
+        <w:rPr>
+          <w:ins w:id="90" w:author="Ismael SAMBY" w:date="2026-07-17T13:15:00Z"/>
           <w:rFonts w:ascii="Arial" w:hAnsi="Arial" w:cs="Arial"/>
           <w:kern w:val="0"/>
           <w:sz w:val="21"/>
@@ -3061,13 +3674,16 @@
         <w:spacing w:after="0" w:line="276" w:lineRule="auto"/>
         <w:jc w:val="both"/>
         <w:rPr>
+          <w:ins w:id="91" w:author="Ismael SAMBY" w:date="2026-07-17T13:13:00Z"/>
           <w:rFonts w:ascii="Arial" w:hAnsi="Arial" w:cs="Arial"/>
           <w:kern w:val="0"/>
           <w:sz w:val="21"/>
           <w:szCs w:val="21"/>
           <w:lang w:val="fr-FR" w:eastAsia="fr-FR"/>
           <w:rPrChange w:id="92" w:author="Ismael SAMBY" w:date="2026-07-17T13:16:00Z">
-            <w:rPr/>
+            <w:rPr>
+              <w:ins w:id="93" w:author="Ismael SAMBY" w:date="2026-07-17T13:13:00Z"/>
+            </w:rPr>
           </w:rPrChange>
         </w:rPr>
         <w:pPrChange w:id="94" w:author="Ismael SAMBY" w:date="2026-07-17T13:16:00Z">
@@ -3083,19 +3699,21 @@
           </w:pPr>
         </w:pPrChange>
       </w:pPr>
-      <w:r>
-        <w:rPr>
-          <w:rFonts w:ascii="Arial" w:hAnsi="Arial" w:cs="Arial"/>
-          <w:kern w:val="0"/>
-          <w:sz w:val="21"/>
-          <w:szCs w:val="21"/>
-          <w:lang w:val="fr-FR" w:eastAsia="fr-FR"/>
-          <w:rPrChange w:id="96" w:author="Ismael SAMBY" w:date="2026-07-17T13:16:00Z">
-            <w:rPr/>
-          </w:rPrChange>
-        </w:rPr>
-        <w:t>Les inventaires et relevés biophysiques de terrain réalisés par OKAPI dans le cadre de la présente étude (2025-2026), portant sur la caractérisation des écosystèmes de la zone d'étude (mangroves, savanes, forêts-galeries, zones humides, cours d'eau, bas-fonds agricoles) ;</w:t>
-      </w:r>
+      <w:ins w:id="95" w:author="Ismael SAMBY" w:date="2026-07-17T13:13:00Z">
+        <w:r>
+          <w:rPr>
+            <w:rFonts w:ascii="Arial" w:hAnsi="Arial" w:cs="Arial"/>
+            <w:kern w:val="0"/>
+            <w:sz w:val="21"/>
+            <w:szCs w:val="21"/>
+            <w:lang w:val="fr-FR" w:eastAsia="fr-FR"/>
+            <w:rPrChange w:id="96" w:author="Ismael SAMBY" w:date="2026-07-17T13:16:00Z">
+              <w:rPr/>
+            </w:rPrChange>
+          </w:rPr>
+          <w:t>Les inventaires et relevés biophysiques de terrain réalisés par OKAPI dans le cadre de la présente étude (2025-2026), portant sur la caractérisation des écosystèmes de la zone d'étude (mangroves, savanes, forêts-galeries, zones humides, cours d'eau, bas-fonds agricoles) ;</w:t>
+        </w:r>
+      </w:ins>
     </w:p>
     <w:p>
       <w:pPr>
@@ -3107,13 +3725,16 @@
         <w:spacing w:after="0" w:line="276" w:lineRule="auto"/>
         <w:jc w:val="both"/>
         <w:rPr>
+          <w:ins w:id="97" w:author="Ismael SAMBY" w:date="2026-07-17T13:13:00Z"/>
           <w:rFonts w:ascii="Arial" w:hAnsi="Arial" w:cs="Arial"/>
           <w:kern w:val="0"/>
           <w:sz w:val="21"/>
           <w:szCs w:val="21"/>
           <w:lang w:val="fr-FR" w:eastAsia="fr-FR"/>
           <w:rPrChange w:id="98" w:author="Ismael SAMBY" w:date="2026-07-17T13:16:00Z">
-            <w:rPr/>
+            <w:rPr>
+              <w:ins w:id="99" w:author="Ismael SAMBY" w:date="2026-07-17T13:13:00Z"/>
+            </w:rPr>
           </w:rPrChange>
         </w:rPr>
         <w:pPrChange w:id="100" w:author="Ismael SAMBY" w:date="2026-07-17T13:16:00Z">
@@ -3129,19 +3750,21 @@
           </w:pPr>
         </w:pPrChange>
       </w:pPr>
-      <w:r>
-        <w:rPr>
-          <w:rFonts w:ascii="Arial" w:hAnsi="Arial" w:cs="Arial"/>
-          <w:kern w:val="0"/>
-          <w:sz w:val="21"/>
-          <w:szCs w:val="21"/>
-          <w:lang w:val="fr-FR" w:eastAsia="fr-FR"/>
-          <w:rPrChange w:id="102" w:author="Ismael SAMBY" w:date="2026-07-17T13:16:00Z">
-            <w:rPr/>
-          </w:rPrChange>
-        </w:rPr>
-        <w:t>Les enquêtes socio-économiques menées auprès des ménages et des communautés riveraines, incluant les données relatives aux moyens de subsistance, aux pratiques agricoles, halieutiques et de cueillette, ainsi qu'au patrimoine culturel ;</w:t>
-      </w:r>
+      <w:ins w:id="101" w:author="Ismael SAMBY" w:date="2026-07-17T13:13:00Z">
+        <w:r>
+          <w:rPr>
+            <w:rFonts w:ascii="Arial" w:hAnsi="Arial" w:cs="Arial"/>
+            <w:kern w:val="0"/>
+            <w:sz w:val="21"/>
+            <w:szCs w:val="21"/>
+            <w:lang w:val="fr-FR" w:eastAsia="fr-FR"/>
+            <w:rPrChange w:id="102" w:author="Ismael SAMBY" w:date="2026-07-17T13:16:00Z">
+              <w:rPr/>
+            </w:rPrChange>
+          </w:rPr>
+          <w:t>Les enquêtes socio-économiques menées auprès des ménages et des communautés riveraines, incluant les données relatives aux moyens de subsistance, aux pratiques agricoles, halieutiques et de cueillette, ainsi qu'au patrimoine culturel ;</w:t>
+        </w:r>
+      </w:ins>
     </w:p>
     <w:p>
       <w:pPr>
@@ -3153,26 +3776,29 @@
         <w:spacing w:after="0" w:line="276" w:lineRule="auto"/>
         <w:jc w:val="both"/>
         <w:rPr>
-          <w:rFonts w:ascii="Arial" w:hAnsi="Arial" w:cs="Arial"/>
-          <w:kern w:val="0"/>
-          <w:sz w:val="21"/>
-          <w:szCs w:val="21"/>
-          <w:lang w:val="fr-FR" w:eastAsia="fr-FR"/>
-        </w:rPr>
-      </w:pPr>
-      <w:r>
-        <w:rPr>
-          <w:rFonts w:ascii="Arial" w:hAnsi="Arial" w:cs="Arial"/>
-          <w:kern w:val="0"/>
-          <w:sz w:val="21"/>
-          <w:szCs w:val="21"/>
-          <w:lang w:val="fr-FR" w:eastAsia="fr-FR"/>
-          <w:rPrChange w:id="105" w:author="Ismael SAMBY" w:date="2026-07-17T13:16:00Z">
-            <w:rPr/>
-          </w:rPrChange>
-        </w:rPr>
-        <w:t>Les données secondaires disponibles issues des Études d'Impact Environnemental et Social des projets tiers présents dans la même zone d'influence régionale (AMC Cargo Port, AMC Bauxite Port et AMC Railway), utilisées à titre complémentaire pour contextualiser certains constats, notamment sur les activités de pêche partagées avec les communautés côtières concernées par ces projets.</w:t>
-      </w:r>
+          <w:ins w:id="103" w:author="Ismael SAMBY" w:date="2026-07-17T13:16:00Z"/>
+          <w:rFonts w:ascii="Arial" w:hAnsi="Arial" w:cs="Arial"/>
+          <w:kern w:val="0"/>
+          <w:sz w:val="21"/>
+          <w:szCs w:val="21"/>
+          <w:lang w:val="fr-FR" w:eastAsia="fr-FR"/>
+        </w:rPr>
+      </w:pPr>
+      <w:ins w:id="104" w:author="Ismael SAMBY" w:date="2026-07-17T13:13:00Z">
+        <w:r>
+          <w:rPr>
+            <w:rFonts w:ascii="Arial" w:hAnsi="Arial" w:cs="Arial"/>
+            <w:kern w:val="0"/>
+            <w:sz w:val="21"/>
+            <w:szCs w:val="21"/>
+            <w:lang w:val="fr-FR" w:eastAsia="fr-FR"/>
+            <w:rPrChange w:id="105" w:author="Ismael SAMBY" w:date="2026-07-17T13:16:00Z">
+              <w:rPr/>
+            </w:rPrChange>
+          </w:rPr>
+          <w:t>Les données secondaires disponibles issues des Études d'Impact Environnemental et Social des projets tiers présents dans la même zone d'influence régionale (AMC Cargo Port, AMC Bauxite Port et AMC Railway), utilisées à titre complémentaire pour contextualiser certains constats, notamment sur les activités de pêche partagées avec les communautés côtières concernées par ces projets.</w:t>
+        </w:r>
+      </w:ins>
     </w:p>
     <w:p>
       <w:pPr>
@@ -3180,13 +3806,16 @@
         <w:spacing w:after="0" w:line="276" w:lineRule="auto"/>
         <w:jc w:val="both"/>
         <w:rPr>
+          <w:ins w:id="106" w:author="Ismael SAMBY" w:date="2026-07-17T13:13:00Z"/>
           <w:rFonts w:ascii="Arial" w:hAnsi="Arial" w:cs="Arial"/>
           <w:kern w:val="0"/>
           <w:sz w:val="21"/>
           <w:szCs w:val="21"/>
           <w:lang w:val="fr-FR" w:eastAsia="fr-FR"/>
           <w:rPrChange w:id="107" w:author="Ismael SAMBY" w:date="2026-07-17T13:16:00Z">
-            <w:rPr/>
+            <w:rPr>
+              <w:ins w:id="108" w:author="Ismael SAMBY" w:date="2026-07-17T13:13:00Z"/>
+            </w:rPr>
           </w:rPrChange>
         </w:rPr>
         <w:pPrChange w:id="109" w:author="Ismael SAMBY" w:date="2026-07-17T13:16:00Z">
@@ -3208,13 +3837,16 @@
         <w:spacing w:after="0" w:line="276" w:lineRule="auto"/>
         <w:jc w:val="both"/>
         <w:rPr>
+          <w:ins w:id="110" w:author="Ismael SAMBY" w:date="2026-07-17T13:13:00Z"/>
           <w:rFonts w:ascii="Arial" w:hAnsi="Arial" w:cs="Arial"/>
           <w:kern w:val="0"/>
           <w:sz w:val="21"/>
           <w:szCs w:val="21"/>
           <w:lang w:val="fr-FR" w:eastAsia="fr-FR"/>
           <w:rPrChange w:id="111" w:author="Ismael SAMBY" w:date="2026-07-17T13:14:00Z">
-            <w:rPr/>
+            <w:rPr>
+              <w:ins w:id="112" w:author="Ismael SAMBY" w:date="2026-07-17T13:13:00Z"/>
+            </w:rPr>
           </w:rPrChange>
         </w:rPr>
         <w:pPrChange w:id="113" w:author="Ismael SAMBY" w:date="2026-07-17T13:14:00Z">
@@ -3223,33 +3855,35 @@
           </w:pPr>
         </w:pPrChange>
       </w:pPr>
-      <w:r>
-        <w:rPr>
-          <w:rFonts w:ascii="Arial" w:hAnsi="Arial" w:cs="Arial"/>
-          <w:kern w:val="0"/>
-          <w:sz w:val="21"/>
-          <w:szCs w:val="21"/>
-          <w:lang w:val="fr-FR" w:eastAsia="fr-FR"/>
-          <w:rPrChange w:id="115" w:author="Ismael SAMBY" w:date="2026-07-17T13:14:00Z">
-            <w:rPr/>
-          </w:rPrChange>
-        </w:rPr>
-        <w:t xml:space="preserve">Pour chaque service écosystémique identifié, l'évaluation d'impact distingue la phase de construction et la phase d'exploitation du Projet, et qualifie le niveau d'impact (mineur, moyen, majeur) sur la base de la sensibilité du service, de l'ampleur de la perturbation anticipée et du degré </w:t>
-      </w:r>
-      <w:r>
-        <w:rPr>
-          <w:rFonts w:ascii="Arial" w:hAnsi="Arial" w:cs="Arial"/>
-          <w:kern w:val="0"/>
-          <w:sz w:val="21"/>
-          <w:szCs w:val="21"/>
-          <w:lang w:val="fr-FR" w:eastAsia="fr-FR"/>
-          <w:rPrChange w:id="116" w:author="Ismael SAMBY" w:date="2026-07-17T13:14:00Z">
-            <w:rPr/>
-          </w:rPrChange>
-        </w:rPr>
-        <w:lastRenderedPageBreak/>
-        <w:t>de dépendance des communautés locales vis-à-vis de ce service. Les mesures d'atténuation correspondantes sont développées dans le Plan de Gestion Environnementale et Sociale (PGES) et, dans le Plan d'Action de Réinstallation / Plan de Restauration des Moyens de Subsistance (PAR/PRMS).</w:t>
-      </w:r>
+      <w:ins w:id="114" w:author="Ismael SAMBY" w:date="2026-07-17T13:13:00Z">
+        <w:r>
+          <w:rPr>
+            <w:rFonts w:ascii="Arial" w:hAnsi="Arial" w:cs="Arial"/>
+            <w:kern w:val="0"/>
+            <w:sz w:val="21"/>
+            <w:szCs w:val="21"/>
+            <w:lang w:val="fr-FR" w:eastAsia="fr-FR"/>
+            <w:rPrChange w:id="115" w:author="Ismael SAMBY" w:date="2026-07-17T13:14:00Z">
+              <w:rPr/>
+            </w:rPrChange>
+          </w:rPr>
+          <w:t xml:space="preserve">Pour chaque service écosystémique identifié, l'évaluation d'impact distingue la phase de construction et la phase d'exploitation du Projet, et qualifie le niveau d'impact (mineur, moyen, majeur) sur la base de la sensibilité du service, de l'ampleur de la perturbation anticipée et du degré </w:t>
+        </w:r>
+        <w:r>
+          <w:rPr>
+            <w:rFonts w:ascii="Arial" w:hAnsi="Arial" w:cs="Arial"/>
+            <w:kern w:val="0"/>
+            <w:sz w:val="21"/>
+            <w:szCs w:val="21"/>
+            <w:lang w:val="fr-FR" w:eastAsia="fr-FR"/>
+            <w:rPrChange w:id="116" w:author="Ismael SAMBY" w:date="2026-07-17T13:14:00Z">
+              <w:rPr/>
+            </w:rPrChange>
+          </w:rPr>
+          <w:lastRenderedPageBreak/>
+          <w:t>de dépendance des communautés locales vis-à-vis de ce service. Les mesures d'atténuation correspondantes sont développées dans le Plan de Gestion Environnementale et Sociale (PGES) et, dans le Plan d'Action de Réinstallation / Plan de Restauration des Moyens de Subsistance (PAR/PRMS).</w:t>
+        </w:r>
+      </w:ins>
     </w:p>
     <w:p>
       <w:pPr>
@@ -3814,7 +4448,7 @@
         </w:rPr>
         <w:t xml:space="preserve">De plus, une partie du paysage est composé de mangroves. Les mangroves</w:t>
       </w:r>
-      <w:ins w:id="90006" w:author="Dr IBRAHIMA DIALLO" w:date="2026-08-17T12:00:00Z">
+      <w:ins w:id="90006" w:author="Dr IBRAHIMA DIALLO" w:date="2026-08-17T13:00:00Z">
         <w:r>
           <w:rPr>
             <w:rFonts w:ascii="Arial" w:hAnsi="Arial" w:cs="Arial"/>
@@ -3834,20 +4468,45 @@
           <w:szCs w:val="21"/>
           <w:lang w:val="fr-FR" w:eastAsia="fr-FR"/>
         </w:rPr>
-        <w:t xml:space="preserve"> assurent une fonction protectrice contre l’érosion des côtes et accumulent d’importantes réserves de carbone, participant ainsi à la mitigation des changements climatiques. Les savanes ainsi que les forêts-galeries contribuent à la régulation hydrologique en assurant le maintien de la qualité et de la disponibilité des eaux superficielles et souterraines. La disparition ou la détérioration de ces habitats entraînerait une diminution de ces services, augmentant ainsi la vulnérabilité des villages communautés aux inondations, à l’érosion et aux sécheresses (</w:t>
-      </w:r>
-      <w:r>
-        <w:rPr>
-          <w:rFonts w:ascii="Arial" w:hAnsi="Arial" w:cs="Arial"/>
-          <w:i/>
-          <w:iCs/>
-          <w:kern w:val="0"/>
-          <w:sz w:val="21"/>
-          <w:szCs w:val="21"/>
-          <w:lang w:val="fr-FR" w:eastAsia="fr-FR"/>
-        </w:rPr>
-        <w:t xml:space="preserve">OKAPI, 2025 et 2026 : données recueillies pendant cette étude WCAG et complété ar les données de l’EIES de AMC CARGO PORT, AMC BAUXITE PORT et AMC RAILWAY).</w:t>
-      </w:r>
+        <w:t xml:space="preserve"> assurent une fonction protectrice contre l’érosion des côtes et accumulent d’importantes réserves de carbone, participant ainsi à la mitigation des changements climatiques. Les savanes ainsi que les forêts-galeries contribuent à la régulation hydrologique en assurant le maintien de la qualité et de la disponibilité des eaux superficielles et souterraines. La disparition ou la détérioration de ces habitats entraînerait une diminution de ces services, augmentant ainsi la vulnérabilité des villages communautés aux inondations, à l’érosion et aux sécheresses </w:t>
+      </w:r>
+      <w:commentRangeStart w:id="126"/>
+      <w:r>
+        <w:rPr>
+          <w:rFonts w:ascii="Arial" w:hAnsi="Arial" w:cs="Arial"/>
+          <w:kern w:val="0"/>
+          <w:sz w:val="21"/>
+          <w:szCs w:val="21"/>
+          <w:lang w:val="fr-FR" w:eastAsia="fr-FR"/>
+        </w:rPr>
+        <w:t>(</w:t>
+      </w:r>
+      <w:ins w:id="127" w:author="Ismael SAMBY" w:date="2026-07-17T13:09:00Z">
+        <w:r>
+          <w:rPr>
+            <w:rFonts w:ascii="Arial" w:hAnsi="Arial" w:cs="Arial"/>
+            <w:i/>
+            <w:iCs/>
+            <w:kern w:val="0"/>
+            <w:sz w:val="21"/>
+            <w:szCs w:val="21"/>
+            <w:lang w:val="fr-FR" w:eastAsia="fr-FR"/>
+          </w:rPr>
+          <w:t xml:space="preserve">OKAPI, 2025 et 2026 : données recueillies pendant cette étude WCAG et complété ar les données de l’EIES de AMC CARGO PORT, AMC BAUXITE PORT et AMC RAILWAY).</w:t>
+        </w:r>
+      </w:ins>
+      <w:del w:id="128" w:author="Ismael SAMBY" w:date="2026-07-17T13:09:00Z">
+        <w:r>
+          <w:rPr>
+            <w:rFonts w:ascii="Arial" w:hAnsi="Arial" w:cs="Arial"/>
+            <w:kern w:val="0"/>
+            <w:sz w:val="21"/>
+            <w:szCs w:val="21"/>
+            <w:lang w:val="fr-FR" w:eastAsia="fr-FR"/>
+          </w:rPr>
+          <w:delText>OKAPI, 2025</w:delText>
+        </w:r>
+      </w:del>
       <w:r>
         <w:rPr>
           <w:rFonts w:ascii="Arial" w:hAnsi="Arial" w:cs="Arial"/>
@@ -3857,6 +4516,15 @@
           <w:lang w:val="fr-FR" w:eastAsia="fr-FR"/>
         </w:rPr>
         <w:t>).</w:t>
+      </w:r>
+      <w:commentRangeEnd w:id="126"/>
+      <w:r>
+        <w:rPr>
+          <w:rStyle w:val="Marquedecommentaire"/>
+          <w:sz w:val="22"/>
+          <w:szCs w:val="22"/>
+        </w:rPr>
+        <w:commentReference w:id="126"/>
       </w:r>
     </w:p>
     <w:p>
@@ -4362,6 +5030,8 @@
           <w:lang w:val="fr-FR" w:eastAsia="fr-FR"/>
         </w:rPr>
       </w:pPr>
+      <w:commentRangeStart w:id="136"/>
+      <w:commentRangeStart w:id="137"/>
       <w:r>
         <w:rPr>
           <w:rFonts w:ascii="Arial" w:hAnsi="Arial" w:cs="Arial"/>
@@ -4373,6 +5043,26 @@
         </w:rPr>
         <w:t>Description et évaluation des impacts</w:t>
       </w:r>
+      <w:commentRangeEnd w:id="136"/>
+      <w:r>
+        <w:rPr>
+          <w:rStyle w:val="Marquedecommentaire"/>
+          <w:rFonts w:ascii="Arial" w:hAnsi="Arial" w:cs="Arial"/>
+          <w:kern w:val="0"/>
+          <w:sz w:val="21"/>
+          <w:szCs w:val="21"/>
+          <w:u w:val="single"/>
+          <w:lang w:val="fr-FR" w:eastAsia="fr-FR"/>
+        </w:rPr>
+        <w:commentReference w:id="136"/>
+      </w:r>
+      <w:commentRangeEnd w:id="137"/>
+      <w:r>
+        <w:rPr>
+          <w:rStyle w:val="Marquedecommentaire"/>
+        </w:rPr>
+        <w:commentReference w:id="137"/>
+      </w:r>
     </w:p>
     <w:p>
       <w:pPr>
@@ -4515,7 +5205,18 @@
           <w:szCs w:val="21"/>
           <w:lang w:val="fr-FR" w:eastAsia="fr-FR"/>
         </w:rPr>
-        <w:t xml:space="preserve">Selon les ménages consultés, l’agriculture occupe une place centrale dans leur organisation économique : près de la moitié la considère comme essentielle et plus d’un tiers en dépend comme principale source de revenus. Cette forte dépendance accentue cependant les risques d’insécurité alimentaire, notamment pendant la période de soudure (août-septembre), durant laquelle de nombreux ménages recourent à des stratégies d’appoint telles que la cueillette, le petit commerce ou l’endettement (</w:t>
+        <w:t xml:space="preserve">Selon les ménages consultés, l’agriculture occupe une place centrale dans leur organisation économique : près de la moitié la considère comme essentielle et plus d’un tiers en dépend comme principale source de revenus. Cette forte dépendance accentue cependant les risques d’insécurité alimentaire, notamment pendant la période de soudure (août-septembre), durant laquelle de nombreux ménages recourent à des stratégies d’appoint telles que la cueillette, le petit commerce ou l’endettement </w:t>
+      </w:r>
+      <w:commentRangeStart w:id="138"/>
+      <w:r>
+        <w:rPr>
+          <w:rFonts w:ascii="Arial" w:hAnsi="Arial" w:cs="Arial"/>
+          <w:kern w:val="0"/>
+          <w:sz w:val="21"/>
+          <w:szCs w:val="21"/>
+          <w:lang w:val="fr-FR" w:eastAsia="fr-FR"/>
+        </w:rPr>
+        <w:t>(</w:t>
       </w:r>
       <w:r>
         <w:rPr>
@@ -4538,201 +5239,219 @@
         </w:rPr>
         <w:t>OKAPI, 2025</w:t>
       </w:r>
-      <w:r>
-        <w:rPr>
-          <w:rFonts w:ascii="Arial" w:hAnsi="Arial" w:cs="Arial"/>
-          <w:i/>
-          <w:iCs/>
-          <w:kern w:val="0"/>
-          <w:sz w:val="21"/>
-          <w:szCs w:val="21"/>
-          <w:lang w:val="fr-FR" w:eastAsia="fr-FR"/>
-          <w:rPrChange w:id="141" w:author="Ismael SAMBY" w:date="2026-07-17T13:06:00Z">
-            <w:rPr>
-              <w:rFonts w:ascii="Arial" w:hAnsi="Arial" w:cs="Arial"/>
-              <w:kern w:val="0"/>
-              <w:sz w:val="21"/>
-              <w:szCs w:val="21"/>
-              <w:lang w:val="fr-FR" w:eastAsia="fr-FR"/>
-            </w:rPr>
-          </w:rPrChange>
-        </w:rPr>
-        <w:t xml:space="preserve"> et 2026 : données </w:t>
-      </w:r>
-      <w:r>
-        <w:rPr>
-          <w:rFonts w:ascii="Arial" w:hAnsi="Arial" w:cs="Arial"/>
-          <w:i/>
-          <w:iCs/>
-          <w:kern w:val="0"/>
-          <w:sz w:val="21"/>
-          <w:szCs w:val="21"/>
-          <w:lang w:val="fr-FR" w:eastAsia="fr-FR"/>
-        </w:rPr>
-        <w:t>recueillies</w:t>
-      </w:r>
-      <w:r>
-        <w:rPr>
-          <w:rFonts w:ascii="Arial" w:hAnsi="Arial" w:cs="Arial"/>
-          <w:i/>
-          <w:iCs/>
-          <w:kern w:val="0"/>
-          <w:sz w:val="21"/>
-          <w:szCs w:val="21"/>
-          <w:lang w:val="fr-FR" w:eastAsia="fr-FR"/>
-          <w:rPrChange w:id="144" w:author="Ismael SAMBY" w:date="2026-07-17T13:06:00Z">
-            <w:rPr>
-              <w:rFonts w:ascii="Arial" w:hAnsi="Arial" w:cs="Arial"/>
-              <w:kern w:val="0"/>
-              <w:sz w:val="21"/>
-              <w:szCs w:val="21"/>
-              <w:lang w:val="fr-FR" w:eastAsia="fr-FR"/>
-            </w:rPr>
-          </w:rPrChange>
-        </w:rPr>
-        <w:t xml:space="preserve"> pendant cette </w:t>
-      </w:r>
-      <w:r>
-        <w:rPr>
-          <w:rFonts w:ascii="Arial" w:hAnsi="Arial" w:cs="Arial"/>
-          <w:i/>
-          <w:iCs/>
-          <w:kern w:val="0"/>
-          <w:sz w:val="21"/>
-          <w:szCs w:val="21"/>
-          <w:lang w:val="fr-FR" w:eastAsia="fr-FR"/>
-        </w:rPr>
-        <w:t xml:space="preserve">étude WCAG</w:t>
-      </w:r>
-      <w:r>
-        <w:rPr>
-          <w:rFonts w:ascii="Arial" w:hAnsi="Arial" w:cs="Arial"/>
-          <w:i/>
-          <w:iCs/>
-          <w:kern w:val="0"/>
-          <w:sz w:val="21"/>
-          <w:szCs w:val="21"/>
-          <w:lang w:val="fr-FR" w:eastAsia="fr-FR"/>
-          <w:rPrChange w:id="147" w:author="Ismael SAMBY" w:date="2026-07-17T13:06:00Z">
-            <w:rPr>
-              <w:rFonts w:ascii="Arial" w:hAnsi="Arial" w:cs="Arial"/>
-              <w:kern w:val="0"/>
-              <w:sz w:val="21"/>
-              <w:szCs w:val="21"/>
-              <w:lang w:val="fr-FR" w:eastAsia="fr-FR"/>
-            </w:rPr>
-          </w:rPrChange>
-        </w:rPr>
-        <w:t xml:space="preserve"> et complété </w:t>
-      </w:r>
-      <w:r>
-        <w:rPr>
-          <w:rFonts w:ascii="Arial" w:hAnsi="Arial" w:cs="Arial"/>
-          <w:i/>
-          <w:iCs/>
-          <w:kern w:val="0"/>
-          <w:sz w:val="21"/>
-          <w:szCs w:val="21"/>
-          <w:lang w:val="fr-FR" w:eastAsia="fr-FR"/>
-          <w:rPrChange w:id="148" w:author="Ismael SAMBY" w:date="2026-07-17T13:06:00Z">
-            <w:rPr>
-              <w:rFonts w:ascii="Arial" w:hAnsi="Arial" w:cs="Arial"/>
-              <w:kern w:val="0"/>
-              <w:sz w:val="21"/>
-              <w:szCs w:val="21"/>
-              <w:lang w:val="fr-FR" w:eastAsia="fr-FR"/>
-            </w:rPr>
-          </w:rPrChange>
-        </w:rPr>
-        <w:t>ar</w:t>
-      </w:r>
-      <w:r>
-        <w:rPr>
-          <w:rFonts w:ascii="Arial" w:hAnsi="Arial" w:cs="Arial"/>
-          <w:i/>
-          <w:iCs/>
-          <w:kern w:val="0"/>
-          <w:sz w:val="21"/>
-          <w:szCs w:val="21"/>
-          <w:lang w:val="fr-FR" w:eastAsia="fr-FR"/>
-          <w:rPrChange w:id="149" w:author="Ismael SAMBY" w:date="2026-07-17T13:06:00Z">
-            <w:rPr>
-              <w:rFonts w:ascii="Arial" w:hAnsi="Arial" w:cs="Arial"/>
-              <w:kern w:val="0"/>
-              <w:sz w:val="21"/>
-              <w:szCs w:val="21"/>
-              <w:lang w:val="fr-FR" w:eastAsia="fr-FR"/>
-            </w:rPr>
-          </w:rPrChange>
-        </w:rPr>
-        <w:t xml:space="preserve"> les données de l’EIES de AMC</w:t>
-      </w:r>
-      <w:r>
-        <w:rPr>
-          <w:rFonts w:ascii="Arial" w:hAnsi="Arial" w:cs="Arial"/>
-          <w:i/>
-          <w:iCs/>
-          <w:kern w:val="0"/>
-          <w:sz w:val="21"/>
-          <w:szCs w:val="21"/>
-          <w:lang w:val="fr-FR" w:eastAsia="fr-FR"/>
-          <w:rPrChange w:id="151" w:author="Ismael SAMBY" w:date="2026-07-17T13:06:00Z">
-            <w:rPr>
-              <w:rFonts w:ascii="Arial" w:hAnsi="Arial" w:cs="Arial"/>
-              <w:kern w:val="0"/>
-              <w:sz w:val="21"/>
-              <w:szCs w:val="21"/>
-              <w:lang w:val="fr-FR" w:eastAsia="fr-FR"/>
-            </w:rPr>
-          </w:rPrChange>
-        </w:rPr>
-        <w:t xml:space="preserve"> CARGO PORT</w:t>
-      </w:r>
-      <w:r>
-        <w:rPr>
-          <w:rFonts w:ascii="Arial" w:hAnsi="Arial" w:cs="Arial"/>
-          <w:i/>
-          <w:iCs/>
-          <w:kern w:val="0"/>
-          <w:sz w:val="21"/>
-          <w:szCs w:val="21"/>
-          <w:lang w:val="fr-FR" w:eastAsia="fr-FR"/>
-        </w:rPr>
-        <w:t xml:space="preserve">, </w:t>
-      </w:r>
-      <w:r>
-        <w:rPr>
-          <w:rFonts w:ascii="Arial" w:hAnsi="Arial" w:cs="Arial"/>
-          <w:i/>
-          <w:iCs/>
-          <w:kern w:val="0"/>
-          <w:sz w:val="21"/>
-          <w:szCs w:val="21"/>
-          <w:lang w:val="fr-FR" w:eastAsia="fr-FR"/>
-          <w:rPrChange w:id="154" w:author="Ismael SAMBY" w:date="2026-07-17T13:06:00Z">
-            <w:rPr>
-              <w:rFonts w:ascii="Arial" w:hAnsi="Arial" w:cs="Arial"/>
-              <w:kern w:val="0"/>
-              <w:sz w:val="21"/>
-              <w:szCs w:val="21"/>
-              <w:lang w:val="fr-FR" w:eastAsia="fr-FR"/>
-            </w:rPr>
-          </w:rPrChange>
-        </w:rPr>
-        <w:t>AMC BAUXITE PORT</w:t>
-      </w:r>
-      <w:r>
-        <w:rPr>
-          <w:rFonts w:ascii="Arial" w:hAnsi="Arial" w:cs="Arial"/>
-          <w:i/>
-          <w:iCs/>
-          <w:kern w:val="0"/>
-          <w:sz w:val="21"/>
-          <w:szCs w:val="21"/>
-          <w:lang w:val="fr-FR" w:eastAsia="fr-FR"/>
-        </w:rPr>
-        <w:t xml:space="preserve"> et AMC RAILWAY</w:t>
-      </w:r>
+      <w:ins w:id="140" w:author="Ismael SAMBY" w:date="2026-07-17T13:05:00Z">
+        <w:r>
+          <w:rPr>
+            <w:rFonts w:ascii="Arial" w:hAnsi="Arial" w:cs="Arial"/>
+            <w:i/>
+            <w:iCs/>
+            <w:kern w:val="0"/>
+            <w:sz w:val="21"/>
+            <w:szCs w:val="21"/>
+            <w:lang w:val="fr-FR" w:eastAsia="fr-FR"/>
+            <w:rPrChange w:id="141" w:author="Ismael SAMBY" w:date="2026-07-17T13:06:00Z">
+              <w:rPr>
+                <w:rFonts w:ascii="Arial" w:hAnsi="Arial" w:cs="Arial"/>
+                <w:kern w:val="0"/>
+                <w:sz w:val="21"/>
+                <w:szCs w:val="21"/>
+                <w:lang w:val="fr-FR" w:eastAsia="fr-FR"/>
+              </w:rPr>
+            </w:rPrChange>
+          </w:rPr>
+          <w:t xml:space="preserve"> et 2026 : données </w:t>
+        </w:r>
+      </w:ins>
+      <w:ins w:id="142" w:author="Ismael SAMBY" w:date="2026-07-17T13:06:00Z">
+        <w:r>
+          <w:rPr>
+            <w:rFonts w:ascii="Arial" w:hAnsi="Arial" w:cs="Arial"/>
+            <w:i/>
+            <w:iCs/>
+            <w:kern w:val="0"/>
+            <w:sz w:val="21"/>
+            <w:szCs w:val="21"/>
+            <w:lang w:val="fr-FR" w:eastAsia="fr-FR"/>
+          </w:rPr>
+          <w:t>recueillies</w:t>
+        </w:r>
+      </w:ins>
+      <w:ins w:id="143" w:author="Ismael SAMBY" w:date="2026-07-17T13:05:00Z">
+        <w:r>
+          <w:rPr>
+            <w:rFonts w:ascii="Arial" w:hAnsi="Arial" w:cs="Arial"/>
+            <w:i/>
+            <w:iCs/>
+            <w:kern w:val="0"/>
+            <w:sz w:val="21"/>
+            <w:szCs w:val="21"/>
+            <w:lang w:val="fr-FR" w:eastAsia="fr-FR"/>
+            <w:rPrChange w:id="144" w:author="Ismael SAMBY" w:date="2026-07-17T13:06:00Z">
+              <w:rPr>
+                <w:rFonts w:ascii="Arial" w:hAnsi="Arial" w:cs="Arial"/>
+                <w:kern w:val="0"/>
+                <w:sz w:val="21"/>
+                <w:szCs w:val="21"/>
+                <w:lang w:val="fr-FR" w:eastAsia="fr-FR"/>
+              </w:rPr>
+            </w:rPrChange>
+          </w:rPr>
+          <w:t xml:space="preserve"> pendant cette </w:t>
+        </w:r>
+      </w:ins>
+      <w:ins w:id="145" w:author="Ismael SAMBY" w:date="2026-07-17T13:06:00Z">
+        <w:r>
+          <w:rPr>
+            <w:rFonts w:ascii="Arial" w:hAnsi="Arial" w:cs="Arial"/>
+            <w:i/>
+            <w:iCs/>
+            <w:kern w:val="0"/>
+            <w:sz w:val="21"/>
+            <w:szCs w:val="21"/>
+            <w:lang w:val="fr-FR" w:eastAsia="fr-FR"/>
+          </w:rPr>
+          <w:t xml:space="preserve">étude WCAG</w:t>
+        </w:r>
+      </w:ins>
+      <w:ins w:id="146" w:author="Ismael SAMBY" w:date="2026-07-17T13:05:00Z">
+        <w:r>
+          <w:rPr>
+            <w:rFonts w:ascii="Arial" w:hAnsi="Arial" w:cs="Arial"/>
+            <w:i/>
+            <w:iCs/>
+            <w:kern w:val="0"/>
+            <w:sz w:val="21"/>
+            <w:szCs w:val="21"/>
+            <w:lang w:val="fr-FR" w:eastAsia="fr-FR"/>
+            <w:rPrChange w:id="147" w:author="Ismael SAMBY" w:date="2026-07-17T13:06:00Z">
+              <w:rPr>
+                <w:rFonts w:ascii="Arial" w:hAnsi="Arial" w:cs="Arial"/>
+                <w:kern w:val="0"/>
+                <w:sz w:val="21"/>
+                <w:szCs w:val="21"/>
+                <w:lang w:val="fr-FR" w:eastAsia="fr-FR"/>
+              </w:rPr>
+            </w:rPrChange>
+          </w:rPr>
+          <w:t xml:space="preserve"> et complété </w:t>
+        </w:r>
+        <w:r>
+          <w:rPr>
+            <w:rFonts w:ascii="Arial" w:hAnsi="Arial" w:cs="Arial"/>
+            <w:i/>
+            <w:iCs/>
+            <w:kern w:val="0"/>
+            <w:sz w:val="21"/>
+            <w:szCs w:val="21"/>
+            <w:lang w:val="fr-FR" w:eastAsia="fr-FR"/>
+            <w:rPrChange w:id="148" w:author="Ismael SAMBY" w:date="2026-07-17T13:06:00Z">
+              <w:rPr>
+                <w:rFonts w:ascii="Arial" w:hAnsi="Arial" w:cs="Arial"/>
+                <w:kern w:val="0"/>
+                <w:sz w:val="21"/>
+                <w:szCs w:val="21"/>
+                <w:lang w:val="fr-FR" w:eastAsia="fr-FR"/>
+              </w:rPr>
+            </w:rPrChange>
+          </w:rPr>
+          <w:t>ar</w:t>
+        </w:r>
+        <w:r>
+          <w:rPr>
+            <w:rFonts w:ascii="Arial" w:hAnsi="Arial" w:cs="Arial"/>
+            <w:i/>
+            <w:iCs/>
+            <w:kern w:val="0"/>
+            <w:sz w:val="21"/>
+            <w:szCs w:val="21"/>
+            <w:lang w:val="fr-FR" w:eastAsia="fr-FR"/>
+            <w:rPrChange w:id="149" w:author="Ismael SAMBY" w:date="2026-07-17T13:06:00Z">
+              <w:rPr>
+                <w:rFonts w:ascii="Arial" w:hAnsi="Arial" w:cs="Arial"/>
+                <w:kern w:val="0"/>
+                <w:sz w:val="21"/>
+                <w:szCs w:val="21"/>
+                <w:lang w:val="fr-FR" w:eastAsia="fr-FR"/>
+              </w:rPr>
+            </w:rPrChange>
+          </w:rPr>
+          <w:t xml:space="preserve"> les données de l’EIES de AMC</w:t>
+        </w:r>
+      </w:ins>
+      <w:ins w:id="150" w:author="Ismael SAMBY" w:date="2026-07-17T13:06:00Z">
+        <w:r>
+          <w:rPr>
+            <w:rFonts w:ascii="Arial" w:hAnsi="Arial" w:cs="Arial"/>
+            <w:i/>
+            <w:iCs/>
+            <w:kern w:val="0"/>
+            <w:sz w:val="21"/>
+            <w:szCs w:val="21"/>
+            <w:lang w:val="fr-FR" w:eastAsia="fr-FR"/>
+            <w:rPrChange w:id="151" w:author="Ismael SAMBY" w:date="2026-07-17T13:06:00Z">
+              <w:rPr>
+                <w:rFonts w:ascii="Arial" w:hAnsi="Arial" w:cs="Arial"/>
+                <w:kern w:val="0"/>
+                <w:sz w:val="21"/>
+                <w:szCs w:val="21"/>
+                <w:lang w:val="fr-FR" w:eastAsia="fr-FR"/>
+              </w:rPr>
+            </w:rPrChange>
+          </w:rPr>
+          <w:t xml:space="preserve"> CARGO PORT</w:t>
+        </w:r>
+      </w:ins>
+      <w:ins w:id="152" w:author="Ismael SAMBY" w:date="2026-07-17T13:07:00Z">
+        <w:r>
+          <w:rPr>
+            <w:rFonts w:ascii="Arial" w:hAnsi="Arial" w:cs="Arial"/>
+            <w:i/>
+            <w:iCs/>
+            <w:kern w:val="0"/>
+            <w:sz w:val="21"/>
+            <w:szCs w:val="21"/>
+            <w:lang w:val="fr-FR" w:eastAsia="fr-FR"/>
+          </w:rPr>
+          <w:t xml:space="preserve">, </w:t>
+        </w:r>
+      </w:ins>
+      <w:ins w:id="153" w:author="Ismael SAMBY" w:date="2026-07-17T13:06:00Z">
+        <w:r>
+          <w:rPr>
+            <w:rFonts w:ascii="Arial" w:hAnsi="Arial" w:cs="Arial"/>
+            <w:i/>
+            <w:iCs/>
+            <w:kern w:val="0"/>
+            <w:sz w:val="21"/>
+            <w:szCs w:val="21"/>
+            <w:lang w:val="fr-FR" w:eastAsia="fr-FR"/>
+            <w:rPrChange w:id="154" w:author="Ismael SAMBY" w:date="2026-07-17T13:06:00Z">
+              <w:rPr>
+                <w:rFonts w:ascii="Arial" w:hAnsi="Arial" w:cs="Arial"/>
+                <w:kern w:val="0"/>
+                <w:sz w:val="21"/>
+                <w:szCs w:val="21"/>
+                <w:lang w:val="fr-FR" w:eastAsia="fr-FR"/>
+              </w:rPr>
+            </w:rPrChange>
+          </w:rPr>
+          <w:t>AMC BAUXITE PORT</w:t>
+        </w:r>
+      </w:ins>
+      <w:ins w:id="155" w:author="Ismael SAMBY" w:date="2026-07-17T13:07:00Z">
+        <w:r>
+          <w:rPr>
+            <w:rFonts w:ascii="Arial" w:hAnsi="Arial" w:cs="Arial"/>
+            <w:i/>
+            <w:iCs/>
+            <w:kern w:val="0"/>
+            <w:sz w:val="21"/>
+            <w:szCs w:val="21"/>
+            <w:lang w:val="fr-FR" w:eastAsia="fr-FR"/>
+          </w:rPr>
+          <w:t xml:space="preserve"> et AMC RAILWAY</w:t>
+        </w:r>
+      </w:ins>
       <w:r>
         <w:rPr>
           <w:rFonts w:ascii="Arial" w:hAnsi="Arial" w:cs="Arial"/>
@@ -4753,6 +5472,30 @@
           </w:rPrChange>
         </w:rPr>
         <w:t>).</w:t>
+      </w:r>
+      <w:commentRangeEnd w:id="138"/>
+      <w:r>
+        <w:rPr>
+          <w:rStyle w:val="Marquedecommentaire"/>
+          <w:rFonts w:ascii="Arial" w:hAnsi="Arial" w:cs="Arial"/>
+          <w:i/>
+          <w:iCs/>
+          <w:kern w:val="0"/>
+          <w:sz w:val="21"/>
+          <w:szCs w:val="21"/>
+          <w:lang w:val="fr-FR" w:eastAsia="fr-FR"/>
+          <w:rPrChange w:id="157" w:author="Ismael SAMBY" w:date="2026-07-17T13:06:00Z">
+            <w:rPr>
+              <w:rStyle w:val="Marquedecommentaire"/>
+              <w:rFonts w:ascii="Arial" w:hAnsi="Arial" w:cs="Arial"/>
+              <w:kern w:val="0"/>
+              <w:sz w:val="21"/>
+              <w:szCs w:val="21"/>
+              <w:lang w:val="fr-FR" w:eastAsia="fr-FR"/>
+            </w:rPr>
+          </w:rPrChange>
+        </w:rPr>
+        <w:commentReference w:id="138"/>
       </w:r>
     </w:p>
     <w:p>
@@ -4812,7 +5555,7 @@
           <w:lang w:val="fr-FR" w:eastAsia="fr-FR"/>
         </w:rPr>
       </w:pPr>
-      <w:del w:id="90008" w:author="Dr IBRAHIMA DIALLO" w:date="2026-08-17T12:00:00Z">
+      <w:del w:id="90008" w:author="Dr IBRAHIMA DIALLO" w:date="2026-08-17T13:00:00Z">
         <w:r>
           <w:rPr>
             <w:rFonts w:ascii="Arial" w:eastAsia="Times New Roman" w:hAnsi="Arial" w:cs="Arial"/>
@@ -4842,7 +5585,7 @@
           <w:lang w:val="fr-FR" w:eastAsia="fr-FR"/>
         </w:rPr>
       </w:pPr>
-      <w:del w:id="90009" w:author="Dr IBRAHIMA DIALLO" w:date="2026-08-17T12:00:00Z">
+      <w:del w:id="90009" w:author="Dr IBRAHIMA DIALLO" w:date="2026-08-17T13:00:00Z">
         <w:r>
           <w:rPr>
             <w:rFonts w:ascii="Arial" w:eastAsia="Times New Roman" w:hAnsi="Arial" w:cs="Arial"/>
@@ -5006,7 +5749,7 @@
         </w:rPr>
         <w:t xml:space="preserve">Déplacement physique des communautés de Katch</w:t>
       </w:r>
-      <w:ins w:id="90014" w:author="Dr IBRAHIMA DIALLO" w:date="2026-08-17T12:00:00Z">
+      <w:ins w:id="90014" w:author="Dr IBRAHIMA DIALLO" w:date="2026-08-17T13:00:00Z">
         <w:r>
           <w:rPr>
             <w:rFonts w:ascii="Arial" w:hAnsi="Arial" w:cs="Arial"/>
@@ -5640,20 +6383,57 @@
           <w:szCs w:val="21"/>
           <w:lang w:val="fr-FR" w:eastAsia="fr-FR"/>
         </w:rPr>
-        <w:t xml:space="preserve">Le bois de chauffage constitue la source principale d’énergie au sein des foyers. D’après l’étude socio-économique, près de la majorité des ménages recourent au bois pour la cuisson, alors que l’utilisation du charbon de bois demeure marginale (moins d’un ménage sur cinq) (</w:t>
-      </w:r>
-      <w:r>
-        <w:rPr>
-          <w:rFonts w:ascii="Arial" w:hAnsi="Arial" w:cs="Arial"/>
-          <w:i/>
-          <w:iCs/>
-          <w:kern w:val="0"/>
-          <w:sz w:val="21"/>
-          <w:szCs w:val="21"/>
-          <w:lang w:val="fr-FR" w:eastAsia="fr-FR"/>
-        </w:rPr>
-        <w:t xml:space="preserve">OKAPI, 2025 et 2026 : données recueillies pendant cette étude WCAG et complété ar les données de l’EIES de AMC CARGO PORT, AMC BAUXITE PORT et AMC RAILWAY)</w:t>
-      </w:r>
+        <w:t>Le bois de chauffage constitue la source principale d’énergie au sein des foyers. D’après l’étude socio-économique, près de la majorité des ménages recourent au bois pour la cuisson, alors que l’utilisation du charbon de bois demeure marginale (moins d’un ménage sur cinq)</w:t>
+      </w:r>
+      <w:commentRangeStart w:id="171"/>
+      <w:r>
+        <w:rPr>
+          <w:rFonts w:ascii="Arial" w:hAnsi="Arial" w:cs="Arial"/>
+          <w:kern w:val="0"/>
+          <w:sz w:val="21"/>
+          <w:szCs w:val="21"/>
+          <w:lang w:val="fr-FR" w:eastAsia="fr-FR"/>
+        </w:rPr>
+        <w:t xml:space="preserve"> (</w:t>
+      </w:r>
+      <w:ins w:id="172" w:author="Ismael SAMBY" w:date="2026-07-17T13:07:00Z">
+        <w:r>
+          <w:rPr>
+            <w:rFonts w:ascii="Arial" w:hAnsi="Arial" w:cs="Arial"/>
+            <w:i/>
+            <w:iCs/>
+            <w:kern w:val="0"/>
+            <w:sz w:val="21"/>
+            <w:szCs w:val="21"/>
+            <w:lang w:val="fr-FR" w:eastAsia="fr-FR"/>
+          </w:rPr>
+          <w:t xml:space="preserve">OKAPI, 2025 et 2026 : données recueillies pendant cette étude WCAG et complété ar les données de l’EIES de AMC CARGO PORT, AMC BAUXITE PORT et AMC RAILWAY)</w:t>
+        </w:r>
+      </w:ins>
+      <w:del w:id="173" w:author="Ismael SAMBY" w:date="2026-07-17T13:07:00Z">
+        <w:r>
+          <w:rPr>
+            <w:rFonts w:ascii="Arial" w:hAnsi="Arial" w:cs="Arial"/>
+            <w:kern w:val="0"/>
+            <w:sz w:val="21"/>
+            <w:szCs w:val="21"/>
+            <w:lang w:val="fr-FR" w:eastAsia="fr-FR"/>
+          </w:rPr>
+          <w:delText>OKAPI, 2025).</w:delText>
+        </w:r>
+        <w:commentRangeEnd w:id="171"/>
+        <w:r>
+          <w:rPr>
+            <w:rStyle w:val="Marquedecommentaire"/>
+            <w:rFonts w:ascii="Arial" w:hAnsi="Arial" w:cs="Arial"/>
+            <w:kern w:val="0"/>
+            <w:sz w:val="21"/>
+            <w:szCs w:val="21"/>
+            <w:lang w:val="fr-FR" w:eastAsia="fr-FR"/>
+          </w:rPr>
+          <w:commentReference w:id="171"/>
+        </w:r>
+      </w:del>
       <w:r>
         <w:rPr>
           <w:rFonts w:ascii="Arial" w:hAnsi="Arial" w:cs="Arial"/>
@@ -6310,6 +7090,7 @@
         <w:jc w:val="both"/>
         <w:textAlignment w:val="auto"/>
         <w:rPr>
+          <w:ins w:id="180" w:author="Ismael SAMBY" w:date="2026-07-17T13:23:00Z"/>
           <w:rFonts w:ascii="Arial" w:hAnsi="Arial" w:cs="Arial"/>
           <w:kern w:val="0"/>
           <w:sz w:val="21"/>
@@ -6317,6 +7098,7 @@
           <w:lang w:val="fr-FR" w:eastAsia="fr-FR"/>
           <w:rPrChange w:id="181" w:author="Ismael SAMBY" w:date="2026-07-17T13:23:00Z">
             <w:rPr>
+              <w:ins w:id="182" w:author="Ismael SAMBY" w:date="2026-07-17T13:23:00Z"/>
               <w:rFonts w:ascii="Times New Roman" w:eastAsia="Times New Roman" w:hAnsi="Times New Roman"/>
               <w:kern w:val="0"/>
               <w:sz w:val="24"/>
@@ -6334,26 +7116,7 @@
           </w:pPr>
         </w:pPrChange>
       </w:pPr>
-      <w:r>
-        <w:rPr>
-          <w:rFonts w:ascii="Arial" w:hAnsi="Arial" w:cs="Arial"/>
-          <w:kern w:val="0"/>
-          <w:sz w:val="21"/>
-          <w:szCs w:val="21"/>
-          <w:lang w:val="fr-FR" w:eastAsia="fr-FR"/>
-          <w:rPrChange w:id="185" w:author="Ismael SAMBY" w:date="2026-07-17T13:23:00Z">
-            <w:rPr>
-              <w:rFonts w:ascii="Times New Roman" w:eastAsia="Times New Roman" w:hAnsi="Times New Roman"/>
-              <w:kern w:val="0"/>
-              <w:sz w:val="24"/>
-              <w:szCs w:val="24"/>
-              <w:lang w:val="fr-FR" w:eastAsia="fr-FR"/>
-            </w:rPr>
-          </w:rPrChange>
-        </w:rPr>
-        <w:t xml:space="preserve">Par ailleurs, en l'absence de mesures de gestion appropriées, l'installation de stockage des résidus de boues rouges et la raffinerie pourraient constituer une source potentielle de contamination des ressources en eau</w:t>
-      </w:r>
-      <w:ins w:id="90007" w:author="Dr IBRAHIMA DIALLO" w:date="2026-08-17T12:00:00Z">
+      <w:ins w:id="184" w:author="Ismael SAMBY" w:date="2026-07-17T13:23:00Z">
         <w:r>
           <w:rPr>
             <w:rFonts w:ascii="Arial" w:hAnsi="Arial" w:cs="Arial"/>
@@ -6371,39 +7134,43 @@
               </w:rPr>
             </w:rPrChange>
           </w:rPr>
-          <w:t xml:space="preserve"> (à maîtriser par une étanchéité conforme à la GB 18599-2020, une surveillance des eaux souterraines selon la GB/T 14848-2017 et une eau de consommation conforme à la GB 5749)</w:t>
+          <w:t>Par ailleurs, en l'absence de mesures de gestion appropriées, l'installation de stockage des résidus de boues rouges et la raffinerie pourraient constituer une source potentielle de contamination des ressources en eau utilisées par les populations, par le biais de voies de transfert telles que l'infiltration ou le ruissellement de résidus et d'effluents industriels. Ce risque potentiel souligne la nécessité de mesures de conception et de gestion rigoureuses, détaillées dans le Plan de Gestion Environnementale et Sociale (PGES) et le Chapitre 22 (Plan de Gestion des Risques Environnementaux et des Situations d'Urgence), notamment en matière de confinement, de protection des ressources en eau et de gestion des déchets.</w:t>
         </w:r>
       </w:ins>
-      <w:r>
-        <w:rPr>
-          <w:rFonts w:ascii="Arial" w:hAnsi="Arial" w:cs="Arial"/>
-          <w:kern w:val="0"/>
-          <w:sz w:val="21"/>
-          <w:szCs w:val="21"/>
-          <w:lang w:val="fr-FR" w:eastAsia="fr-FR"/>
-          <w:rPrChange w:id="185" w:author="Ismael SAMBY" w:date="2026-07-17T13:23:00Z">
-            <w:rPr>
-              <w:rFonts w:ascii="Times New Roman" w:eastAsia="Times New Roman" w:hAnsi="Times New Roman"/>
-              <w:kern w:val="0"/>
-              <w:sz w:val="24"/>
-              <w:szCs w:val="24"/>
-              <w:lang w:val="fr-FR" w:eastAsia="fr-FR"/>
-            </w:rPr>
-          </w:rPrChange>
-        </w:rPr>
-        <w:t xml:space="preserve"> utilisées par les populations, par le biais de voies de transfert telles que l'infiltration ou le ruissellement de résidus et d'effluents industriels. Ce risque potentiel souligne la nécessité de mesures de conception et de gestion rigoureuses, détaillées dans le Plan de Gestion Environnementale et Sociale (PGES) et le Chapitre 22 (Plan de Gestion des Risques Environnementaux et des Situations d'Urgence), notamment en matière de confinement, de protection des ressources en eau et de gestion des déchets.</w:t>
-      </w:r>
+      <w:ins w:id="90007" w:author="Dr IBRAHIMA DIALLO" w:date="2026-08-17T13:00:00Z">
+        <w:r>
+          <w:rPr>
+            <w:rFonts w:ascii="Arial" w:hAnsi="Arial" w:cs="Arial"/>
+            <w:kern w:val="0"/>
+            <w:sz w:val="21"/>
+            <w:szCs w:val="21"/>
+            <w:lang w:val="fr-FR" w:eastAsia="fr-FR"/>
+            <w:rPrChange w:id="185" w:author="Ismael SAMBY" w:date="2026-07-17T13:23:00Z">
+              <w:rPr>
+                <w:rFonts w:ascii="Times New Roman" w:eastAsia="Times New Roman" w:hAnsi="Times New Roman"/>
+                <w:kern w:val="0"/>
+                <w:sz w:val="24"/>
+                <w:szCs w:val="24"/>
+                <w:lang w:val="fr-FR" w:eastAsia="fr-FR"/>
+              </w:rPr>
+            </w:rPrChange>
+          </w:rPr>
+          <w:t xml:space="preserve"> Ces risques doivent être maîtrisés par une étanchéité conforme à la GB 18599-2020, une surveillance des eaux souterraines selon la GB/T 14848-2017 et une eau de consommation conforme à la GB 5749.</w:t>
+        </w:r>
+      </w:ins>
     </w:p>
     <w:p>
       <w:pPr>
         <w:pStyle w:val="font-claude-response-body"/>
         <w:jc w:val="both"/>
         <w:rPr>
+          <w:ins w:id="186" w:author="Ismael SAMBY" w:date="2026-07-17T13:23:00Z"/>
           <w:rFonts w:ascii="Arial" w:hAnsi="Arial" w:cs="Arial"/>
           <w:sz w:val="21"/>
           <w:szCs w:val="21"/>
           <w:rPrChange w:id="187" w:author="Ismael SAMBY" w:date="2026-07-17T14:43:00Z">
             <w:rPr>
+              <w:ins w:id="188" w:author="Ismael SAMBY" w:date="2026-07-17T13:23:00Z"/>
               <w:rFonts w:ascii="Times New Roman" w:eastAsia="Times New Roman" w:hAnsi="Times New Roman"/>
               <w:kern w:val="0"/>
               <w:sz w:val="24"/>
@@ -6421,330 +7188,474 @@
           </w:pPr>
         </w:pPrChange>
       </w:pPr>
-      <w:r>
-        <w:rPr>
-          <w:rFonts w:ascii="Arial" w:eastAsiaTheme="minorEastAsia" w:hAnsi="Arial" w:cs="Arial"/>
-          <w:sz w:val="21"/>
-          <w:szCs w:val="21"/>
-          <w:rPrChange w:id="191" w:author="Ismael SAMBY" w:date="2026-07-17T13:23:00Z">
-            <w:rPr>
-              <w:rFonts w:ascii="Times New Roman" w:eastAsia="Times New Roman" w:hAnsi="Times New Roman"/>
-              <w:kern w:val="0"/>
-              <w:sz w:val="24"/>
-              <w:szCs w:val="24"/>
-              <w:lang w:val="fr-FR" w:eastAsia="fr-FR"/>
-            </w:rPr>
-          </w:rPrChange>
-        </w:rPr>
-        <w:t xml:space="preserve">Néanmoins, la qualité ainsi que la disponibilité de l'eau représentent d'ores et déjà une problématique majeure, indépendamment du Projet. </w:t>
-      </w:r>
-      <w:r>
-        <w:rPr>
-          <w:rFonts w:ascii="Arial" w:hAnsi="Arial" w:cs="Arial"/>
-          <w:sz w:val="21"/>
-          <w:szCs w:val="21"/>
-          <w:rPrChange w:id="193" w:author="Ismael SAMBY" w:date="2026-07-17T14:40:00Z">
-            <w:rPr/>
-          </w:rPrChange>
-        </w:rPr>
-        <w:t xml:space="preserve">Malgré de nombreuses interventions, la situation en matière d’assainissement et d’hygiène en Guinée reste préoccupante : plus de 78% de la population n’a pas accès à l’assainissement de base et environ 15% de la population continue à déféquer à </w:t>
-      </w:r>
-      <w:r>
-        <w:rPr>
-          <w:rFonts w:ascii="Arial" w:hAnsi="Arial" w:cs="Arial"/>
-          <w:sz w:val="21"/>
-          <w:szCs w:val="21"/>
-          <w:rPrChange w:id="194" w:author="Ismael SAMBY" w:date="2026-07-17T14:41:00Z">
-            <w:rPr/>
-          </w:rPrChange>
-        </w:rPr>
-        <w:t>l’air libre</w:t>
-      </w:r>
-      <w:r>
-        <w:rPr>
-          <w:rFonts w:ascii="Arial" w:hAnsi="Arial" w:cs="Arial"/>
-          <w:sz w:val="21"/>
-          <w:szCs w:val="21"/>
-        </w:rPr>
-        <w:t xml:space="preserve"> (</w:t>
-      </w:r>
-      <w:r>
-        <w:rPr>
-          <w:rFonts w:ascii="Arial" w:hAnsi="Arial" w:cs="Arial"/>
-          <w:i/>
-          <w:iCs/>
-          <w:sz w:val="21"/>
-          <w:szCs w:val="21"/>
-          <w:rPrChange w:id="196" w:author="Ismael SAMBY" w:date="2026-07-17T14:42:00Z">
-            <w:rPr>
-              <w:rStyle w:val="lev"/>
-            </w:rPr>
-          </w:rPrChange>
-        </w:rPr>
-        <w:t xml:space="preserve">Fiche « </w:t>
-      </w:r>
-      <w:r>
-        <w:rPr>
-          <w:rFonts w:ascii="Arial" w:hAnsi="Arial" w:cs="Arial"/>
-          <w:i/>
-          <w:iCs/>
-          <w:sz w:val="21"/>
-          <w:szCs w:val="21"/>
-          <w:rPrChange w:id="197" w:author="Ismael SAMBY" w:date="2026-07-17T14:42:00Z">
-            <w:rPr>
-              <w:rStyle w:val="lev"/>
-            </w:rPr>
-          </w:rPrChange>
-        </w:rPr>
-        <w:t>Success</w:t>
-      </w:r>
-      <w:r>
-        <w:rPr>
-          <w:rFonts w:ascii="Arial" w:hAnsi="Arial" w:cs="Arial"/>
-          <w:i/>
-          <w:iCs/>
-          <w:sz w:val="21"/>
-          <w:szCs w:val="21"/>
-          <w:rPrChange w:id="198" w:author="Ismael SAMBY" w:date="2026-07-17T14:42:00Z">
-            <w:rPr>
-              <w:rStyle w:val="lev"/>
-            </w:rPr>
-          </w:rPrChange>
-        </w:rPr>
-        <w:t xml:space="preserve"> story » ASPE-</w:t>
-      </w:r>
-      <w:r>
-        <w:rPr>
-          <w:rFonts w:ascii="Arial" w:hAnsi="Arial" w:cs="Arial"/>
-          <w:i/>
-          <w:iCs/>
-          <w:sz w:val="21"/>
-          <w:szCs w:val="21"/>
-          <w:rPrChange w:id="199" w:author="Ismael SAMBY" w:date="2026-07-17T14:42:00Z">
-            <w:rPr>
-              <w:rStyle w:val="lev"/>
-            </w:rPr>
-          </w:rPrChange>
-        </w:rPr>
-        <w:t>iOMD</w:t>
-      </w:r>
-      <w:r>
-        <w:rPr>
-          <w:rFonts w:ascii="Arial" w:hAnsi="Arial" w:cs="Arial"/>
-          <w:i/>
-          <w:iCs/>
-          <w:sz w:val="21"/>
-          <w:szCs w:val="21"/>
-          <w:rPrChange w:id="200" w:author="Ismael SAMBY" w:date="2026-07-17T14:42:00Z">
-            <w:rPr>
-              <w:rStyle w:val="lev"/>
-            </w:rPr>
-          </w:rPrChange>
-        </w:rPr>
-        <w:t xml:space="preserve"> (EEAS)</w:t>
-      </w:r>
-      <w:r>
-        <w:rPr>
-          <w:rFonts w:ascii="Arial" w:hAnsi="Arial" w:cs="Arial"/>
-          <w:i/>
-          <w:iCs/>
-          <w:sz w:val="21"/>
-          <w:szCs w:val="21"/>
-          <w:rPrChange w:id="202" w:author="Ismael SAMBY" w:date="2026-07-17T14:42:00Z">
-            <w:rPr>
-              <w:rFonts w:ascii="Arial" w:hAnsi="Arial" w:cs="Arial"/>
-              <w:sz w:val="21"/>
-              <w:szCs w:val="21"/>
-            </w:rPr>
-          </w:rPrChange>
-        </w:rPr>
-        <w:t xml:space="preserve"> </w:t>
-      </w:r>
-      <w:r>
-        <w:rPr>
-          <w:rFonts w:ascii="Arial" w:hAnsi="Arial" w:cs="Arial"/>
-          <w:i/>
-          <w:iCs/>
-          <w:sz w:val="21"/>
-          <w:szCs w:val="21"/>
-          <w:rPrChange w:id="204" w:author="Ismael SAMBY" w:date="2026-07-17T14:42:00Z">
-            <w:rPr/>
-          </w:rPrChange>
-        </w:rPr>
-        <w:t xml:space="preserve">Titre : </w:t>
-      </w:r>
-      <w:r>
-        <w:rPr>
-          <w:rFonts w:ascii="Arial" w:hAnsi="Arial" w:cs="Arial"/>
-          <w:i/>
-          <w:iCs/>
-          <w:sz w:val="21"/>
-          <w:szCs w:val="21"/>
-          <w:rPrChange w:id="205" w:author="Ismael SAMBY" w:date="2026-07-17T14:42:00Z">
-            <w:rPr>
-              <w:rStyle w:val="Accentuation"/>
-            </w:rPr>
-          </w:rPrChange>
-        </w:rPr>
-        <w:t>« Le projet ASPE-</w:t>
-      </w:r>
-      <w:r>
-        <w:rPr>
-          <w:rFonts w:ascii="Arial" w:hAnsi="Arial" w:cs="Arial"/>
-          <w:i/>
-          <w:iCs/>
-          <w:sz w:val="21"/>
-          <w:szCs w:val="21"/>
-          <w:rPrChange w:id="206" w:author="Ismael SAMBY" w:date="2026-07-17T14:42:00Z">
-            <w:rPr>
-              <w:rStyle w:val="Accentuation"/>
-            </w:rPr>
-          </w:rPrChange>
-        </w:rPr>
-        <w:t>iOMD</w:t>
-      </w:r>
-      <w:r>
-        <w:rPr>
-          <w:rFonts w:ascii="Arial" w:hAnsi="Arial" w:cs="Arial"/>
-          <w:i/>
-          <w:iCs/>
-          <w:sz w:val="21"/>
-          <w:szCs w:val="21"/>
-          <w:rPrChange w:id="207" w:author="Ismael SAMBY" w:date="2026-07-17T14:42:00Z">
-            <w:rPr>
-              <w:rStyle w:val="Accentuation"/>
-            </w:rPr>
-          </w:rPrChange>
-        </w:rPr>
-        <w:t xml:space="preserve"> et son contexte »</w:t>
-      </w:r>
-      <w:r>
-        <w:rPr>
-          <w:rFonts w:ascii="Arial" w:hAnsi="Arial" w:cs="Arial"/>
-          <w:i/>
-          <w:iCs/>
-          <w:sz w:val="21"/>
-          <w:szCs w:val="21"/>
-          <w:rPrChange w:id="209" w:author="Ismael SAMBY" w:date="2026-07-17T14:42:00Z">
-            <w:rPr>
-              <w:rFonts w:ascii="Arial" w:hAnsi="Arial" w:cs="Arial"/>
-              <w:sz w:val="21"/>
-              <w:szCs w:val="21"/>
-            </w:rPr>
-          </w:rPrChange>
-        </w:rPr>
-        <w:t xml:space="preserve"> </w:t>
-      </w:r>
-      <w:r>
-        <w:rPr>
-          <w:rFonts w:ascii="Arial" w:hAnsi="Arial" w:cs="Arial"/>
-          <w:i/>
-          <w:iCs/>
-          <w:sz w:val="21"/>
-          <w:szCs w:val="21"/>
-          <w:rPrChange w:id="211" w:author="Ismael SAMBY" w:date="2026-07-17T14:42:00Z">
-            <w:rPr/>
-          </w:rPrChange>
-        </w:rPr>
-        <w:t xml:space="preserve">URL : </w:t>
-      </w:r>
-      <w:r>
-        <w:rPr>
-          <w:rFonts w:ascii="Arial" w:hAnsi="Arial" w:cs="Arial"/>
-          <w:i/>
-          <w:iCs/>
-          <w:sz w:val="21"/>
-          <w:szCs w:val="21"/>
-        </w:rPr>
-        <w:fldChar w:fldCharType="begin"/>
-        <w:instrText xml:space="preserve"> HYPERLINK "</w:instrText>
-      </w:r>
-      <w:r>
-        <w:rPr>
-          <w:rFonts w:ascii="Arial" w:hAnsi="Arial" w:cs="Arial"/>
-          <w:i/>
-          <w:iCs/>
-          <w:sz w:val="21"/>
-          <w:szCs w:val="21"/>
-          <w:rPrChange w:id="214" w:author="Ismael SAMBY" w:date="2026-07-17T14:42:00Z">
-            <w:rPr>
-              <w:rStyle w:val="Lienhypertexte"/>
-            </w:rPr>
-          </w:rPrChange>
-        </w:rPr>
-        <w:instrText>https://www.eeas.europa.eu/sites/default/files/documents/Succces%20stories_ASPE-iOMD.pdf</w:instrText>
-      </w:r>
-      <w:r>
-        <w:rPr>
-          <w:rFonts w:ascii="Arial" w:hAnsi="Arial" w:cs="Arial"/>
-          <w:i/>
-          <w:iCs/>
-          <w:sz w:val="21"/>
-          <w:szCs w:val="21"/>
-        </w:rPr>
-        <w:instrText xml:space="preserve">" </w:instrText>
-        <w:fldChar w:fldCharType="separate"/>
-      </w:r>
-      <w:r>
-        <w:rPr>
-          <w:rStyle w:val="Lienhypertexte"/>
-          <w:rFonts w:ascii="Arial" w:hAnsi="Arial" w:cs="Arial"/>
-          <w:i/>
-          <w:iCs/>
-          <w:sz w:val="21"/>
-          <w:szCs w:val="21"/>
-          <w:rPrChange w:id="217" w:author="Ismael SAMBY" w:date="2026-07-17T14:42:00Z">
-            <w:rPr>
-              <w:rStyle w:val="Lienhypertexte"/>
-            </w:rPr>
-          </w:rPrChange>
-        </w:rPr>
-        <w:t>https://www.eeas.europa.eu/sites/default/files/documents/Succces%20stories_ASPE-iOMD.pdf</w:t>
-      </w:r>
-      <w:r>
-        <w:rPr>
-          <w:rFonts w:ascii="Arial" w:hAnsi="Arial" w:cs="Arial"/>
-          <w:i/>
-          <w:iCs/>
-          <w:sz w:val="21"/>
-          <w:szCs w:val="21"/>
-        </w:rPr>
-        <w:fldChar w:fldCharType="end"/>
-      </w:r>
-      <w:r>
-        <w:rPr>
-          <w:rFonts w:ascii="Arial" w:hAnsi="Arial" w:cs="Arial"/>
-          <w:i/>
-          <w:iCs/>
-          <w:sz w:val="21"/>
-          <w:szCs w:val="21"/>
-          <w:rPrChange w:id="219" w:author="Ismael SAMBY" w:date="2026-07-17T14:42:00Z">
-            <w:rPr>
-              <w:rFonts w:ascii="Arial" w:hAnsi="Arial" w:cs="Arial"/>
-              <w:sz w:val="21"/>
-              <w:szCs w:val="21"/>
-            </w:rPr>
-          </w:rPrChange>
-        </w:rPr>
-        <w:t>)</w:t>
-      </w:r>
-      <w:r>
-        <w:rPr>
-          <w:rFonts w:ascii="Arial" w:eastAsiaTheme="minorEastAsia" w:hAnsi="Arial" w:cs="Arial"/>
-          <w:sz w:val="21"/>
-          <w:szCs w:val="21"/>
-          <w:rPrChange w:id="221" w:author="Ismael SAMBY" w:date="2026-07-17T13:23:00Z">
-            <w:rPr>
-              <w:rFonts w:ascii="Times New Roman" w:eastAsia="Times New Roman" w:hAnsi="Times New Roman"/>
-              <w:kern w:val="0"/>
-              <w:sz w:val="24"/>
-              <w:szCs w:val="24"/>
-              <w:lang w:val="fr-FR" w:eastAsia="fr-FR"/>
-            </w:rPr>
-          </w:rPrChange>
-        </w:rPr>
-        <w:t>, ce qui augmente le risque de maladies d'origine hydrique (diarrhées, typhoïde). Le déficit d'infrastructures sanitaires contribue à la propagation des maladies vectorielles telles que le paludisme.</w:t>
-      </w:r>
+      <w:ins w:id="190" w:author="Ismael SAMBY" w:date="2026-07-17T13:23:00Z">
+        <w:r>
+          <w:rPr>
+            <w:rFonts w:ascii="Arial" w:eastAsiaTheme="minorEastAsia" w:hAnsi="Arial" w:cs="Arial"/>
+            <w:sz w:val="21"/>
+            <w:szCs w:val="21"/>
+            <w:rPrChange w:id="191" w:author="Ismael SAMBY" w:date="2026-07-17T13:23:00Z">
+              <w:rPr>
+                <w:rFonts w:ascii="Times New Roman" w:eastAsia="Times New Roman" w:hAnsi="Times New Roman"/>
+                <w:kern w:val="0"/>
+                <w:sz w:val="24"/>
+                <w:szCs w:val="24"/>
+                <w:lang w:val="fr-FR" w:eastAsia="fr-FR"/>
+              </w:rPr>
+            </w:rPrChange>
+          </w:rPr>
+          <w:t xml:space="preserve">Néanmoins, la qualité ainsi que la disponibilité de l'eau représentent d'ores et déjà une problématique majeure, indépendamment du Projet. </w:t>
+        </w:r>
+      </w:ins>
+      <w:ins w:id="192" w:author="Ismael SAMBY" w:date="2026-07-17T14:40:00Z">
+        <w:r>
+          <w:rPr>
+            <w:rFonts w:ascii="Arial" w:hAnsi="Arial" w:cs="Arial"/>
+            <w:sz w:val="21"/>
+            <w:szCs w:val="21"/>
+            <w:rPrChange w:id="193" w:author="Ismael SAMBY" w:date="2026-07-17T14:40:00Z">
+              <w:rPr/>
+            </w:rPrChange>
+          </w:rPr>
+          <w:t xml:space="preserve">Malgré de nombreuses interventions, la situation en matière d’assainissement et d’hygiène en Guinée reste préoccupante : plus de 78% de la population n’a pas accès à l’assainissement de base et environ 15% de la population continue à déféquer à </w:t>
+        </w:r>
+        <w:r>
+          <w:rPr>
+            <w:rFonts w:ascii="Arial" w:hAnsi="Arial" w:cs="Arial"/>
+            <w:sz w:val="21"/>
+            <w:szCs w:val="21"/>
+            <w:rPrChange w:id="194" w:author="Ismael SAMBY" w:date="2026-07-17T14:41:00Z">
+              <w:rPr/>
+            </w:rPrChange>
+          </w:rPr>
+          <w:t>l’air libre</w:t>
+        </w:r>
+      </w:ins>
+      <w:ins w:id="195" w:author="Ismael SAMBY" w:date="2026-07-17T14:41:00Z">
+        <w:r>
+          <w:rPr>
+            <w:rFonts w:ascii="Arial" w:hAnsi="Arial" w:cs="Arial"/>
+            <w:sz w:val="21"/>
+            <w:szCs w:val="21"/>
+          </w:rPr>
+          <w:t xml:space="preserve"> (</w:t>
+        </w:r>
+        <w:r>
+          <w:rPr>
+            <w:rFonts w:ascii="Arial" w:hAnsi="Arial" w:cs="Arial"/>
+            <w:i/>
+            <w:iCs/>
+            <w:sz w:val="21"/>
+            <w:szCs w:val="21"/>
+            <w:rPrChange w:id="196" w:author="Ismael SAMBY" w:date="2026-07-17T14:42:00Z">
+              <w:rPr>
+                <w:rStyle w:val="lev"/>
+              </w:rPr>
+            </w:rPrChange>
+          </w:rPr>
+          <w:t xml:space="preserve">Fiche « </w:t>
+        </w:r>
+        <w:r>
+          <w:rPr>
+            <w:rFonts w:ascii="Arial" w:hAnsi="Arial" w:cs="Arial"/>
+            <w:i/>
+            <w:iCs/>
+            <w:sz w:val="21"/>
+            <w:szCs w:val="21"/>
+            <w:rPrChange w:id="197" w:author="Ismael SAMBY" w:date="2026-07-17T14:42:00Z">
+              <w:rPr>
+                <w:rStyle w:val="lev"/>
+              </w:rPr>
+            </w:rPrChange>
+          </w:rPr>
+          <w:t>Success</w:t>
+        </w:r>
+        <w:r>
+          <w:rPr>
+            <w:rFonts w:ascii="Arial" w:hAnsi="Arial" w:cs="Arial"/>
+            <w:i/>
+            <w:iCs/>
+            <w:sz w:val="21"/>
+            <w:szCs w:val="21"/>
+            <w:rPrChange w:id="198" w:author="Ismael SAMBY" w:date="2026-07-17T14:42:00Z">
+              <w:rPr>
+                <w:rStyle w:val="lev"/>
+              </w:rPr>
+            </w:rPrChange>
+          </w:rPr>
+          <w:t xml:space="preserve"> story » ASPE-</w:t>
+        </w:r>
+        <w:r>
+          <w:rPr>
+            <w:rFonts w:ascii="Arial" w:hAnsi="Arial" w:cs="Arial"/>
+            <w:i/>
+            <w:iCs/>
+            <w:sz w:val="21"/>
+            <w:szCs w:val="21"/>
+            <w:rPrChange w:id="199" w:author="Ismael SAMBY" w:date="2026-07-17T14:42:00Z">
+              <w:rPr>
+                <w:rStyle w:val="lev"/>
+              </w:rPr>
+            </w:rPrChange>
+          </w:rPr>
+          <w:t>iOMD</w:t>
+        </w:r>
+        <w:r>
+          <w:rPr>
+            <w:rFonts w:ascii="Arial" w:hAnsi="Arial" w:cs="Arial"/>
+            <w:i/>
+            <w:iCs/>
+            <w:sz w:val="21"/>
+            <w:szCs w:val="21"/>
+            <w:rPrChange w:id="200" w:author="Ismael SAMBY" w:date="2026-07-17T14:42:00Z">
+              <w:rPr>
+                <w:rStyle w:val="lev"/>
+              </w:rPr>
+            </w:rPrChange>
+          </w:rPr>
+          <w:t xml:space="preserve"> (EEAS)</w:t>
+        </w:r>
+      </w:ins>
+      <w:ins w:id="201" w:author="Ismael SAMBY" w:date="2026-07-17T14:42:00Z">
+        <w:r>
+          <w:rPr>
+            <w:rFonts w:ascii="Arial" w:hAnsi="Arial" w:cs="Arial"/>
+            <w:i/>
+            <w:iCs/>
+            <w:sz w:val="21"/>
+            <w:szCs w:val="21"/>
+            <w:rPrChange w:id="202" w:author="Ismael SAMBY" w:date="2026-07-17T14:42:00Z">
+              <w:rPr>
+                <w:rFonts w:ascii="Arial" w:hAnsi="Arial" w:cs="Arial"/>
+                <w:sz w:val="21"/>
+                <w:szCs w:val="21"/>
+              </w:rPr>
+            </w:rPrChange>
+          </w:rPr>
+          <w:t xml:space="preserve"> </w:t>
+        </w:r>
+      </w:ins>
+      <w:ins w:id="203" w:author="Ismael SAMBY" w:date="2026-07-17T14:41:00Z">
+        <w:r>
+          <w:rPr>
+            <w:rFonts w:ascii="Arial" w:hAnsi="Arial" w:cs="Arial"/>
+            <w:i/>
+            <w:iCs/>
+            <w:sz w:val="21"/>
+            <w:szCs w:val="21"/>
+            <w:rPrChange w:id="204" w:author="Ismael SAMBY" w:date="2026-07-17T14:42:00Z">
+              <w:rPr/>
+            </w:rPrChange>
+          </w:rPr>
+          <w:t xml:space="preserve">Titre : </w:t>
+        </w:r>
+        <w:r>
+          <w:rPr>
+            <w:rFonts w:ascii="Arial" w:hAnsi="Arial" w:cs="Arial"/>
+            <w:i/>
+            <w:iCs/>
+            <w:sz w:val="21"/>
+            <w:szCs w:val="21"/>
+            <w:rPrChange w:id="205" w:author="Ismael SAMBY" w:date="2026-07-17T14:42:00Z">
+              <w:rPr>
+                <w:rStyle w:val="Accentuation"/>
+              </w:rPr>
+            </w:rPrChange>
+          </w:rPr>
+          <w:t>« Le projet ASPE-</w:t>
+        </w:r>
+        <w:r>
+          <w:rPr>
+            <w:rFonts w:ascii="Arial" w:hAnsi="Arial" w:cs="Arial"/>
+            <w:i/>
+            <w:iCs/>
+            <w:sz w:val="21"/>
+            <w:szCs w:val="21"/>
+            <w:rPrChange w:id="206" w:author="Ismael SAMBY" w:date="2026-07-17T14:42:00Z">
+              <w:rPr>
+                <w:rStyle w:val="Accentuation"/>
+              </w:rPr>
+            </w:rPrChange>
+          </w:rPr>
+          <w:t>iOMD</w:t>
+        </w:r>
+        <w:r>
+          <w:rPr>
+            <w:rFonts w:ascii="Arial" w:hAnsi="Arial" w:cs="Arial"/>
+            <w:i/>
+            <w:iCs/>
+            <w:sz w:val="21"/>
+            <w:szCs w:val="21"/>
+            <w:rPrChange w:id="207" w:author="Ismael SAMBY" w:date="2026-07-17T14:42:00Z">
+              <w:rPr>
+                <w:rStyle w:val="Accentuation"/>
+              </w:rPr>
+            </w:rPrChange>
+          </w:rPr>
+          <w:t xml:space="preserve"> et son contexte »</w:t>
+        </w:r>
+      </w:ins>
+      <w:ins w:id="208" w:author="Ismael SAMBY" w:date="2026-07-17T14:42:00Z">
+        <w:r>
+          <w:rPr>
+            <w:rFonts w:ascii="Arial" w:hAnsi="Arial" w:cs="Arial"/>
+            <w:i/>
+            <w:iCs/>
+            <w:sz w:val="21"/>
+            <w:szCs w:val="21"/>
+            <w:rPrChange w:id="209" w:author="Ismael SAMBY" w:date="2026-07-17T14:42:00Z">
+              <w:rPr>
+                <w:rFonts w:ascii="Arial" w:hAnsi="Arial" w:cs="Arial"/>
+                <w:sz w:val="21"/>
+                <w:szCs w:val="21"/>
+              </w:rPr>
+            </w:rPrChange>
+          </w:rPr>
+          <w:t xml:space="preserve"> </w:t>
+        </w:r>
+      </w:ins>
+      <w:ins w:id="210" w:author="Ismael SAMBY" w:date="2026-07-17T14:41:00Z">
+        <w:r>
+          <w:rPr>
+            <w:rFonts w:ascii="Arial" w:hAnsi="Arial" w:cs="Arial"/>
+            <w:i/>
+            <w:iCs/>
+            <w:sz w:val="21"/>
+            <w:szCs w:val="21"/>
+            <w:rPrChange w:id="211" w:author="Ismael SAMBY" w:date="2026-07-17T14:42:00Z">
+              <w:rPr/>
+            </w:rPrChange>
+          </w:rPr>
+          <w:t xml:space="preserve">URL : </w:t>
+        </w:r>
+      </w:ins>
+      <w:ins w:id="212" w:author="Ismael SAMBY" w:date="2026-07-17T14:42:00Z">
+        <w:r>
+          <w:rPr>
+            <w:rFonts w:ascii="Arial" w:hAnsi="Arial" w:cs="Arial"/>
+            <w:i/>
+            <w:iCs/>
+            <w:sz w:val="21"/>
+            <w:szCs w:val="21"/>
+          </w:rPr>
+          <w:fldChar w:fldCharType="begin"/>
+          <w:instrText xml:space="preserve"> HYPERLINK "</w:instrText>
+        </w:r>
+      </w:ins>
+      <w:ins w:id="213" w:author="Ismael SAMBY" w:date="2026-07-17T14:41:00Z">
+        <w:r>
+          <w:rPr>
+            <w:rFonts w:ascii="Arial" w:hAnsi="Arial" w:cs="Arial"/>
+            <w:i/>
+            <w:iCs/>
+            <w:sz w:val="21"/>
+            <w:szCs w:val="21"/>
+            <w:rPrChange w:id="214" w:author="Ismael SAMBY" w:date="2026-07-17T14:42:00Z">
+              <w:rPr>
+                <w:rStyle w:val="Lienhypertexte"/>
+              </w:rPr>
+            </w:rPrChange>
+          </w:rPr>
+          <w:instrText>https://www.eeas.europa.eu/sites/default/files/documents/Succces%20stories_ASPE-iOMD.pdf</w:instrText>
+        </w:r>
+      </w:ins>
+      <w:ins w:id="215" w:author="Ismael SAMBY" w:date="2026-07-17T14:42:00Z">
+        <w:r>
+          <w:rPr>
+            <w:rFonts w:ascii="Arial" w:hAnsi="Arial" w:cs="Arial"/>
+            <w:i/>
+            <w:iCs/>
+            <w:sz w:val="21"/>
+            <w:szCs w:val="21"/>
+          </w:rPr>
+          <w:instrText xml:space="preserve">" </w:instrText>
+          <w:fldChar w:fldCharType="separate"/>
+        </w:r>
+      </w:ins>
+      <w:ins w:id="216" w:author="Ismael SAMBY" w:date="2026-07-17T14:41:00Z">
+        <w:r>
+          <w:rPr>
+            <w:rStyle w:val="Lienhypertexte"/>
+            <w:rFonts w:ascii="Arial" w:hAnsi="Arial" w:cs="Arial"/>
+            <w:i/>
+            <w:iCs/>
+            <w:sz w:val="21"/>
+            <w:szCs w:val="21"/>
+            <w:rPrChange w:id="217" w:author="Ismael SAMBY" w:date="2026-07-17T14:42:00Z">
+              <w:rPr>
+                <w:rStyle w:val="Lienhypertexte"/>
+              </w:rPr>
+            </w:rPrChange>
+          </w:rPr>
+          <w:t>https://www.eeas.europa.eu/sites/default/files/documents/Succces%20stories_ASPE-iOMD.pdf</w:t>
+        </w:r>
+      </w:ins>
+      <w:ins w:id="218" w:author="Ismael SAMBY" w:date="2026-07-17T14:42:00Z">
+        <w:r>
+          <w:rPr>
+            <w:rFonts w:ascii="Arial" w:hAnsi="Arial" w:cs="Arial"/>
+            <w:i/>
+            <w:iCs/>
+            <w:sz w:val="21"/>
+            <w:szCs w:val="21"/>
+          </w:rPr>
+          <w:fldChar w:fldCharType="end"/>
+        </w:r>
+        <w:r>
+          <w:rPr>
+            <w:rFonts w:ascii="Arial" w:hAnsi="Arial" w:cs="Arial"/>
+            <w:i/>
+            <w:iCs/>
+            <w:sz w:val="21"/>
+            <w:szCs w:val="21"/>
+            <w:rPrChange w:id="219" w:author="Ismael SAMBY" w:date="2026-07-17T14:42:00Z">
+              <w:rPr>
+                <w:rFonts w:ascii="Arial" w:hAnsi="Arial" w:cs="Arial"/>
+                <w:sz w:val="21"/>
+                <w:szCs w:val="21"/>
+              </w:rPr>
+            </w:rPrChange>
+          </w:rPr>
+          <w:t>)</w:t>
+        </w:r>
+      </w:ins>
+      <w:ins w:id="220" w:author="Ismael SAMBY" w:date="2026-07-17T13:23:00Z">
+        <w:r>
+          <w:rPr>
+            <w:rFonts w:ascii="Arial" w:eastAsiaTheme="minorEastAsia" w:hAnsi="Arial" w:cs="Arial"/>
+            <w:sz w:val="21"/>
+            <w:szCs w:val="21"/>
+            <w:rPrChange w:id="221" w:author="Ismael SAMBY" w:date="2026-07-17T13:23:00Z">
+              <w:rPr>
+                <w:rFonts w:ascii="Times New Roman" w:eastAsia="Times New Roman" w:hAnsi="Times New Roman"/>
+                <w:kern w:val="0"/>
+                <w:sz w:val="24"/>
+                <w:szCs w:val="24"/>
+                <w:lang w:val="fr-FR" w:eastAsia="fr-FR"/>
+              </w:rPr>
+            </w:rPrChange>
+          </w:rPr>
+          <w:t>, ce qui augmente le risque de maladies d'origine hydrique (diarrhées, typhoïde). Le déficit d'infrastructures sanitaires contribue à la propagation des maladies vectorielles telles que le paludisme.</w:t>
+        </w:r>
+      </w:ins>
+    </w:p>
+    <w:p>
+      <w:pPr>
+        <w:spacing w:after="0" w:line="276" w:lineRule="auto"/>
+        <w:jc w:val="both"/>
+        <w:rPr>
+          <w:del w:id="222" w:author="Ismael SAMBY" w:date="2026-07-17T13:23:00Z"/>
+          <w:rFonts w:ascii="Arial" w:hAnsi="Arial" w:cs="Arial"/>
+          <w:kern w:val="0"/>
+          <w:sz w:val="21"/>
+          <w:szCs w:val="21"/>
+          <w:lang w:val="fr-FR" w:eastAsia="fr-FR"/>
+        </w:rPr>
+      </w:pPr>
+      <w:commentRangeStart w:id="223"/>
+      <w:del w:id="224" w:author="Ismael SAMBY" w:date="2026-07-17T13:23:00Z">
+        <w:r>
+          <w:rPr>
+            <w:rFonts w:ascii="Arial" w:hAnsi="Arial" w:cs="Arial"/>
+            <w:kern w:val="0"/>
+            <w:sz w:val="21"/>
+            <w:szCs w:val="21"/>
+            <w:lang w:val="fr-FR" w:eastAsia="fr-FR"/>
+          </w:rPr>
+          <w:delText xml:space="preserve">Par ailleurs, si le parc à boues et la raffinerie ne sont pas conçus et gérés selon des normes strictes, ils pourraient entraîner une contamination des sources d’eau utilisées par les populations, notamment par infiltration ou écoulement de résidus et de déchets industriels. </w:delText>
+        </w:r>
+        <w:commentRangeEnd w:id="223"/>
+        <w:r>
+          <w:rPr>
+            <w:rStyle w:val="Marquedecommentaire"/>
+            <w:rFonts w:ascii="Arial" w:hAnsi="Arial" w:cs="Arial"/>
+            <w:kern w:val="0"/>
+            <w:sz w:val="21"/>
+            <w:szCs w:val="21"/>
+            <w:lang w:val="fr-FR" w:eastAsia="fr-FR"/>
+          </w:rPr>
+          <w:commentReference w:id="223"/>
+        </w:r>
+        <w:r>
+          <w:rPr>
+            <w:rFonts w:ascii="Arial" w:hAnsi="Arial" w:cs="Arial"/>
+            <w:kern w:val="0"/>
+            <w:sz w:val="21"/>
+            <w:szCs w:val="21"/>
+            <w:lang w:val="fr-FR" w:eastAsia="fr-FR"/>
+          </w:rPr>
+          <w:delText>Cela souligne la nécessité de mesures rigoureuses de protection des ressources en eau et de gestion des déchets.</w:delText>
+        </w:r>
+      </w:del>
+    </w:p>
+    <w:p>
+      <w:pPr>
+        <w:spacing w:after="0" w:line="276" w:lineRule="auto"/>
+        <w:jc w:val="both"/>
+        <w:rPr>
+          <w:del w:id="225" w:author="Ismael SAMBY" w:date="2026-07-17T13:23:00Z"/>
+          <w:rFonts w:ascii="Arial" w:hAnsi="Arial" w:cs="Arial"/>
+          <w:color w:val="EE0000"/>
+          <w:kern w:val="0"/>
+          <w:sz w:val="21"/>
+          <w:szCs w:val="21"/>
+          <w:lang w:val="fr-FR" w:eastAsia="fr-FR"/>
+        </w:rPr>
+      </w:pPr>
+    </w:p>
+    <w:p>
+      <w:pPr>
+        <w:spacing w:after="0" w:line="276" w:lineRule="auto"/>
+        <w:jc w:val="both"/>
+        <w:rPr>
+          <w:del w:id="226" w:author="Ismael SAMBY" w:date="2026-07-17T13:23:00Z"/>
+        </w:rPr>
+      </w:pPr>
+      <w:del w:id="227" w:author="Ismael SAMBY" w:date="2026-07-17T13:23:00Z">
+        <w:r>
+          <w:rPr>
+            <w:rFonts w:ascii="Arial" w:hAnsi="Arial" w:cs="Arial"/>
+            <w:kern w:val="0"/>
+            <w:sz w:val="21"/>
+            <w:szCs w:val="21"/>
+            <w:lang w:val="fr-FR" w:eastAsia="fr-FR"/>
+          </w:rPr>
+          <w:delText xml:space="preserve">Néanmoins, la qualité ainsi que la disponibilité de l’eau représentent d’ores et déjà une problématique majeure. Un grand nombre de foyers ne procèdent pas au traitement de l’eau avant sa consommation, ce qui augmente le risque de maladies d’origine hydrique (diarrhées, typhoïde) </w:delText>
+        </w:r>
+        <w:commentRangeStart w:id="228"/>
+        <w:r>
+          <w:rPr>
+            <w:rFonts w:ascii="Arial" w:hAnsi="Arial" w:cs="Arial"/>
+            <w:kern w:val="0"/>
+            <w:sz w:val="21"/>
+            <w:szCs w:val="21"/>
+            <w:lang w:val="fr-FR" w:eastAsia="fr-FR"/>
+          </w:rPr>
+          <w:delText xml:space="preserve">(SNAPE, 2021). </w:delText>
+        </w:r>
+        <w:commentRangeEnd w:id="228"/>
+        <w:r>
+          <w:rPr>
+            <w:rStyle w:val="Marquedecommentaire"/>
+            <w:rFonts w:ascii="Arial" w:hAnsi="Arial" w:cs="Arial"/>
+            <w:kern w:val="0"/>
+            <w:sz w:val="21"/>
+            <w:szCs w:val="21"/>
+            <w:lang w:val="fr-FR" w:eastAsia="fr-FR"/>
+          </w:rPr>
+          <w:commentReference w:id="228"/>
+        </w:r>
+        <w:r>
+          <w:rPr>
+            <w:rFonts w:ascii="Arial" w:hAnsi="Arial" w:cs="Arial"/>
+            <w:kern w:val="0"/>
+            <w:sz w:val="21"/>
+            <w:szCs w:val="21"/>
+            <w:lang w:val="fr-FR" w:eastAsia="fr-FR"/>
+          </w:rPr>
+          <w:delText>Le déficit d’infrastructures sanitaires contribue à la propagation des maladies vectorielles telles que le paludisme.</w:delText>
+        </w:r>
+      </w:del>
     </w:p>
     <w:p>
       <w:pPr>
@@ -7277,6 +8188,7 @@
           <w:lang w:val="fr-FR"/>
         </w:rPr>
       </w:pPr>
+      <w:commentRangeStart w:id="235"/>
       <w:r>
         <w:rPr>
           <w:rFonts w:ascii="Arial" w:eastAsia="Times New Roman" w:hAnsi="Arial" w:cs="Arial"/>
@@ -7287,6 +8199,19 @@
           <w:lang w:val="fr-FR"/>
         </w:rPr>
         <w:t>Pêche </w:t>
+      </w:r>
+      <w:commentRangeEnd w:id="235"/>
+      <w:r>
+        <w:rPr>
+          <w:rStyle w:val="Marquedecommentaire"/>
+          <w:rFonts w:ascii="Arial" w:eastAsia="Times New Roman" w:hAnsi="Arial" w:cs="Arial"/>
+          <w:b/>
+          <w:bCs/>
+          <w:sz w:val="21"/>
+          <w:szCs w:val="21"/>
+          <w:lang w:val="fr-FR"/>
+        </w:rPr>
+        <w:commentReference w:id="235"/>
       </w:r>
     </w:p>
     <w:p>
@@ -7525,6 +8450,7 @@
         <w:spacing w:after="0" w:line="276" w:lineRule="auto"/>
         <w:jc w:val="both"/>
         <w:rPr>
+          <w:ins w:id="236" w:author="Ismael SAMBY" w:date="2026-07-17T14:49:00Z"/>
           <w:rFonts w:ascii="Arial" w:hAnsi="Arial" w:cs="Arial"/>
           <w:sz w:val="21"/>
           <w:szCs w:val="21"/>
@@ -7546,6 +8472,7 @@
         <w:spacing w:after="0" w:line="276" w:lineRule="auto"/>
         <w:jc w:val="both"/>
         <w:rPr>
+          <w:ins w:id="237" w:author="Ismael SAMBY" w:date="2026-07-17T14:49:00Z"/>
           <w:rFonts w:ascii="Arial" w:hAnsi="Arial" w:cs="Arial"/>
           <w:sz w:val="21"/>
           <w:szCs w:val="21"/>
@@ -7558,6 +8485,7 @@
         <w:spacing w:after="0" w:line="276" w:lineRule="auto"/>
         <w:jc w:val="both"/>
         <w:rPr>
+          <w:ins w:id="238" w:author="Ismael SAMBY" w:date="2026-07-17T14:49:00Z"/>
           <w:rFonts w:ascii="Arial" w:eastAsia="SimSun" w:hAnsi="Arial" w:cs="Arial"/>
           <w:kern w:val="0"/>
           <w:sz w:val="21"/>
@@ -7566,6 +8494,7 @@
           <w:lang w:val="fr-FR" w:eastAsia="fr-FR"/>
           <w:rPrChange w:id="239" w:author="Ismael SAMBY" w:date="2026-07-17T14:49:00Z">
             <w:rPr>
+              <w:ins w:id="240" w:author="Ismael SAMBY" w:date="2026-07-17T14:49:00Z"/>
               <w:rFonts w:ascii="Times New Roman" w:eastAsia="Times New Roman" w:hAnsi="Times New Roman"/>
               <w:kern w:val="0"/>
               <w:sz w:val="24"/>
@@ -7583,28 +8512,30 @@
           </w:pPr>
         </w:pPrChange>
       </w:pPr>
-      <w:r>
-        <w:rPr>
-          <w:rFonts w:ascii="Arial" w:eastAsia="SimSun" w:hAnsi="Arial" w:cs="Arial"/>
-          <w:kern w:val="0"/>
-          <w:sz w:val="21"/>
-          <w:szCs w:val="21"/>
-          <w:u w:val="single"/>
-          <w:lang w:val="fr-FR" w:eastAsia="fr-FR"/>
-          <w:rPrChange w:id="243" w:author="Ismael SAMBY" w:date="2026-07-17T14:49:00Z">
-            <w:rPr>
-              <w:rFonts w:ascii="Times New Roman" w:eastAsia="Times New Roman" w:hAnsi="Times New Roman"/>
-              <w:i/>
-              <w:iCs/>
-              <w:kern w:val="0"/>
-              <w:sz w:val="24"/>
-              <w:szCs w:val="24"/>
-              <w:lang w:val="fr-FR" w:eastAsia="fr-FR"/>
-            </w:rPr>
-          </w:rPrChange>
-        </w:rPr>
-        <w:t>Évaluation d'impact</w:t>
-      </w:r>
+      <w:ins w:id="242" w:author="Ismael SAMBY" w:date="2026-07-17T14:49:00Z">
+        <w:r>
+          <w:rPr>
+            <w:rFonts w:ascii="Arial" w:eastAsia="SimSun" w:hAnsi="Arial" w:cs="Arial"/>
+            <w:kern w:val="0"/>
+            <w:sz w:val="21"/>
+            <w:szCs w:val="21"/>
+            <w:u w:val="single"/>
+            <w:lang w:val="fr-FR" w:eastAsia="fr-FR"/>
+            <w:rPrChange w:id="243" w:author="Ismael SAMBY" w:date="2026-07-17T14:49:00Z">
+              <w:rPr>
+                <w:rFonts w:ascii="Times New Roman" w:eastAsia="Times New Roman" w:hAnsi="Times New Roman"/>
+                <w:i/>
+                <w:iCs/>
+                <w:kern w:val="0"/>
+                <w:sz w:val="24"/>
+                <w:szCs w:val="24"/>
+                <w:lang w:val="fr-FR" w:eastAsia="fr-FR"/>
+              </w:rPr>
+            </w:rPrChange>
+          </w:rPr>
+          <w:t>Évaluation d'impact</w:t>
+        </w:r>
+      </w:ins>
     </w:p>
     <w:p>
       <w:pPr>
@@ -7614,12 +8545,14 @@
         <w:jc w:val="both"/>
         <w:textAlignment w:val="auto"/>
         <w:rPr>
+          <w:ins w:id="244" w:author="Ismael SAMBY" w:date="2026-07-17T14:49:00Z"/>
           <w:rFonts w:ascii="Arial" w:hAnsi="Arial" w:cs="Arial"/>
           <w:sz w:val="21"/>
           <w:szCs w:val="21"/>
           <w:lang w:val="fr-FR"/>
           <w:rPrChange w:id="245" w:author="Ismael SAMBY" w:date="2026-07-17T14:49:00Z">
             <w:rPr>
+              <w:ins w:id="246" w:author="Ismael SAMBY" w:date="2026-07-17T14:49:00Z"/>
               <w:rFonts w:ascii="Times New Roman" w:eastAsia="Times New Roman" w:hAnsi="Times New Roman"/>
               <w:kern w:val="0"/>
               <w:sz w:val="24"/>
@@ -7637,24 +8570,252 @@
           </w:pPr>
         </w:pPrChange>
       </w:pPr>
-      <w:r>
-        <w:rPr>
+      <w:ins w:id="248" w:author="Ismael SAMBY" w:date="2026-07-17T14:49:00Z">
+        <w:r>
+          <w:rPr>
+            <w:rFonts w:ascii="Arial" w:hAnsi="Arial" w:cs="Arial"/>
+            <w:sz w:val="21"/>
+            <w:szCs w:val="21"/>
+            <w:lang w:val="fr-FR"/>
+            <w:rPrChange w:id="249" w:author="Ismael SAMBY" w:date="2026-07-17T14:49:00Z">
+              <w:rPr>
+                <w:rFonts w:ascii="Times New Roman" w:eastAsia="Times New Roman" w:hAnsi="Times New Roman"/>
+                <w:kern w:val="0"/>
+                <w:sz w:val="24"/>
+                <w:szCs w:val="24"/>
+                <w:lang w:val="fr-FR" w:eastAsia="fr-FR"/>
+              </w:rPr>
+            </w:rPrChange>
+          </w:rPr>
+          <w:t>Les travaux de construction du Projet, notamment ceux associés aux infrastructures portuaires et maritimes, sont susceptibles d'accroître localement la turbidité des eaux et de perturber temporairement certaines zones de pêche situées à proximité immédiate de l'emprise du Projet. En phase d'exploitation, le trafic maritime et les rejets associés au fonctionnement du port pourraient contribuer, de manière cumulative avec les activités minières et portuaires déjà présentes dans la zone (notamment celles d'AMCP), à une dégradation progressive des habitats aquatiques (mangroves, zones de nurserie) et à une réduction de la productivité des pêcheries artisanales.</w:t>
+        </w:r>
+      </w:ins>
+    </w:p>
+    <w:p>
+      <w:pPr>
+        <w:suppressAutoHyphens w:val="0"/>
+        <w:autoSpaceDN/>
+        <w:spacing w:before="100" w:beforeAutospacing="1" w:after="100" w:afterAutospacing="1" w:line="276" w:lineRule="auto"/>
+        <w:jc w:val="both"/>
+        <w:textAlignment w:val="auto"/>
+        <w:rPr>
+          <w:del w:id="250" w:author="Ismael SAMBY" w:date="2026-07-17T14:49:00Z"/>
           <w:rFonts w:ascii="Arial" w:hAnsi="Arial" w:cs="Arial"/>
           <w:sz w:val="21"/>
           <w:szCs w:val="21"/>
           <w:lang w:val="fr-FR"/>
-          <w:rPrChange w:id="249" w:author="Ismael SAMBY" w:date="2026-07-17T14:49:00Z">
-            <w:rPr>
-              <w:rFonts w:ascii="Times New Roman" w:eastAsia="Times New Roman" w:hAnsi="Times New Roman"/>
-              <w:kern w:val="0"/>
-              <w:sz w:val="24"/>
-              <w:szCs w:val="24"/>
-              <w:lang w:val="fr-FR" w:eastAsia="fr-FR"/>
-            </w:rPr>
-          </w:rPrChange>
-        </w:rPr>
-        <w:t>Les travaux de construction du Projet, notamment ceux associés aux infrastructures portuaires et maritimes, sont susceptibles d'accroître localement la turbidité des eaux et de perturber temporairement certaines zones de pêche situées à proximité immédiate de l'emprise du Projet. En phase d'exploitation, le trafic maritime et les rejets associés au fonctionnement du port pourraient contribuer, de manière cumulative avec les activités minières et portuaires déjà présentes dans la zone (notamment celles d'AMCP), à une dégradation progressive des habitats aquatiques (mangroves, zones de nurserie) et à une réduction de la productivité des pêcheries artisanales.</w:t>
-      </w:r>
+        </w:rPr>
+        <w:pPrChange w:id="251" w:author="Ismael SAMBY" w:date="2026-07-17T14:49:00Z">
+          <w:pPr>
+            <w:spacing w:after="0" w:line="276" w:lineRule="auto"/>
+            <w:jc w:val="both"/>
+          </w:pPr>
+        </w:pPrChange>
+      </w:pPr>
+      <w:ins w:id="252" w:author="Ismael SAMBY" w:date="2026-07-17T14:49:00Z">
+        <w:r>
+          <w:rPr>
+            <w:rFonts w:ascii="Arial" w:hAnsi="Arial" w:cs="Arial"/>
+            <w:sz w:val="21"/>
+            <w:szCs w:val="21"/>
+            <w:lang w:val="fr-FR"/>
+            <w:rPrChange w:id="253" w:author="Ismael SAMBY" w:date="2026-07-17T14:49:00Z">
+              <w:rPr>
+                <w:rFonts w:ascii="Times New Roman" w:eastAsia="Times New Roman" w:hAnsi="Times New Roman"/>
+                <w:kern w:val="0"/>
+                <w:sz w:val="24"/>
+                <w:szCs w:val="24"/>
+                <w:lang w:val="fr-FR" w:eastAsia="fr-FR"/>
+              </w:rPr>
+            </w:rPrChange>
+          </w:rPr>
+          <w:t xml:space="preserve">Compte tenu de la dépendance des communautés côtières de </w:t>
+        </w:r>
+        <w:r>
+          <w:rPr>
+            <w:rFonts w:ascii="Arial" w:hAnsi="Arial" w:cs="Arial"/>
+            <w:sz w:val="21"/>
+            <w:szCs w:val="21"/>
+            <w:lang w:val="fr-FR"/>
+            <w:rPrChange w:id="254" w:author="Ismael SAMBY" w:date="2026-07-17T14:49:00Z">
+              <w:rPr>
+                <w:rFonts w:ascii="Times New Roman" w:eastAsia="Times New Roman" w:hAnsi="Times New Roman"/>
+                <w:kern w:val="0"/>
+                <w:sz w:val="24"/>
+                <w:szCs w:val="24"/>
+                <w:lang w:val="fr-FR" w:eastAsia="fr-FR"/>
+              </w:rPr>
+            </w:rPrChange>
+          </w:rPr>
+          <w:t>Kaweswes</w:t>
+        </w:r>
+        <w:r>
+          <w:rPr>
+            <w:rFonts w:ascii="Arial" w:hAnsi="Arial" w:cs="Arial"/>
+            <w:sz w:val="21"/>
+            <w:szCs w:val="21"/>
+            <w:lang w:val="fr-FR"/>
+            <w:rPrChange w:id="255" w:author="Ismael SAMBY" w:date="2026-07-17T14:49:00Z">
+              <w:rPr>
+                <w:rFonts w:ascii="Times New Roman" w:eastAsia="Times New Roman" w:hAnsi="Times New Roman"/>
+                <w:kern w:val="0"/>
+                <w:sz w:val="24"/>
+                <w:szCs w:val="24"/>
+                <w:lang w:val="fr-FR" w:eastAsia="fr-FR"/>
+              </w:rPr>
+            </w:rPrChange>
+          </w:rPr>
+          <w:t xml:space="preserve">, </w:t>
+        </w:r>
+        <w:r>
+          <w:rPr>
+            <w:rFonts w:ascii="Arial" w:hAnsi="Arial" w:cs="Arial"/>
+            <w:sz w:val="21"/>
+            <w:szCs w:val="21"/>
+            <w:lang w:val="fr-FR"/>
+            <w:rPrChange w:id="256" w:author="Ismael SAMBY" w:date="2026-07-17T14:49:00Z">
+              <w:rPr>
+                <w:rFonts w:ascii="Times New Roman" w:eastAsia="Times New Roman" w:hAnsi="Times New Roman"/>
+                <w:kern w:val="0"/>
+                <w:sz w:val="24"/>
+                <w:szCs w:val="24"/>
+                <w:lang w:val="fr-FR" w:eastAsia="fr-FR"/>
+              </w:rPr>
+            </w:rPrChange>
+          </w:rPr>
+          <w:t>Karouty</w:t>
+        </w:r>
+        <w:r>
+          <w:rPr>
+            <w:rFonts w:ascii="Arial" w:hAnsi="Arial" w:cs="Arial"/>
+            <w:sz w:val="21"/>
+            <w:szCs w:val="21"/>
+            <w:lang w:val="fr-FR"/>
+            <w:rPrChange w:id="257" w:author="Ismael SAMBY" w:date="2026-07-17T14:49:00Z">
+              <w:rPr>
+                <w:rFonts w:ascii="Times New Roman" w:eastAsia="Times New Roman" w:hAnsi="Times New Roman"/>
+                <w:kern w:val="0"/>
+                <w:sz w:val="24"/>
+                <w:szCs w:val="24"/>
+                <w:lang w:val="fr-FR" w:eastAsia="fr-FR"/>
+              </w:rPr>
+            </w:rPrChange>
+          </w:rPr>
+          <w:t xml:space="preserve"> et </w:t>
+        </w:r>
+        <w:r>
+          <w:rPr>
+            <w:rFonts w:ascii="Arial" w:hAnsi="Arial" w:cs="Arial"/>
+            <w:sz w:val="21"/>
+            <w:szCs w:val="21"/>
+            <w:lang w:val="fr-FR"/>
+            <w:rPrChange w:id="258" w:author="Ismael SAMBY" w:date="2026-07-17T14:49:00Z">
+              <w:rPr>
+                <w:rFonts w:ascii="Times New Roman" w:eastAsia="Times New Roman" w:hAnsi="Times New Roman"/>
+                <w:kern w:val="0"/>
+                <w:sz w:val="24"/>
+                <w:szCs w:val="24"/>
+                <w:lang w:val="fr-FR" w:eastAsia="fr-FR"/>
+              </w:rPr>
+            </w:rPrChange>
+          </w:rPr>
+          <w:t>Diffiyarè</w:t>
+        </w:r>
+        <w:r>
+          <w:rPr>
+            <w:rFonts w:ascii="Arial" w:hAnsi="Arial" w:cs="Arial"/>
+            <w:sz w:val="21"/>
+            <w:szCs w:val="21"/>
+            <w:lang w:val="fr-FR"/>
+            <w:rPrChange w:id="259" w:author="Ismael SAMBY" w:date="2026-07-17T14:49:00Z">
+              <w:rPr>
+                <w:rFonts w:ascii="Times New Roman" w:eastAsia="Times New Roman" w:hAnsi="Times New Roman"/>
+                <w:kern w:val="0"/>
+                <w:sz w:val="24"/>
+                <w:szCs w:val="24"/>
+                <w:lang w:val="fr-FR" w:eastAsia="fr-FR"/>
+              </w:rPr>
+            </w:rPrChange>
+          </w:rPr>
+          <w:t xml:space="preserve"> à la pêche comme moyen de subsistance et source de revenus, et du caractère cumulatif des pressions exercées par l'ensemble des projets miniers et portuaires de la zone, l'impact du Projet sur ce service est jugé </w:t>
+        </w:r>
+        <w:r>
+          <w:rPr>
+            <w:rFonts w:ascii="Arial" w:hAnsi="Arial" w:cs="Arial"/>
+            <w:b/>
+            <w:bCs/>
+            <w:sz w:val="21"/>
+            <w:szCs w:val="21"/>
+            <w:lang w:val="fr-FR"/>
+            <w:rPrChange w:id="260" w:author="Ismael SAMBY" w:date="2026-07-17T15:12:00Z">
+              <w:rPr>
+                <w:rFonts w:ascii="Times New Roman" w:eastAsia="Times New Roman" w:hAnsi="Times New Roman"/>
+                <w:kern w:val="0"/>
+                <w:sz w:val="24"/>
+                <w:szCs w:val="24"/>
+                <w:lang w:val="fr-FR" w:eastAsia="fr-FR"/>
+              </w:rPr>
+            </w:rPrChange>
+          </w:rPr>
+          <w:t>mineur</w:t>
+        </w:r>
+        <w:r>
+          <w:rPr>
+            <w:rFonts w:ascii="Arial" w:hAnsi="Arial" w:cs="Arial"/>
+            <w:sz w:val="21"/>
+            <w:szCs w:val="21"/>
+            <w:lang w:val="fr-FR"/>
+            <w:rPrChange w:id="261" w:author="Ismael SAMBY" w:date="2026-07-17T14:49:00Z">
+              <w:rPr>
+                <w:rFonts w:ascii="Times New Roman" w:eastAsia="Times New Roman" w:hAnsi="Times New Roman"/>
+                <w:kern w:val="0"/>
+                <w:sz w:val="24"/>
+                <w:szCs w:val="24"/>
+                <w:lang w:val="fr-FR" w:eastAsia="fr-FR"/>
+              </w:rPr>
+            </w:rPrChange>
+          </w:rPr>
+          <w:t xml:space="preserve"> à moyen en phase de construction, et </w:t>
+        </w:r>
+        <w:r>
+          <w:rPr>
+            <w:rFonts w:ascii="Arial" w:hAnsi="Arial" w:cs="Arial"/>
+            <w:b/>
+            <w:bCs/>
+            <w:sz w:val="21"/>
+            <w:szCs w:val="21"/>
+            <w:lang w:val="fr-FR"/>
+            <w:rPrChange w:id="262" w:author="Ismael SAMBY" w:date="2026-07-17T15:12:00Z">
+              <w:rPr>
+                <w:rFonts w:ascii="Times New Roman" w:eastAsia="Times New Roman" w:hAnsi="Times New Roman"/>
+                <w:kern w:val="0"/>
+                <w:sz w:val="24"/>
+                <w:szCs w:val="24"/>
+                <w:lang w:val="fr-FR" w:eastAsia="fr-FR"/>
+              </w:rPr>
+            </w:rPrChange>
+          </w:rPr>
+          <w:t>moyen</w:t>
+        </w:r>
+        <w:r>
+          <w:rPr>
+            <w:rFonts w:ascii="Arial" w:hAnsi="Arial" w:cs="Arial"/>
+            <w:sz w:val="21"/>
+            <w:szCs w:val="21"/>
+            <w:lang w:val="fr-FR"/>
+            <w:rPrChange w:id="263" w:author="Ismael SAMBY" w:date="2026-07-17T14:49:00Z">
+              <w:rPr>
+                <w:rFonts w:ascii="Times New Roman" w:eastAsia="Times New Roman" w:hAnsi="Times New Roman"/>
+                <w:kern w:val="0"/>
+                <w:sz w:val="24"/>
+                <w:szCs w:val="24"/>
+                <w:lang w:val="fr-FR" w:eastAsia="fr-FR"/>
+              </w:rPr>
+            </w:rPrChange>
+          </w:rPr>
+          <w:t xml:space="preserve"> en phase d'exploitation compte tenu des effets cumulatifs avec les autres activités de la zone.</w:t>
+        </w:r>
+      </w:ins>
     </w:p>
     <w:p>
       <w:pPr>
@@ -7667,208 +8828,6 @@
           <w:lang w:val="fr-FR"/>
         </w:rPr>
       </w:pPr>
-      <w:r>
-        <w:rPr>
-          <w:rFonts w:ascii="Arial" w:hAnsi="Arial" w:cs="Arial"/>
-          <w:sz w:val="21"/>
-          <w:szCs w:val="21"/>
-          <w:lang w:val="fr-FR"/>
-          <w:rPrChange w:id="253" w:author="Ismael SAMBY" w:date="2026-07-17T14:49:00Z">
-            <w:rPr>
-              <w:rFonts w:ascii="Times New Roman" w:eastAsia="Times New Roman" w:hAnsi="Times New Roman"/>
-              <w:kern w:val="0"/>
-              <w:sz w:val="24"/>
-              <w:szCs w:val="24"/>
-              <w:lang w:val="fr-FR" w:eastAsia="fr-FR"/>
-            </w:rPr>
-          </w:rPrChange>
-        </w:rPr>
-        <w:t xml:space="preserve">Compte tenu de la dépendance des communautés côtières de </w:t>
-      </w:r>
-      <w:r>
-        <w:rPr>
-          <w:rFonts w:ascii="Arial" w:hAnsi="Arial" w:cs="Arial"/>
-          <w:sz w:val="21"/>
-          <w:szCs w:val="21"/>
-          <w:lang w:val="fr-FR"/>
-          <w:rPrChange w:id="254" w:author="Ismael SAMBY" w:date="2026-07-17T14:49:00Z">
-            <w:rPr>
-              <w:rFonts w:ascii="Times New Roman" w:eastAsia="Times New Roman" w:hAnsi="Times New Roman"/>
-              <w:kern w:val="0"/>
-              <w:sz w:val="24"/>
-              <w:szCs w:val="24"/>
-              <w:lang w:val="fr-FR" w:eastAsia="fr-FR"/>
-            </w:rPr>
-          </w:rPrChange>
-        </w:rPr>
-        <w:t>Kaweswes</w:t>
-      </w:r>
-      <w:r>
-        <w:rPr>
-          <w:rFonts w:ascii="Arial" w:hAnsi="Arial" w:cs="Arial"/>
-          <w:sz w:val="21"/>
-          <w:szCs w:val="21"/>
-          <w:lang w:val="fr-FR"/>
-          <w:rPrChange w:id="255" w:author="Ismael SAMBY" w:date="2026-07-17T14:49:00Z">
-            <w:rPr>
-              <w:rFonts w:ascii="Times New Roman" w:eastAsia="Times New Roman" w:hAnsi="Times New Roman"/>
-              <w:kern w:val="0"/>
-              <w:sz w:val="24"/>
-              <w:szCs w:val="24"/>
-              <w:lang w:val="fr-FR" w:eastAsia="fr-FR"/>
-            </w:rPr>
-          </w:rPrChange>
-        </w:rPr>
-        <w:t xml:space="preserve">, </w:t>
-      </w:r>
-      <w:r>
-        <w:rPr>
-          <w:rFonts w:ascii="Arial" w:hAnsi="Arial" w:cs="Arial"/>
-          <w:sz w:val="21"/>
-          <w:szCs w:val="21"/>
-          <w:lang w:val="fr-FR"/>
-          <w:rPrChange w:id="256" w:author="Ismael SAMBY" w:date="2026-07-17T14:49:00Z">
-            <w:rPr>
-              <w:rFonts w:ascii="Times New Roman" w:eastAsia="Times New Roman" w:hAnsi="Times New Roman"/>
-              <w:kern w:val="0"/>
-              <w:sz w:val="24"/>
-              <w:szCs w:val="24"/>
-              <w:lang w:val="fr-FR" w:eastAsia="fr-FR"/>
-            </w:rPr>
-          </w:rPrChange>
-        </w:rPr>
-        <w:t>Karouty</w:t>
-      </w:r>
-      <w:r>
-        <w:rPr>
-          <w:rFonts w:ascii="Arial" w:hAnsi="Arial" w:cs="Arial"/>
-          <w:sz w:val="21"/>
-          <w:szCs w:val="21"/>
-          <w:lang w:val="fr-FR"/>
-          <w:rPrChange w:id="257" w:author="Ismael SAMBY" w:date="2026-07-17T14:49:00Z">
-            <w:rPr>
-              <w:rFonts w:ascii="Times New Roman" w:eastAsia="Times New Roman" w:hAnsi="Times New Roman"/>
-              <w:kern w:val="0"/>
-              <w:sz w:val="24"/>
-              <w:szCs w:val="24"/>
-              <w:lang w:val="fr-FR" w:eastAsia="fr-FR"/>
-            </w:rPr>
-          </w:rPrChange>
-        </w:rPr>
-        <w:t xml:space="preserve"> et </w:t>
-      </w:r>
-      <w:r>
-        <w:rPr>
-          <w:rFonts w:ascii="Arial" w:hAnsi="Arial" w:cs="Arial"/>
-          <w:sz w:val="21"/>
-          <w:szCs w:val="21"/>
-          <w:lang w:val="fr-FR"/>
-          <w:rPrChange w:id="258" w:author="Ismael SAMBY" w:date="2026-07-17T14:49:00Z">
-            <w:rPr>
-              <w:rFonts w:ascii="Times New Roman" w:eastAsia="Times New Roman" w:hAnsi="Times New Roman"/>
-              <w:kern w:val="0"/>
-              <w:sz w:val="24"/>
-              <w:szCs w:val="24"/>
-              <w:lang w:val="fr-FR" w:eastAsia="fr-FR"/>
-            </w:rPr>
-          </w:rPrChange>
-        </w:rPr>
-        <w:t>Diffiyarè</w:t>
-      </w:r>
-      <w:r>
-        <w:rPr>
-          <w:rFonts w:ascii="Arial" w:hAnsi="Arial" w:cs="Arial"/>
-          <w:sz w:val="21"/>
-          <w:szCs w:val="21"/>
-          <w:lang w:val="fr-FR"/>
-          <w:rPrChange w:id="259" w:author="Ismael SAMBY" w:date="2026-07-17T14:49:00Z">
-            <w:rPr>
-              <w:rFonts w:ascii="Times New Roman" w:eastAsia="Times New Roman" w:hAnsi="Times New Roman"/>
-              <w:kern w:val="0"/>
-              <w:sz w:val="24"/>
-              <w:szCs w:val="24"/>
-              <w:lang w:val="fr-FR" w:eastAsia="fr-FR"/>
-            </w:rPr>
-          </w:rPrChange>
-        </w:rPr>
-        <w:t xml:space="preserve"> à la pêche comme moyen de subsistance et source de revenus, et du caractère cumulatif des pressions exercées par l'ensemble des projets miniers et portuaires de la zone, l'impact du Projet sur ce service est jugé </w:t>
-      </w:r>
-      <w:r>
-        <w:rPr>
-          <w:rFonts w:ascii="Arial" w:hAnsi="Arial" w:cs="Arial"/>
-          <w:b/>
-          <w:bCs/>
-          <w:sz w:val="21"/>
-          <w:szCs w:val="21"/>
-          <w:lang w:val="fr-FR"/>
-          <w:rPrChange w:id="260" w:author="Ismael SAMBY" w:date="2026-07-17T15:12:00Z">
-            <w:rPr>
-              <w:rFonts w:ascii="Times New Roman" w:eastAsia="Times New Roman" w:hAnsi="Times New Roman"/>
-              <w:kern w:val="0"/>
-              <w:sz w:val="24"/>
-              <w:szCs w:val="24"/>
-              <w:lang w:val="fr-FR" w:eastAsia="fr-FR"/>
-            </w:rPr>
-          </w:rPrChange>
-        </w:rPr>
-        <w:t>mineur</w:t>
-      </w:r>
-      <w:r>
-        <w:rPr>
-          <w:rFonts w:ascii="Arial" w:hAnsi="Arial" w:cs="Arial"/>
-          <w:sz w:val="21"/>
-          <w:szCs w:val="21"/>
-          <w:lang w:val="fr-FR"/>
-          <w:rPrChange w:id="261" w:author="Ismael SAMBY" w:date="2026-07-17T14:49:00Z">
-            <w:rPr>
-              <w:rFonts w:ascii="Times New Roman" w:eastAsia="Times New Roman" w:hAnsi="Times New Roman"/>
-              <w:kern w:val="0"/>
-              <w:sz w:val="24"/>
-              <w:szCs w:val="24"/>
-              <w:lang w:val="fr-FR" w:eastAsia="fr-FR"/>
-            </w:rPr>
-          </w:rPrChange>
-        </w:rPr>
-        <w:t xml:space="preserve"> à moyen en phase de construction, et </w:t>
-      </w:r>
-      <w:r>
-        <w:rPr>
-          <w:rFonts w:ascii="Arial" w:hAnsi="Arial" w:cs="Arial"/>
-          <w:b/>
-          <w:bCs/>
-          <w:sz w:val="21"/>
-          <w:szCs w:val="21"/>
-          <w:lang w:val="fr-FR"/>
-          <w:rPrChange w:id="262" w:author="Ismael SAMBY" w:date="2026-07-17T15:12:00Z">
-            <w:rPr>
-              <w:rFonts w:ascii="Times New Roman" w:eastAsia="Times New Roman" w:hAnsi="Times New Roman"/>
-              <w:kern w:val="0"/>
-              <w:sz w:val="24"/>
-              <w:szCs w:val="24"/>
-              <w:lang w:val="fr-FR" w:eastAsia="fr-FR"/>
-            </w:rPr>
-          </w:rPrChange>
-        </w:rPr>
-        <w:t>moyen</w:t>
-      </w:r>
-      <w:r>
-        <w:rPr>
-          <w:rFonts w:ascii="Arial" w:hAnsi="Arial" w:cs="Arial"/>
-          <w:sz w:val="21"/>
-          <w:szCs w:val="21"/>
-          <w:lang w:val="fr-FR"/>
-          <w:rPrChange w:id="263" w:author="Ismael SAMBY" w:date="2026-07-17T14:49:00Z">
-            <w:rPr>
-              <w:rFonts w:ascii="Times New Roman" w:eastAsia="Times New Roman" w:hAnsi="Times New Roman"/>
-              <w:kern w:val="0"/>
-              <w:sz w:val="24"/>
-              <w:szCs w:val="24"/>
-              <w:lang w:val="fr-FR" w:eastAsia="fr-FR"/>
-            </w:rPr>
-          </w:rPrChange>
-        </w:rPr>
-        <w:t xml:space="preserve"> en phase d'exploitation compte tenu des effets cumulatifs avec les autres activités de la zone.</w:t>
-      </w:r>
     </w:p>
     <w:p>
       <w:pPr>
@@ -8179,7 +9138,7 @@
         </w:rPr>
         <w:t xml:space="preserve">WCAG s’est engagé à développer un mécanisme de réclamation (GM) pour les communautés affectées, en accord avec la règlementation guinéenne sur la durabilité environnementale et sociale</w:t>
       </w:r>
-      <w:ins w:id="90010" w:author="Dr IBRAHIMA DIALLO" w:date="2026-08-17T12:00:00Z">
+      <w:ins w:id="90010" w:author="Dr IBRAHIMA DIALLO" w:date="2026-08-17T13:00:00Z">
         <w:r>
           <w:rPr>
             <w:rFonts w:ascii="Arial" w:eastAsia="Arial MT" w:hAnsi="Arial" w:cs="Arial"/>
@@ -8481,7 +9440,7 @@
         </w:rPr>
         <w:t xml:space="preserve">Un agent de liaison et de sensibilisation de la communauté sera désigné comme « point de contact clé » pour la procédure de règlement des griefs. Les détails concernant la procédure de règlement des griefs seront affichés en anglais</w:t>
       </w:r>
-      <w:del w:id="90012" w:author="Dr IBRAHIMA DIALLO" w:date="2026-08-17T12:00:00Z">
+      <w:del w:id="90012" w:author="Dr IBRAHIMA DIALLO" w:date="2026-08-17T13:00:00Z">
         <w:r>
           <w:rPr>
             <w:rFonts w:ascii="Arial" w:eastAsia="Arial MT" w:hAnsi="Arial" w:cs="Arial"/>
@@ -8493,7 +9452,7 @@
           <w:delText xml:space="preserve"> et en françai</w:delText>
         </w:r>
       </w:del>
-      <w:ins w:id="90013" w:author="Dr IBRAHIMA DIALLO" w:date="2026-08-17T12:00:00Z">
+      <w:ins w:id="90013" w:author="Dr IBRAHIMA DIALLO" w:date="2026-08-17T13:00:00Z">
         <w:r>
           <w:rPr>
             <w:rFonts w:ascii="Arial" w:eastAsia="Arial MT" w:hAnsi="Arial" w:cs="Arial"/>
@@ -8805,7 +9764,7 @@
         </w:rPr>
         <w:t xml:space="preserve">Garantir une protection appropriée aux plaignants en s’engageant à préserver la confidentialité des griefs</w:t>
       </w:r>
-      <w:ins w:id="90011" w:author="Dr IBRAHIMA DIALLO" w:date="2026-08-17T12:00:00Z">
+      <w:ins w:id="90011" w:author="Dr IBRAHIMA DIALLO" w:date="2026-08-17T13:00:00Z">
         <w:r>
           <w:rPr>
             <w:rFonts w:ascii="Arial" w:eastAsia="Arial MT" w:hAnsi="Arial" w:cs="Arial"/>
@@ -10470,6 +11429,506 @@
 </w:document>
 </file>
 
+<file path=word/comments.xml><?xml version="1.0" encoding="utf-8"?>
+<w:comments xmlns:wpc="http://schemas.microsoft.com/office/word/2010/wordprocessingCanvas" xmlns:cx="http://schemas.microsoft.com/office/drawing/2014/chartex" xmlns:cx1="http://schemas.microsoft.com/office/drawing/2015/9/8/chartex" xmlns:cx2="http://schemas.microsoft.com/office/drawing/2015/10/21/chartex" xmlns:cx3="http://schemas.microsoft.com/office/drawing/2016/5/9/chartex" xmlns:cx4="http://schemas.microsoft.com/office/drawing/2016/5/10/chartex" xmlns:cx5="http://schemas.microsoft.com/office/drawing/2016/5/11/chartex" xmlns:cx6="http://schemas.microsoft.com/office/drawing/2016/5/12/chartex" xmlns:cx7="http://schemas.microsoft.com/office/drawing/2016/5/13/chartex" xmlns:cx8="http://schemas.microsoft.com/office/drawing/2016/5/14/chartex" xmlns:mc="http://schemas.openxmlformats.org/markup-compatibility/2006" xmlns:aink="http://schemas.microsoft.com/office/drawing/2016/ink" xmlns:am3d="http://schemas.microsoft.com/office/drawing/2017/model3d" xmlns:o="urn:schemas-microsoft-com:office:office" xmlns:r="http://schemas.openxmlformats.org/officeDocument/2006/relationships" xmlns:m="http://schemas.openxmlformats.org/officeDocument/2006/math" xmlns:v="urn:schemas-microsoft-com:vml" xmlns:wp14="http://schemas.microsoft.com/office/word/2010/wordprocessingDrawing" xmlns:wp="http://schemas.openxmlformats.org/drawingml/2006/wordprocessingDrawing" xmlns:w10="urn:schemas-microsoft-com:office:word" xmlns:w="http://schemas.openxmlformats.org/wordprocessingml/2006/main" xmlns:w14="http://schemas.microsoft.com/office/word/2010/wordml" xmlns:w15="http://schemas.microsoft.com/office/word/2012/wordml" xmlns:w16cex="http://schemas.microsoft.com/office/word/2018/wordml/cex" xmlns:w16cid="http://schemas.microsoft.com/office/word/2016/wordml/cid" xmlns:w16="http://schemas.microsoft.com/office/word/2018/wordml" xmlns:w16sdtdh="http://schemas.microsoft.com/office/word/2020/wordml/sdtdatahash" xmlns:w16se="http://schemas.microsoft.com/office/word/2015/wordml/symex" xmlns:wpg="http://schemas.microsoft.com/office/word/2010/wordprocessingGroup" xmlns:wpi="http://schemas.microsoft.com/office/word/2010/wordprocessingInk" xmlns:wne="http://schemas.microsoft.com/office/word/2006/wordml" xmlns:wps="http://schemas.microsoft.com/office/word/2010/wordprocessingShape" mc:Ignorable="w14 w15 w16se w16cid w16 w16cex w16sdtdh wp14">
+  <w:comment w:id="10" w:author="Zhou Zilai" w:date="2026-03-05T10:16:00Z" w:initials="ZZ">
+    <w:p>
+      <w:pPr>
+        <w:pStyle w:val="Commentaire"/>
+        <w:rPr>
+          <w:lang w:val="en-GB"/>
+        </w:rPr>
+      </w:pPr>
+      <w:r>
+        <w:rPr>
+          <w:rStyle w:val="Marquedecommentaire"/>
+        </w:rPr>
+        <w:annotationRef/>
+      </w:r>
+      <w:r>
+        <w:rPr>
+          <w:lang w:val="en-GB" w:eastAsia="zh-CN"/>
+        </w:rPr>
+        <w:t>Suggest to change to:</w:t>
+      </w:r>
+    </w:p>
+    <w:p>
+      <w:pPr>
+        <w:pStyle w:val="Commentaire"/>
+        <w:rPr>
+          <w:lang w:val="en-GB"/>
+        </w:rPr>
+      </w:pPr>
+    </w:p>
+    <w:p>
+      <w:pPr>
+        <w:pStyle w:val="Commentaire"/>
+        <w:rPr>
+          <w:lang w:val="en-GB"/>
+        </w:rPr>
+      </w:pPr>
+      <w:r>
+        <w:rPr>
+          <w:lang w:val="en-GB" w:eastAsia="zh-CN"/>
+        </w:rPr>
+        <w:t xml:space="preserve">"Include but not limited to" </w:t>
+      </w:r>
+    </w:p>
+  </w:comment>
+  <w:comment w:id="13" w:author="Zhou Zilai" w:date="2026-03-05T10:20:00Z" w:initials="ZZ">
+    <w:p>
+      <w:pPr>
+        <w:pStyle w:val="Commentaire"/>
+        <w:rPr>
+          <w:lang w:val="en-GB"/>
+        </w:rPr>
+      </w:pPr>
+      <w:r>
+        <w:rPr>
+          <w:rStyle w:val="Marquedecommentaire"/>
+        </w:rPr>
+        <w:annotationRef/>
+      </w:r>
+      <w:r>
+        <w:rPr>
+          <w:lang w:val="en-GB"/>
+        </w:rPr>
+        <w:t xml:space="preserve">The statement referring to the “risk of embankment or dam failure” is not sufficiently clear. It would be helpful to specify. What dam is being referred to?  OR Simply reword/soften the sentence. </w:t>
+      </w:r>
+    </w:p>
+  </w:comment>
+  <w:comment w:id="24" w:author="Zhou Zilai" w:date="2026-03-05T10:28:00Z" w:initials="ZZ">
+    <w:p>
+      <w:pPr>
+        <w:pStyle w:val="Commentaire"/>
+        <w:rPr>
+          <w:lang w:val="en-GB"/>
+        </w:rPr>
+      </w:pPr>
+      <w:r>
+        <w:rPr>
+          <w:rStyle w:val="Marquedecommentaire"/>
+        </w:rPr>
+        <w:annotationRef/>
+      </w:r>
+      <w:r>
+        <w:rPr>
+          <w:lang w:val="en-GB"/>
+        </w:rPr>
+        <w:t xml:space="preserve">Cross reference? Where can readers find this map? </w:t>
+      </w:r>
+    </w:p>
+  </w:comment>
+  <w:comment w:id="43" w:author="Zhou Zilai" w:date="2026-03-06T11:02:00Z" w:initials="ZZ">
+    <w:p>
+      <w:pPr>
+        <w:pStyle w:val="Commentaire"/>
+        <w:rPr>
+          <w:lang w:val="en-GB"/>
+        </w:rPr>
+      </w:pPr>
+      <w:r>
+        <w:rPr>
+          <w:rStyle w:val="Marquedecommentaire"/>
+        </w:rPr>
+        <w:annotationRef/>
+      </w:r>
+      <w:r>
+        <w:rPr>
+          <w:lang w:val="en-GB"/>
+        </w:rPr>
+        <w:t xml:space="preserve">The described measures contains over-commitment. It is suggested to rephrase or remove this dot point about setting up protection zone.  </w:t>
+      </w:r>
+    </w:p>
+  </w:comment>
+  <w:comment w:id="51" w:author="Zhou Zilai" w:date="2026-03-05T10:36:00Z" w:initials="ZZ">
+    <w:p>
+      <w:pPr>
+        <w:pStyle w:val="Commentaire"/>
+        <w:rPr>
+          <w:lang w:val="en-GB"/>
+        </w:rPr>
+      </w:pPr>
+      <w:r>
+        <w:rPr>
+          <w:rStyle w:val="Marquedecommentaire"/>
+        </w:rPr>
+        <w:annotationRef/>
+      </w:r>
+      <w:r>
+        <w:rPr>
+          <w:lang w:val="en-GB"/>
+        </w:rPr>
+        <w:t>This sentence contains over-commitment (</w:t>
+      </w:r>
+      <w:proofErr w:type="spellStart"/>
+      <w:r>
+        <w:rPr>
+          <w:lang w:val="en-GB"/>
+        </w:rPr>
+        <w:t>i.e</w:t>
+      </w:r>
+      <w:proofErr w:type="spellEnd"/>
+      <w:r>
+        <w:rPr>
+          <w:lang w:val="en-GB"/>
+        </w:rPr>
+        <w:t xml:space="preserve"> the development of additional resilient infrastructure), suggest to remove. </w:t>
+      </w:r>
+    </w:p>
+  </w:comment>
+  <w:comment w:id="58" w:author="Zhou Zilai" w:date="2026-03-05T10:42:00Z" w:initials="ZZ">
+    <w:p>
+      <w:pPr>
+        <w:pStyle w:val="Commentaire"/>
+        <w:rPr>
+          <w:lang w:val="en-GB"/>
+        </w:rPr>
+      </w:pPr>
+      <w:r>
+        <w:rPr>
+          <w:rStyle w:val="Marquedecommentaire"/>
+        </w:rPr>
+        <w:annotationRef/>
+      </w:r>
+      <w:r>
+        <w:rPr>
+          <w:lang w:val="en-GB"/>
+        </w:rPr>
+        <w:t xml:space="preserve">This sentence describe the deployment of real-time monitoring system. – contains over commitment, please remove.  </w:t>
+      </w:r>
+    </w:p>
+  </w:comment>
+  <w:comment w:id="61" w:author="Zhou Zilai" w:date="2026-03-05T11:19:00Z" w:initials="ZZ">
+    <w:p>
+      <w:pPr>
+        <w:pStyle w:val="Commentaire"/>
+        <w:rPr>
+          <w:lang w:val="en-GB"/>
+        </w:rPr>
+      </w:pPr>
+      <w:r>
+        <w:rPr>
+          <w:rStyle w:val="Marquedecommentaire"/>
+        </w:rPr>
+        <w:annotationRef/>
+      </w:r>
+      <w:r>
+        <w:rPr>
+          <w:lang w:val="en-GB"/>
+        </w:rPr>
+        <w:t xml:space="preserve">The resilience measures described in this section (e.g., equipment elevation, anchoring against strong winds and flooding, thermal insulation, and automatic leak detection and emergency shutdown systems) do not appear to be reflected in the feasibility study. If these measures are not part of the project design at this stage, it is recommended to remove or revise this description to ensure consistency with the feasibility study.  </w:t>
+      </w:r>
+    </w:p>
+  </w:comment>
+  <w:comment w:id="66" w:author="Zhou Zilai" w:date="2026-03-05T11:31:00Z" w:initials="ZZ">
+    <w:p>
+      <w:pPr>
+        <w:pStyle w:val="Commentaire"/>
+        <w:rPr>
+          <w:lang w:val="en-GB"/>
+        </w:rPr>
+      </w:pPr>
+      <w:r>
+        <w:rPr>
+          <w:rStyle w:val="Marquedecommentaire"/>
+        </w:rPr>
+        <w:annotationRef/>
+      </w:r>
+      <w:r>
+        <w:rPr>
+          <w:lang w:val="en-GB"/>
+        </w:rPr>
+        <w:t xml:space="preserve">Are these measures described in the FS? If these measures are not part of the project design at this stage, it is recommended to remove or revise this description to ensure consistency with the feasibility study.  </w:t>
+      </w:r>
+    </w:p>
+  </w:comment>
+  <w:comment w:id="126" w:author="Zhou Zilai" w:date="2026-03-05T14:34:00Z" w:initials="ZZ">
+    <w:p>
+      <w:pPr>
+        <w:pStyle w:val="Commentaire"/>
+        <w:rPr>
+          <w:lang w:val="en-GB"/>
+        </w:rPr>
+      </w:pPr>
+      <w:r>
+        <w:rPr>
+          <w:rStyle w:val="Marquedecommentaire"/>
+        </w:rPr>
+        <w:annotationRef/>
+      </w:r>
+      <w:r>
+        <w:rPr>
+          <w:lang w:val="en-GB"/>
+        </w:rPr>
+        <w:t xml:space="preserve">Please specify the source of this reference. </w:t>
+      </w:r>
+    </w:p>
+  </w:comment>
+  <w:comment w:id="136" w:author="Zhou Zilai" w:date="2026-03-05T15:21:00Z" w:initials="ZZ">
+    <w:p>
+      <w:pPr>
+        <w:pStyle w:val="Commentaire"/>
+        <w:rPr>
+          <w:lang w:val="en-GB"/>
+        </w:rPr>
+      </w:pPr>
+      <w:r>
+        <w:rPr>
+          <w:rStyle w:val="Marquedecommentaire"/>
+        </w:rPr>
+        <w:annotationRef/>
+      </w:r>
+      <w:r>
+        <w:rPr>
+          <w:lang w:val="en-GB" w:eastAsia="zh-CN"/>
+        </w:rPr>
+        <w:t>It is recommended to include a methodology section explaining the approach used for the ecosystem services assessment</w:t>
+      </w:r>
+    </w:p>
+  </w:comment>
+  <w:comment w:id="137" w:author="Ismael SAMBY" w:date="2026-07-17T13:19:00Z" w:initials="IS">
+    <w:p>
+      <w:pPr>
+        <w:pStyle w:val="Commentaire"/>
+      </w:pPr>
+      <w:r>
+        <w:rPr>
+          <w:rStyle w:val="Marquedecommentaire"/>
+        </w:rPr>
+        <w:annotationRef/>
+      </w:r>
+      <w:r>
+        <w:t xml:space="preserve">Corrigé dans la section 13.1 ci-dessus </w:t>
+      </w:r>
+    </w:p>
+  </w:comment>
+  <w:comment w:id="138" w:author="Zhou Zilai" w:date="2026-03-05T14:06:00Z" w:initials="ZZ">
+    <w:p>
+      <w:pPr>
+        <w:pStyle w:val="Commentaire"/>
+        <w:rPr>
+          <w:lang w:val="fr-FR"/>
+        </w:rPr>
+      </w:pPr>
+      <w:r>
+        <w:rPr>
+          <w:rStyle w:val="Marquedecommentaire"/>
+        </w:rPr>
+        <w:annotationRef/>
+      </w:r>
+      <w:proofErr w:type="spellStart"/>
+      <w:r>
+        <w:rPr>
+          <w:lang w:val="fr-FR"/>
+        </w:rPr>
+        <w:t>Please</w:t>
+      </w:r>
+      <w:proofErr w:type="spellEnd"/>
+      <w:r>
+        <w:rPr>
+          <w:lang w:val="fr-FR"/>
+        </w:rPr>
+        <w:t xml:space="preserve"> </w:t>
+      </w:r>
+      <w:proofErr w:type="spellStart"/>
+      <w:r>
+        <w:rPr>
+          <w:lang w:val="fr-FR"/>
+        </w:rPr>
+        <w:t>specify</w:t>
+      </w:r>
+      <w:proofErr w:type="spellEnd"/>
+      <w:r>
+        <w:rPr>
+          <w:lang w:val="fr-FR"/>
+        </w:rPr>
+        <w:t xml:space="preserve"> </w:t>
+      </w:r>
+      <w:proofErr w:type="spellStart"/>
+      <w:r>
+        <w:rPr>
+          <w:lang w:val="fr-FR"/>
+        </w:rPr>
+        <w:t>this</w:t>
+      </w:r>
+      <w:proofErr w:type="spellEnd"/>
+      <w:r>
+        <w:rPr>
+          <w:lang w:val="fr-FR"/>
+        </w:rPr>
+        <w:t xml:space="preserve"> </w:t>
+      </w:r>
+      <w:proofErr w:type="spellStart"/>
+      <w:r>
+        <w:rPr>
+          <w:lang w:val="fr-FR"/>
+        </w:rPr>
+        <w:t>reference</w:t>
+      </w:r>
+      <w:proofErr w:type="spellEnd"/>
+      <w:r>
+        <w:rPr>
+          <w:lang w:val="fr-FR"/>
+        </w:rPr>
+        <w:t xml:space="preserve">. </w:t>
+      </w:r>
+    </w:p>
+  </w:comment>
+  <w:comment w:id="171" w:author="Zhou Zilai" w:date="2026-03-05T14:35:00Z" w:initials="ZZ">
+    <w:p>
+      <w:pPr>
+        <w:pStyle w:val="Commentaire"/>
+        <w:rPr>
+          <w:lang w:val="en-GB"/>
+        </w:rPr>
+      </w:pPr>
+      <w:r>
+        <w:rPr>
+          <w:rStyle w:val="Marquedecommentaire"/>
+        </w:rPr>
+        <w:annotationRef/>
+      </w:r>
+      <w:r>
+        <w:rPr>
+          <w:lang w:val="en-GB"/>
+        </w:rPr>
+        <w:t xml:space="preserve">Please specify the source of this reference. </w:t>
+      </w:r>
+    </w:p>
+  </w:comment>
+  <w:comment w:id="223" w:author="Zhou Zilai" w:date="2026-03-05T14:20:00Z" w:initials="ZZ">
+    <w:p>
+      <w:pPr>
+        <w:pStyle w:val="Commentaire"/>
+        <w:rPr>
+          <w:lang w:val="en-GB"/>
+        </w:rPr>
+      </w:pPr>
+      <w:r>
+        <w:rPr>
+          <w:rStyle w:val="Marquedecommentaire"/>
+        </w:rPr>
+        <w:annotationRef/>
+      </w:r>
+      <w:r>
+        <w:rPr>
+          <w:lang w:val="en-GB"/>
+        </w:rPr>
+        <w:t xml:space="preserve">The current wording seems speculative and may be mis-interpreted as  suggesting a significant risk to local drinking water resources. It is recommended to revise the wording to present the risk in a more structured ESIA manner. </w:t>
+      </w:r>
+    </w:p>
+  </w:comment>
+  <w:comment w:id="228" w:author="Zhou Zilai" w:date="2026-03-05T14:21:00Z" w:initials="ZZ">
+    <w:p>
+      <w:pPr>
+        <w:pStyle w:val="Commentaire"/>
+        <w:rPr>
+          <w:lang w:val="en-GB"/>
+        </w:rPr>
+      </w:pPr>
+      <w:r>
+        <w:rPr>
+          <w:rStyle w:val="Marquedecommentaire"/>
+        </w:rPr>
+        <w:annotationRef/>
+      </w:r>
+      <w:r>
+        <w:rPr>
+          <w:lang w:val="en-GB" w:eastAsia="zh-CN"/>
+        </w:rPr>
+        <w:t xml:space="preserve">Please specify the source of this reference </w:t>
+      </w:r>
+    </w:p>
+  </w:comment>
+  <w:comment w:id="235" w:author="Zhou Zilai" w:date="2026-03-05T14:34:00Z" w:initials="ZZ">
+    <w:p>
+      <w:pPr>
+        <w:pStyle w:val="Commentaire"/>
+        <w:rPr>
+          <w:lang w:val="en-GB"/>
+        </w:rPr>
+      </w:pPr>
+      <w:r>
+        <w:rPr>
+          <w:rStyle w:val="Marquedecommentaire"/>
+        </w:rPr>
+        <w:annotationRef/>
+      </w:r>
+      <w:r>
+        <w:rPr>
+          <w:lang w:val="en-GB"/>
+        </w:rPr>
+        <w:t xml:space="preserve">There is no Impact Assessment related to fishing. Please specify the reason or include an impact assessment. </w:t>
+      </w:r>
+    </w:p>
+  </w:comment>
+</w:comments>
+</file>
+
+<file path=word/commentsExtended.xml><?xml version="1.0" encoding="utf-8"?>
+<w15:commentsEx xmlns:wpc="http://schemas.microsoft.com/office/word/2010/wordprocessingCanvas" xmlns:cx="http://schemas.microsoft.com/office/drawing/2014/chartex" xmlns:cx1="http://schemas.microsoft.com/office/drawing/2015/9/8/chartex" xmlns:cx2="http://schemas.microsoft.com/office/drawing/2015/10/21/chartex" xmlns:cx3="http://schemas.microsoft.com/office/drawing/2016/5/9/chartex" xmlns:cx4="http://schemas.microsoft.com/office/drawing/2016/5/10/chartex" xmlns:cx5="http://schemas.microsoft.com/office/drawing/2016/5/11/chartex" xmlns:cx6="http://schemas.microsoft.com/office/drawing/2016/5/12/chartex" xmlns:cx7="http://schemas.microsoft.com/office/drawing/2016/5/13/chartex" xmlns:cx8="http://schemas.microsoft.com/office/drawing/2016/5/14/chartex" xmlns:mc="http://schemas.openxmlformats.org/markup-compatibility/2006" xmlns:aink="http://schemas.microsoft.com/office/drawing/2016/ink" xmlns:am3d="http://schemas.microsoft.com/office/drawing/2017/model3d" xmlns:o="urn:schemas-microsoft-com:office:office" xmlns:r="http://schemas.openxmlformats.org/officeDocument/2006/relationships" xmlns:m="http://schemas.openxmlformats.org/officeDocument/2006/math" xmlns:v="urn:schemas-microsoft-com:vml" xmlns:wp14="http://schemas.microsoft.com/office/word/2010/wordprocessingDrawing" xmlns:wp="http://schemas.openxmlformats.org/drawingml/2006/wordprocessingDrawing" xmlns:w10="urn:schemas-microsoft-com:office:word" xmlns:w="http://schemas.openxmlformats.org/wordprocessingml/2006/main" xmlns:w14="http://schemas.microsoft.com/office/word/2010/wordml" xmlns:w15="http://schemas.microsoft.com/office/word/2012/wordml" xmlns:w16cex="http://schemas.microsoft.com/office/word/2018/wordml/cex" xmlns:w16cid="http://schemas.microsoft.com/office/word/2016/wordml/cid" xmlns:w16="http://schemas.microsoft.com/office/word/2018/wordml" xmlns:w16sdtdh="http://schemas.microsoft.com/office/word/2020/wordml/sdtdatahash" xmlns:w16se="http://schemas.microsoft.com/office/word/2015/wordml/symex" xmlns:wpg="http://schemas.microsoft.com/office/word/2010/wordprocessingGroup" xmlns:wpi="http://schemas.microsoft.com/office/word/2010/wordprocessingInk" xmlns:wne="http://schemas.microsoft.com/office/word/2006/wordml" xmlns:wps="http://schemas.microsoft.com/office/word/2010/wordprocessingShape" mc:Ignorable="w14 w15 w16se w16cid w16 w16cex w16sdtdh wp14">
+  <w15:commentEx w15:paraId="74A20C5F" w15:done="0"/>
+  <w15:commentEx w15:paraId="666E945F" w15:done="0"/>
+  <w15:commentEx w15:paraId="2C332621" w15:done="0"/>
+  <w15:commentEx w15:paraId="3A8E6DD2" w15:done="0"/>
+  <w15:commentEx w15:paraId="139ED537" w15:done="0"/>
+  <w15:commentEx w15:paraId="459245BB" w15:done="0"/>
+  <w15:commentEx w15:paraId="017AA692" w15:done="0"/>
+  <w15:commentEx w15:paraId="226021E7" w15:done="0"/>
+  <w15:commentEx w15:paraId="56692D74" w15:done="0"/>
+  <w15:commentEx w15:paraId="7DAFE68B" w15:done="0"/>
+  <w15:commentEx w15:paraId="62566017" w15:paraIdParent="7DAFE68B" w15:done="0"/>
+  <w15:commentEx w15:paraId="4DD614D3" w15:done="0"/>
+  <w15:commentEx w15:paraId="151FAC97" w15:done="0"/>
+  <w15:commentEx w15:paraId="2A1E512C" w15:done="0"/>
+  <w15:commentEx w15:paraId="41B8B93F" w15:done="0"/>
+  <w15:commentEx w15:paraId="3F5F0A43" w15:done="0"/>
+</w15:commentsEx>
+</file>
+
+<file path=word/commentsExtensible.xml><?xml version="1.0" encoding="utf-8"?>
+<w16cex:commentsExtensible xmlns:wpc="http://schemas.microsoft.com/office/word/2010/wordprocessingCanvas" xmlns:cx="http://schemas.microsoft.com/office/drawing/2014/chartex" xmlns:cx1="http://schemas.microsoft.com/office/drawing/2015/9/8/chartex" xmlns:cx2="http://schemas.microsoft.com/office/drawing/2015/10/21/chartex" xmlns:cx3="http://schemas.microsoft.com/office/drawing/2016/5/9/chartex" xmlns:cx4="http://schemas.microsoft.com/office/drawing/2016/5/10/chartex" xmlns:cx5="http://schemas.microsoft.com/office/drawing/2016/5/11/chartex" xmlns:cx6="http://schemas.microsoft.com/office/drawing/2016/5/12/chartex" xmlns:cx7="http://schemas.microsoft.com/office/drawing/2016/5/13/chartex" xmlns:cx8="http://schemas.microsoft.com/office/drawing/2016/5/14/chartex" xmlns:mc="http://schemas.openxmlformats.org/markup-compatibility/2006" xmlns:aink="http://schemas.microsoft.com/office/drawing/2016/ink" xmlns:am3d="http://schemas.microsoft.com/office/drawing/2017/model3d" xmlns:o="urn:schemas-microsoft-com:office:office" xmlns:r="http://schemas.openxmlformats.org/officeDocument/2006/relationships" xmlns:m="http://schemas.openxmlformats.org/officeDocument/2006/math" xmlns:v="urn:schemas-microsoft-com:vml" xmlns:wp14="http://schemas.microsoft.com/office/word/2010/wordprocessingDrawing" xmlns:wp="http://schemas.openxmlformats.org/drawingml/2006/wordprocessingDrawing" xmlns:w10="urn:schemas-microsoft-com:office:word" xmlns:w="http://schemas.openxmlformats.org/wordprocessingml/2006/main" xmlns:w14="http://schemas.microsoft.com/office/word/2010/wordml" xmlns:w15="http://schemas.microsoft.com/office/word/2012/wordml" xmlns:w16cex="http://schemas.microsoft.com/office/word/2018/wordml/cex" xmlns:w16cid="http://schemas.microsoft.com/office/word/2016/wordml/cid" xmlns:w16="http://schemas.microsoft.com/office/word/2018/wordml" xmlns:w16sdtdh="http://schemas.microsoft.com/office/word/2020/wordml/sdtdatahash" xmlns:w16se="http://schemas.microsoft.com/office/word/2015/wordml/symex" xmlns:wpg="http://schemas.microsoft.com/office/word/2010/wordprocessingGroup" xmlns:wpi="http://schemas.microsoft.com/office/word/2010/wordprocessingInk" xmlns:wne="http://schemas.microsoft.com/office/word/2006/wordml" xmlns:wps="http://schemas.microsoft.com/office/word/2010/wordprocessingShape" mc:Ignorable="w14 w15 w16se w16cid w16 w16cex w16sdtdh wp14">
+  <w16cex:commentExtensible w16cex:durableId="69C21CCC" w16cex:dateUtc="2026-03-05T02:16:00Z"/>
+  <w16cex:commentExtensible w16cex:durableId="65FB0324" w16cex:dateUtc="2026-03-05T02:20:00Z"/>
+  <w16cex:commentExtensible w16cex:durableId="1FF306A6" w16cex:dateUtc="2026-03-05T02:28:00Z"/>
+  <w16cex:commentExtensible w16cex:durableId="2DB74E1B" w16cex:dateUtc="2026-03-06T03:02:00Z"/>
+  <w16cex:commentExtensible w16cex:durableId="2FB6255C" w16cex:dateUtc="2026-03-05T02:36:00Z"/>
+  <w16cex:commentExtensible w16cex:durableId="0C1D0725" w16cex:dateUtc="2026-03-05T02:42:00Z"/>
+  <w16cex:commentExtensible w16cex:durableId="580B03E2" w16cex:dateUtc="2026-03-05T03:19:00Z"/>
+  <w16cex:commentExtensible w16cex:durableId="535CC21E" w16cex:dateUtc="2026-03-05T03:31:00Z"/>
+  <w16cex:commentExtensible w16cex:durableId="0ED18081" w16cex:dateUtc="2026-03-05T06:34:00Z"/>
+  <w16cex:commentExtensible w16cex:durableId="0C2103C7" w16cex:dateUtc="2026-03-05T07:21:00Z"/>
+  <w16cex:commentExtensible w16cex:durableId="2E04AA78" w16cex:dateUtc="2026-07-17T13:19:00Z"/>
+  <w16cex:commentExtensible w16cex:durableId="0E9ADC9B" w16cex:dateUtc="2026-03-05T06:06:00Z"/>
+  <w16cex:commentExtensible w16cex:durableId="1851287C" w16cex:dateUtc="2026-03-05T06:35:00Z"/>
+  <w16cex:commentExtensible w16cex:durableId="146BAF12" w16cex:dateUtc="2026-03-05T06:20:00Z"/>
+  <w16cex:commentExtensible w16cex:durableId="1558E940" w16cex:dateUtc="2026-03-05T06:21:00Z"/>
+  <w16cex:commentExtensible w16cex:durableId="6D36CC3B" w16cex:dateUtc="2026-03-05T06:34:00Z"/>
+</w16cex:commentsExtensible>
+</file>
+
+<file path=word/commentsIds.xml><?xml version="1.0" encoding="utf-8"?>
+<w16cid:commentsIds xmlns:wpc="http://schemas.microsoft.com/office/word/2010/wordprocessingCanvas" xmlns:cx="http://schemas.microsoft.com/office/drawing/2014/chartex" xmlns:cx1="http://schemas.microsoft.com/office/drawing/2015/9/8/chartex" xmlns:cx2="http://schemas.microsoft.com/office/drawing/2015/10/21/chartex" xmlns:cx3="http://schemas.microsoft.com/office/drawing/2016/5/9/chartex" xmlns:cx4="http://schemas.microsoft.com/office/drawing/2016/5/10/chartex" xmlns:cx5="http://schemas.microsoft.com/office/drawing/2016/5/11/chartex" xmlns:cx6="http://schemas.microsoft.com/office/drawing/2016/5/12/chartex" xmlns:cx7="http://schemas.microsoft.com/office/drawing/2016/5/13/chartex" xmlns:cx8="http://schemas.microsoft.com/office/drawing/2016/5/14/chartex" xmlns:mc="http://schemas.openxmlformats.org/markup-compatibility/2006" xmlns:aink="http://schemas.microsoft.com/office/drawing/2016/ink" xmlns:am3d="http://schemas.microsoft.com/office/drawing/2017/model3d" xmlns:o="urn:schemas-microsoft-com:office:office" xmlns:r="http://schemas.openxmlformats.org/officeDocument/2006/relationships" xmlns:m="http://schemas.openxmlformats.org/officeDocument/2006/math" xmlns:v="urn:schemas-microsoft-com:vml" xmlns:wp14="http://schemas.microsoft.com/office/word/2010/wordprocessingDrawing" xmlns:wp="http://schemas.openxmlformats.org/drawingml/2006/wordprocessingDrawing" xmlns:w10="urn:schemas-microsoft-com:office:word" xmlns:w="http://schemas.openxmlformats.org/wordprocessingml/2006/main" xmlns:w14="http://schemas.microsoft.com/office/word/2010/wordml" xmlns:w15="http://schemas.microsoft.com/office/word/2012/wordml" xmlns:w16cex="http://schemas.microsoft.com/office/word/2018/wordml/cex" xmlns:w16cid="http://schemas.microsoft.com/office/word/2016/wordml/cid" xmlns:w16="http://schemas.microsoft.com/office/word/2018/wordml" xmlns:w16sdtdh="http://schemas.microsoft.com/office/word/2020/wordml/sdtdatahash" xmlns:w16se="http://schemas.microsoft.com/office/word/2015/wordml/symex" xmlns:wpg="http://schemas.microsoft.com/office/word/2010/wordprocessingGroup" xmlns:wpi="http://schemas.microsoft.com/office/word/2010/wordprocessingInk" xmlns:wne="http://schemas.microsoft.com/office/word/2006/wordml" xmlns:wps="http://schemas.microsoft.com/office/word/2010/wordprocessingShape" mc:Ignorable="w14 w15 w16se w16cid w16 w16cex w16sdtdh wp14">
+  <w16cid:commentId w16cid:paraId="74A20C5F" w16cid:durableId="69C21CCC"/>
+  <w16cid:commentId w16cid:paraId="666E945F" w16cid:durableId="65FB0324"/>
+  <w16cid:commentId w16cid:paraId="2C332621" w16cid:durableId="1FF306A6"/>
+  <w16cid:commentId w16cid:paraId="3A8E6DD2" w16cid:durableId="2DB74E1B"/>
+  <w16cid:commentId w16cid:paraId="139ED537" w16cid:durableId="2FB6255C"/>
+  <w16cid:commentId w16cid:paraId="459245BB" w16cid:durableId="0C1D0725"/>
+  <w16cid:commentId w16cid:paraId="017AA692" w16cid:durableId="580B03E2"/>
+  <w16cid:commentId w16cid:paraId="226021E7" w16cid:durableId="535CC21E"/>
+  <w16cid:commentId w16cid:paraId="56692D74" w16cid:durableId="0ED18081"/>
+  <w16cid:commentId w16cid:paraId="7DAFE68B" w16cid:durableId="0C2103C7"/>
+  <w16cid:commentId w16cid:paraId="62566017" w16cid:durableId="2E04AA78"/>
+  <w16cid:commentId w16cid:paraId="4DD614D3" w16cid:durableId="0E9ADC9B"/>
+  <w16cid:commentId w16cid:paraId="151FAC97" w16cid:durableId="1851287C"/>
+  <w16cid:commentId w16cid:paraId="2A1E512C" w16cid:durableId="146BAF12"/>
+  <w16cid:commentId w16cid:paraId="41B8B93F" w16cid:durableId="1558E940"/>
+  <w16cid:commentId w16cid:paraId="3F5F0A43" w16cid:durableId="6D36CC3B"/>
+</w16cid:commentsIds>
+</file>
+
 <file path=word/endnotes.xml><?xml version="1.0" encoding="utf-8"?>
 <w:endnotes xmlns:wpc="http://schemas.microsoft.com/office/word/2010/wordprocessingCanvas" xmlns:cx="http://schemas.microsoft.com/office/drawing/2014/chartex" xmlns:cx1="http://schemas.microsoft.com/office/drawing/2015/9/8/chartex" xmlns:cx2="http://schemas.microsoft.com/office/drawing/2015/10/21/chartex" xmlns:cx3="http://schemas.microsoft.com/office/drawing/2016/5/9/chartex" xmlns:cx4="http://schemas.microsoft.com/office/drawing/2016/5/10/chartex" xmlns:cx5="http://schemas.microsoft.com/office/drawing/2016/5/11/chartex" xmlns:cx6="http://schemas.microsoft.com/office/drawing/2016/5/12/chartex" xmlns:cx7="http://schemas.microsoft.com/office/drawing/2016/5/13/chartex" xmlns:cx8="http://schemas.microsoft.com/office/drawing/2016/5/14/chartex" xmlns:mc="http://schemas.openxmlformats.org/markup-compatibility/2006" xmlns:aink="http://schemas.microsoft.com/office/drawing/2016/ink" xmlns:am3d="http://schemas.microsoft.com/office/drawing/2017/model3d" xmlns:o="urn:schemas-microsoft-com:office:office" xmlns:r="http://schemas.openxmlformats.org/officeDocument/2006/relationships" xmlns:m="http://schemas.openxmlformats.org/officeDocument/2006/math" xmlns:v="urn:schemas-microsoft-com:vml" xmlns:wp14="http://schemas.microsoft.com/office/word/2010/wordprocessingDrawing" xmlns:wp="http://schemas.openxmlformats.org/drawingml/2006/wordprocessingDrawing" xmlns:w10="urn:schemas-microsoft-com:office:word" xmlns:w="http://schemas.openxmlformats.org/wordprocessingml/2006/main" xmlns:w14="http://schemas.microsoft.com/office/word/2010/wordml" xmlns:w15="http://schemas.microsoft.com/office/word/2012/wordml" xmlns:w16cex="http://schemas.microsoft.com/office/word/2018/wordml/cex" xmlns:w16cid="http://schemas.microsoft.com/office/word/2016/wordml/cid" xmlns:w16="http://schemas.microsoft.com/office/word/2018/wordml" xmlns:w16sdtdh="http://schemas.microsoft.com/office/word/2020/wordml/sdtdatahash" xmlns:w16se="http://schemas.microsoft.com/office/word/2015/wordml/symex" xmlns:wpg="http://schemas.microsoft.com/office/word/2010/wordprocessingGroup" xmlns:wpi="http://schemas.microsoft.com/office/word/2010/wordprocessingInk" xmlns:wne="http://schemas.microsoft.com/office/word/2006/wordml" xmlns:wps="http://schemas.microsoft.com/office/word/2010/wordprocessingShape" mc:Ignorable="w14 w15 w16se w16cid w16 w16cex w16sdtdh wp14">
   <w:endnote w:type="separator" w:id="-1">
@@ -12630,6 +14089,17 @@
     <w:abstractNumId w:val="6"/>
   </w:num>
 </w:numbering>
+</file>
+
+<file path=word/people.xml><?xml version="1.0" encoding="utf-8"?>
+<w15:people xmlns:wpc="http://schemas.microsoft.com/office/word/2010/wordprocessingCanvas" xmlns:cx="http://schemas.microsoft.com/office/drawing/2014/chartex" xmlns:cx1="http://schemas.microsoft.com/office/drawing/2015/9/8/chartex" xmlns:cx2="http://schemas.microsoft.com/office/drawing/2015/10/21/chartex" xmlns:cx3="http://schemas.microsoft.com/office/drawing/2016/5/9/chartex" xmlns:cx4="http://schemas.microsoft.com/office/drawing/2016/5/10/chartex" xmlns:cx5="http://schemas.microsoft.com/office/drawing/2016/5/11/chartex" xmlns:cx6="http://schemas.microsoft.com/office/drawing/2016/5/12/chartex" xmlns:cx7="http://schemas.microsoft.com/office/drawing/2016/5/13/chartex" xmlns:cx8="http://schemas.microsoft.com/office/drawing/2016/5/14/chartex" xmlns:mc="http://schemas.openxmlformats.org/markup-compatibility/2006" xmlns:aink="http://schemas.microsoft.com/office/drawing/2016/ink" xmlns:am3d="http://schemas.microsoft.com/office/drawing/2017/model3d" xmlns:o="urn:schemas-microsoft-com:office:office" xmlns:r="http://schemas.openxmlformats.org/officeDocument/2006/relationships" xmlns:m="http://schemas.openxmlformats.org/officeDocument/2006/math" xmlns:v="urn:schemas-microsoft-com:vml" xmlns:wp14="http://schemas.microsoft.com/office/word/2010/wordprocessingDrawing" xmlns:wp="http://schemas.openxmlformats.org/drawingml/2006/wordprocessingDrawing" xmlns:w10="urn:schemas-microsoft-com:office:word" xmlns:w="http://schemas.openxmlformats.org/wordprocessingml/2006/main" xmlns:w14="http://schemas.microsoft.com/office/word/2010/wordml" xmlns:w15="http://schemas.microsoft.com/office/word/2012/wordml" xmlns:w16cex="http://schemas.microsoft.com/office/word/2018/wordml/cex" xmlns:w16cid="http://schemas.microsoft.com/office/word/2016/wordml/cid" xmlns:w16="http://schemas.microsoft.com/office/word/2018/wordml" xmlns:w16sdtdh="http://schemas.microsoft.com/office/word/2020/wordml/sdtdatahash" xmlns:w16se="http://schemas.microsoft.com/office/word/2015/wordml/symex" xmlns:wpg="http://schemas.microsoft.com/office/word/2010/wordprocessingGroup" xmlns:wpi="http://schemas.microsoft.com/office/word/2010/wordprocessingInk" xmlns:wne="http://schemas.microsoft.com/office/word/2006/wordml" xmlns:wps="http://schemas.microsoft.com/office/word/2010/wordprocessingShape" mc:Ignorable="w14 w15 w16se w16cid w16 w16cex w16sdtdh wp14">
+  <w15:person w15:author="Ismael SAMBY">
+    <w15:presenceInfo w15:providerId="Windows Live" w15:userId="0ddd6c292a4ed5d0"/>
+  </w15:person>
+  <w15:person w15:author="Zhou Zilai">
+    <w15:presenceInfo w15:providerId="AD" w15:userId="S::zhouzilai@winninggroup.com.sg::48aba929-b5b3-4414-8c31-dbf61325ecdf"/>
+  </w15:person>
+</w15:people>
 </file>
 
 <file path=word/styles.xml><?xml version="1.0" encoding="utf-8"?>
